--- a/papers/Combined_Paper_Revised.docx
+++ b/papers/Combined_Paper_Revised.docx
@@ -33,7 +33,7 @@
     </w:p>
     <w:p>
       <w:pPr>
-        <w:spacing w:before="100" w:beforeAutospacing="on" w:after="100" w:afterAutospacing="on"/>
+        <w:spacing w:before="100" w:beforeAutospacing="1" w:after="100" w:afterAutospacing="1"/>
         <w:jc w:val="both"/>
         <w:rPr>
           <w:sz w:val="20"/>
@@ -52,7 +52,7 @@
     </w:p>
     <w:p>
       <w:pPr>
-        <w:spacing w:before="100" w:beforeAutospacing="on" w:after="100" w:afterAutospacing="on"/>
+        <w:spacing w:before="100" w:beforeAutospacing="1" w:after="100" w:afterAutospacing="1"/>
         <w:jc w:val="both"/>
         <w:rPr>
           <w:sz w:val="20"/>
@@ -66,12 +66,30 @@
           <w:szCs w:val="20"/>
           <w:lang w:val="en-US"/>
         </w:rPr>
-        <w:t>The insurance industry represents a particularly consequential domain for algorithmic fairness. The European Court of Justice's Test-Achats ruling (2012) established a landmark precedent by prohibiting the use of gender as an explicit pricing factor under EU law. However, gender is not the only sensitive attribute of concern in insurance pricing — others include race, ethnicity, and age. Zhang, Liu &amp; Shi (2024) show that insurers face growing regulatory pressure regarding such attributes and propose to address this by building fair pricing models without requiring direct access to sensitive data at all. In contrast, we take a different approach: rather than excluding sensitive attributes, we explicitly incorporate them into a distributionally robust optimization framework that enforces fairness constraints across multiple age groups simultaneously.</w:t>
-      </w:r>
-    </w:p>
-    <w:p>
-      <w:pPr>
-        <w:spacing w:before="100" w:beforeAutospacing="on" w:after="100" w:afterAutospacing="on"/>
+        <w:t xml:space="preserve">The insurance industry represents a particularly consequential domain for algorithmic fairness. The European Court of Justice's Test-Achats </w:t>
+      </w:r>
+      <w:proofErr w:type="gramStart"/>
+      <w:r>
+        <w:rPr>
+          <w:sz w:val="20"/>
+          <w:szCs w:val="20"/>
+          <w:lang w:val="en-US"/>
+        </w:rPr>
+        <w:t>ruling</w:t>
+      </w:r>
+      <w:proofErr w:type="gramEnd"/>
+      <w:r>
+        <w:rPr>
+          <w:sz w:val="20"/>
+          <w:szCs w:val="20"/>
+          <w:lang w:val="en-US"/>
+        </w:rPr>
+        <w:t xml:space="preserve"> (2012) established a landmark precedent by prohibiting the use of gender as an explicit pricing factor under EU law. However, gender is not the only sensitive attribute of concern in insurance pricing — others include race, ethnicity, and age. Zhang, Liu &amp; Shi (2024) show that insurers face growing regulatory pressure regarding such attributes and propose to address this by building fair pricing models without requiring direct access to sensitive data at all. In contrast, we take a different approach: rather than excluding sensitive attributes, we explicitly incorporate them into a distributionally robust optimization framework that enforces fairness constraints across multiple age groups simultaneously.</w:t>
+      </w:r>
+    </w:p>
+    <w:p>
+      <w:pPr>
+        <w:spacing w:before="100" w:beforeAutospacing="1" w:after="100" w:afterAutospacing="1"/>
         <w:jc w:val="both"/>
         <w:rPr>
           <w:sz w:val="20"/>
@@ -90,7 +108,7 @@
     </w:p>
     <w:p>
       <w:pPr>
-        <w:spacing w:before="100" w:beforeAutospacing="on" w:after="100" w:afterAutospacing="on"/>
+        <w:spacing w:before="100" w:beforeAutospacing="1" w:after="100" w:afterAutospacing="1"/>
         <w:jc w:val="both"/>
         <w:rPr>
           <w:color w:val="3D3D3A"/>
@@ -122,12 +140,12 @@
       <w:tblPr>
         <w:tblW w:w="9737" w:type="dxa"/>
         <w:tblBorders>
-          <w:top w:val="single" w:color="000000" w:themeColor="text1" w:sz="12"/>
-          <w:left w:val="single" w:color="000000" w:themeColor="text1" w:sz="12"/>
-          <w:bottom w:val="single" w:color="000000" w:themeColor="text1" w:sz="12"/>
-          <w:right w:val="single" w:color="000000" w:themeColor="text1" w:sz="12"/>
-          <w:insideH w:val="single" w:color="000000" w:themeColor="text1" w:sz="12"/>
-          <w:insideV w:val="single" w:color="000000" w:themeColor="text1" w:sz="12"/>
+          <w:top w:val="single" w:sz="12" w:space="0" w:color="000000" w:themeColor="text1"/>
+          <w:left w:val="single" w:sz="12" w:space="0" w:color="000000" w:themeColor="text1"/>
+          <w:bottom w:val="single" w:sz="12" w:space="0" w:color="000000" w:themeColor="text1"/>
+          <w:right w:val="single" w:sz="12" w:space="0" w:color="000000" w:themeColor="text1"/>
+          <w:insideH w:val="single" w:sz="12" w:space="0" w:color="000000" w:themeColor="text1"/>
+          <w:insideV w:val="single" w:sz="12" w:space="0" w:color="000000" w:themeColor="text1"/>
         </w:tblBorders>
         <w:tblCellMar>
           <w:left w:w="0" w:type="dxa"/>
@@ -927,111 +945,22 @@
     </w:p>
     <w:p>
       <w:pPr>
-        <w:spacing w:before="100" w:beforeAutospacing="on" w:after="100" w:afterAutospacing="on"/>
-        <w:jc w:val="both"/>
-        <w:rPr>
-          <w:sz w:val="20"/>
-          <w:szCs w:val="20"/>
-          <w:lang w:val="en-US"/>
-        </w:rPr>
-      </w:pPr>
-      <w:r>
-        <w:rPr>
-          <w:sz w:val="20"/>
-          <w:szCs w:val="20"/>
-          <w:lang w:val="en-US"/>
-        </w:rPr>
-        <w:t xml:space="preserve">Despite significant progress across all three paradigms, a fundamental challenge persists: all three approaches optimize fairness on the observed </w:t>
-      </w:r>
-      <w:r>
-        <w:rPr>
-          <w:b w:val="1"/>
-          <w:bCs w:val="1"/>
-          <w:sz w:val="20"/>
-          <w:szCs w:val="20"/>
-          <w:lang w:val="en-US"/>
-        </w:rPr>
-        <w:t>training data</w:t>
-      </w:r>
-      <w:r>
-        <w:rPr>
-          <w:sz w:val="20"/>
-          <w:szCs w:val="20"/>
-          <w:lang w:val="en-US"/>
-        </w:rPr>
-        <w:t xml:space="preserve"> only, and thus may fail to generalize to new, unseen data (out-of-sample data).</w:t>
-      </w:r>
-    </w:p>
-    <w:p>
-      <w:pPr>
-        <w:spacing w:before="100" w:beforeAutospacing="on" w:after="100" w:afterAutospacing="on"/>
-        <w:jc w:val="both"/>
-        <w:rPr>
-          <w:sz w:val="20"/>
-          <w:szCs w:val="20"/>
-          <w:lang w:val="en-US"/>
-        </w:rPr>
-      </w:pPr>
-      <w:r>
-        <w:rPr>
-          <w:sz w:val="20"/>
-          <w:szCs w:val="20"/>
-          <w:lang w:val="en-US"/>
-        </w:rPr>
-        <w:t xml:space="preserve">This limitation motivates the use of </w:t>
-      </w:r>
-      <w:r>
-        <w:rPr>
-          <w:b w:val="1"/>
-          <w:bCs w:val="1"/>
-          <w:sz w:val="20"/>
-          <w:szCs w:val="20"/>
-          <w:lang w:val="en-US"/>
-        </w:rPr>
-        <w:t>distributionally robust optimization</w:t>
-      </w:r>
-      <w:r>
-        <w:rPr>
-          <w:sz w:val="20"/>
-          <w:szCs w:val="20"/>
-          <w:lang w:val="en-US"/>
-        </w:rPr>
-        <w:t xml:space="preserve"> (DRO), a framework that, instead of committing to a single empirical distribution, defines a set of plausible distributions — the so-called </w:t>
-      </w:r>
-      <w:r>
-        <w:rPr>
-          <w:b w:val="1"/>
-          <w:bCs w:val="1"/>
-          <w:sz w:val="20"/>
-          <w:szCs w:val="20"/>
-          <w:lang w:val="en-US"/>
-        </w:rPr>
-        <w:t>ambiguity set</w:t>
-      </w:r>
-      <w:r>
-        <w:rPr>
-          <w:sz w:val="20"/>
-          <w:szCs w:val="20"/>
-          <w:lang w:val="en-US"/>
-        </w:rPr>
-        <w:t xml:space="preserve"> — and optimizes for the worst case within it. Wang, Nguyen &amp; Hanasusanto (2024) illustrate this idea using a Wasserstein ambiguity set, comprising all distributions "close enough" to the observed data, measured by the Wasserstein distance.</w:t>
-      </w:r>
-    </w:p>
-    <w:p>
-      <w:pPr>
         <w:spacing w:before="100" w:beforeAutospacing="1" w:after="100" w:afterAutospacing="1"/>
         <w:jc w:val="both"/>
         <w:rPr>
           <w:sz w:val="20"/>
           <w:szCs w:val="20"/>
-        </w:rPr>
-      </w:pPr>
-      <w:r>
-        <w:rPr>
-          <w:sz w:val="20"/>
-          <w:szCs w:val="20"/>
-        </w:rPr>
-        <w:t xml:space="preserve">Their fairness criterion is </w:t>
+          <w:lang w:val="en-US"/>
+        </w:rPr>
+      </w:pPr>
+      <w:r>
+        <w:rPr>
+          <w:sz w:val="20"/>
+          <w:szCs w:val="20"/>
+          <w:lang w:val="en-US"/>
+        </w:rPr>
+        <w:lastRenderedPageBreak/>
+        <w:t xml:space="preserve">Despite significant progress across all three paradigms, a fundamental challenge persists: all three approaches optimize fairness on the observed </w:t>
       </w:r>
       <w:r>
         <w:rPr>
@@ -1039,52 +968,17 @@
           <w:bCs/>
           <w:sz w:val="20"/>
           <w:szCs w:val="20"/>
-        </w:rPr>
-        <w:t>equal opportunity</w:t>
-      </w:r>
-      <w:r>
-        <w:rPr>
-          <w:sz w:val="20"/>
-          <w:szCs w:val="20"/>
-        </w:rPr>
-        <w:t xml:space="preserve"> - the probability of a correct positive prediction must be the same across two groups (male vs female, white vs other ethnic groups). However, this binary assumption is a key limitation — real-world populations are rarely divided into two homogeneous categories. In motor insurance, for instance, drivers span a wide range of age cohorts, each with different risk profiles, and mixing this diversity into two groups inevitably masks disparities within each group. This paper addresses this gap by extending the framework to enforce equal opportunity simultaneously across K demographic groups.</w:t>
-      </w:r>
-    </w:p>
-    <w:p>
-      <w:pPr>
-        <w:spacing w:before="100" w:beforeAutospacing="on" w:after="100" w:afterAutospacing="on"/>
-        <w:jc w:val="both"/>
-        <w:rPr>
-          <w:sz w:val="20"/>
-          <w:szCs w:val="20"/>
-          <w:lang w:val="en-US"/>
-        </w:rPr>
-      </w:pPr>
-      <w:r>
-        <w:rPr>
-          <w:sz w:val="20"/>
-          <w:szCs w:val="20"/>
-          <w:lang w:val="en-US"/>
-        </w:rPr>
-        <w:t xml:space="preserve">We apply it to the </w:t>
-      </w:r>
-      <w:r>
-        <w:rPr>
-          <w:i w:val="1"/>
-          <w:iCs w:val="1"/>
-          <w:sz w:val="20"/>
-          <w:szCs w:val="20"/>
-          <w:lang w:val="en-US"/>
-        </w:rPr>
-        <w:t>freMTPL2freq</w:t>
-      </w:r>
-      <w:r>
-        <w:rPr>
-          <w:sz w:val="20"/>
-          <w:szCs w:val="20"/>
-          <w:lang w:val="en-US"/>
-        </w:rPr>
-        <w:t xml:space="preserve"> dataset (French Motor Third-Party Liability, OpenML ID 41214), using driver age as the sensitive attribute partitioned into K = 5 ordered age cohorts: 18–25, 26–40, 41–55, 56–70, and 71+. Our central research question is:</w:t>
+          <w:lang w:val="en-US"/>
+        </w:rPr>
+        <w:t>training data</w:t>
+      </w:r>
+      <w:r>
+        <w:rPr>
+          <w:sz w:val="20"/>
+          <w:szCs w:val="20"/>
+          <w:lang w:val="en-US"/>
+        </w:rPr>
+        <w:t xml:space="preserve"> only, and thus may fail to generalize to new, unseen data (out-of-sample data).</w:t>
       </w:r>
     </w:p>
     <w:p>
@@ -1092,6 +986,131 @@
         <w:spacing w:before="100" w:beforeAutospacing="1" w:after="100" w:afterAutospacing="1"/>
         <w:jc w:val="both"/>
         <w:rPr>
+          <w:sz w:val="20"/>
+          <w:szCs w:val="20"/>
+          <w:lang w:val="en-US"/>
+        </w:rPr>
+      </w:pPr>
+      <w:r>
+        <w:rPr>
+          <w:sz w:val="20"/>
+          <w:szCs w:val="20"/>
+          <w:lang w:val="en-US"/>
+        </w:rPr>
+        <w:t xml:space="preserve">This limitation motivates the use of </w:t>
+      </w:r>
+      <w:r>
+        <w:rPr>
+          <w:b/>
+          <w:bCs/>
+          <w:sz w:val="20"/>
+          <w:szCs w:val="20"/>
+          <w:lang w:val="en-US"/>
+        </w:rPr>
+        <w:t>distributionally robust optimization</w:t>
+      </w:r>
+      <w:r>
+        <w:rPr>
+          <w:sz w:val="20"/>
+          <w:szCs w:val="20"/>
+          <w:lang w:val="en-US"/>
+        </w:rPr>
+        <w:t xml:space="preserve"> (DRO), a framework that, instead of committing to a single empirical distribution, defines a set of plausible distributions — the so-called </w:t>
+      </w:r>
+      <w:r>
+        <w:rPr>
+          <w:b/>
+          <w:bCs/>
+          <w:sz w:val="20"/>
+          <w:szCs w:val="20"/>
+          <w:lang w:val="en-US"/>
+        </w:rPr>
+        <w:t>ambiguity set</w:t>
+      </w:r>
+      <w:r>
+        <w:rPr>
+          <w:sz w:val="20"/>
+          <w:szCs w:val="20"/>
+          <w:lang w:val="en-US"/>
+        </w:rPr>
+        <w:t xml:space="preserve"> — and optimizes for the worst case within it. Wang, Nguyen &amp; Hanasusanto (2024) illustrate this idea using a Wasserstein ambiguity set, comprising all distributions "close enough" to the observed data, measured by the Wasserstein distance.</w:t>
+      </w:r>
+    </w:p>
+    <w:p>
+      <w:pPr>
+        <w:spacing w:before="100" w:beforeAutospacing="1" w:after="100" w:afterAutospacing="1"/>
+        <w:jc w:val="both"/>
+        <w:rPr>
+          <w:sz w:val="20"/>
+          <w:szCs w:val="20"/>
+        </w:rPr>
+      </w:pPr>
+      <w:r>
+        <w:rPr>
+          <w:sz w:val="20"/>
+          <w:szCs w:val="20"/>
+        </w:rPr>
+        <w:t xml:space="preserve">Their fairness criterion is </w:t>
+      </w:r>
+      <w:r>
+        <w:rPr>
+          <w:b/>
+          <w:bCs/>
+          <w:sz w:val="20"/>
+          <w:szCs w:val="20"/>
+        </w:rPr>
+        <w:t>equal opportunity</w:t>
+      </w:r>
+      <w:r>
+        <w:rPr>
+          <w:sz w:val="20"/>
+          <w:szCs w:val="20"/>
+        </w:rPr>
+        <w:t xml:space="preserve"> - the probability of a correct positive prediction must be the same across two groups (male vs female, white vs other ethnic groups). However, this binary assumption is a key limitation — real-world populations are rarely divided into two homogeneous categories. In motor insurance, for instance, drivers span a wide range of age cohorts, each with different risk profiles, and mixing this diversity into two groups inevitably masks disparities within each group. This paper addresses this gap by extending the framework to enforce equal opportunity simultaneously across K demographic groups.</w:t>
+      </w:r>
+    </w:p>
+    <w:p>
+      <w:pPr>
+        <w:spacing w:before="100" w:beforeAutospacing="1" w:after="100" w:afterAutospacing="1"/>
+        <w:jc w:val="both"/>
+        <w:rPr>
+          <w:sz w:val="20"/>
+          <w:szCs w:val="20"/>
+          <w:lang w:val="en-US"/>
+        </w:rPr>
+      </w:pPr>
+      <w:r>
+        <w:rPr>
+          <w:sz w:val="20"/>
+          <w:szCs w:val="20"/>
+          <w:lang w:val="en-US"/>
+        </w:rPr>
+        <w:t xml:space="preserve">We apply it to the </w:t>
+      </w:r>
+      <w:r>
+        <w:rPr>
+          <w:i/>
+          <w:iCs/>
+          <w:sz w:val="20"/>
+          <w:szCs w:val="20"/>
+          <w:lang w:val="en-US"/>
+        </w:rPr>
+        <w:t>freMTPL2freq</w:t>
+      </w:r>
+      <w:r>
+        <w:rPr>
+          <w:sz w:val="20"/>
+          <w:szCs w:val="20"/>
+          <w:lang w:val="en-US"/>
+        </w:rPr>
+        <w:t xml:space="preserve"> dataset (French Motor Third-Party Liability, OpenML ID 41214), using driver age as the sensitive attribute partitioned into K = 5 ordered age cohorts: 18–25, 26–40, 41–55, 56–70, and 71+. Our central research question is:</w:t>
+      </w:r>
+    </w:p>
+    <w:p>
+      <w:pPr>
+        <w:spacing w:before="100" w:beforeAutospacing="1" w:after="100" w:afterAutospacing="1"/>
+        <w:jc w:val="both"/>
+        <w:rPr>
           <w:i/>
           <w:iCs/>
           <w:sz w:val="20"/>
@@ -1110,11 +1129,11 @@
     </w:p>
     <w:p>
       <w:pPr>
-        <w:spacing w:before="100" w:beforeAutospacing="on" w:after="100" w:afterAutospacing="on"/>
+        <w:spacing w:before="100" w:beforeAutospacing="1" w:after="100" w:afterAutospacing="1"/>
         <w:jc w:val="both"/>
         <w:rPr>
-          <w:i w:val="1"/>
-          <w:iCs w:val="1"/>
+          <w:i/>
+          <w:iCs/>
           <w:sz w:val="20"/>
           <w:szCs w:val="20"/>
           <w:lang w:val="en-US"/>
@@ -1194,8 +1213,8 @@
       </w:r>
       <w:r>
         <w:rPr>
-          <w:i w:val="1"/>
-          <w:iCs w:val="1"/>
+          <w:i/>
+          <w:iCs/>
           <w:sz w:val="20"/>
           <w:szCs w:val="20"/>
           <w:lang w:val="en-US"/>
@@ -1212,8 +1231,8 @@
       </w:r>
       <w:r>
         <w:rPr>
-          <w:i w:val="1"/>
-          <w:iCs w:val="1"/>
+          <w:i/>
+          <w:iCs/>
           <w:sz w:val="20"/>
           <w:szCs w:val="20"/>
           <w:lang w:val="en-US"/>
@@ -1230,8 +1249,8 @@
       </w:r>
       <w:r>
         <w:rPr>
-          <w:i w:val="1"/>
-          <w:iCs w:val="1"/>
+          <w:i/>
+          <w:iCs/>
           <w:sz w:val="20"/>
           <w:szCs w:val="20"/>
           <w:lang w:val="en-US"/>
@@ -1248,8 +1267,8 @@
       </w:r>
       <w:r>
         <w:rPr>
-          <w:i w:val="1"/>
-          <w:iCs w:val="1"/>
+          <w:i/>
+          <w:iCs/>
           <w:sz w:val="20"/>
           <w:szCs w:val="20"/>
           <w:lang w:val="en-US"/>
@@ -1266,8 +1285,8 @@
       </w:r>
       <w:r>
         <w:rPr>
-          <w:i w:val="1"/>
-          <w:iCs w:val="1"/>
+          <w:i/>
+          <w:iCs/>
           <w:sz w:val="20"/>
           <w:szCs w:val="20"/>
           <w:lang w:val="en-US"/>
@@ -1284,8 +1303,8 @@
       </w:r>
       <w:r>
         <w:rPr>
-          <w:i w:val="1"/>
-          <w:iCs w:val="1"/>
+          <w:i/>
+          <w:iCs/>
           <w:sz w:val="20"/>
           <w:szCs w:val="20"/>
           <w:lang w:val="en-US"/>
@@ -1302,8 +1321,8 @@
       </w:r>
       <w:r>
         <w:rPr>
-          <w:i w:val="1"/>
-          <w:iCs w:val="1"/>
+          <w:i/>
+          <w:iCs/>
           <w:sz w:val="20"/>
           <w:szCs w:val="20"/>
           <w:lang w:val="en-US"/>
@@ -1316,12 +1335,22 @@
           <w:szCs w:val="20"/>
           <w:lang w:val="en-US"/>
         </w:rPr>
-        <w:t>) = sign(</w:t>
-      </w:r>
-      <w:r>
-        <w:rPr>
-          <w:i w:val="1"/>
-          <w:iCs w:val="1"/>
+        <w:t xml:space="preserve">) = </w:t>
+      </w:r>
+      <w:proofErr w:type="gramStart"/>
+      <w:r>
+        <w:rPr>
+          <w:sz w:val="20"/>
+          <w:szCs w:val="20"/>
+          <w:lang w:val="en-US"/>
+        </w:rPr>
+        <w:t>sign(</w:t>
+      </w:r>
+      <w:proofErr w:type="gramEnd"/>
+      <w:r>
+        <w:rPr>
+          <w:i/>
+          <w:iCs/>
           <w:sz w:val="20"/>
           <w:szCs w:val="20"/>
           <w:lang w:val="en-US"/>
@@ -1338,8 +1367,8 @@
       </w:r>
       <w:r>
         <w:rPr>
-          <w:i w:val="1"/>
-          <w:iCs w:val="1"/>
+          <w:i/>
+          <w:iCs/>
           <w:sz w:val="20"/>
           <w:szCs w:val="20"/>
           <w:lang w:val="en-US"/>
@@ -1356,8 +1385,8 @@
       </w:r>
       <w:r>
         <w:rPr>
-          <w:i w:val="1"/>
-          <w:iCs w:val="1"/>
+          <w:i/>
+          <w:iCs/>
           <w:sz w:val="20"/>
           <w:szCs w:val="20"/>
           <w:lang w:val="en-US"/>
@@ -1393,8 +1422,8 @@
       </w:r>
       <w:r>
         <w:rPr>
-          <w:i w:val="1"/>
-          <w:iCs w:val="1"/>
+          <w:i/>
+          <w:iCs/>
           <w:sz w:val="20"/>
           <w:szCs w:val="20"/>
           <w:lang w:val="en-US"/>
@@ -1407,7 +1436,25 @@
           <w:szCs w:val="20"/>
           <w:lang w:val="en-US"/>
         </w:rPr>
-        <w:t>⋆ ∈ ℳ(𝒳 × 𝒜 × 𝒴) denote the unknown true data-generating distribution. The ideal fair classifier solves:</w:t>
+        <w:t xml:space="preserve">⋆ ∈ </w:t>
+      </w:r>
+      <w:proofErr w:type="gramStart"/>
+      <w:r>
+        <w:rPr>
+          <w:sz w:val="20"/>
+          <w:szCs w:val="20"/>
+          <w:lang w:val="en-US"/>
+        </w:rPr>
+        <w:t>ℳ(</w:t>
+      </w:r>
+      <w:proofErr w:type="gramEnd"/>
+      <w:r>
+        <w:rPr>
+          <w:sz w:val="20"/>
+          <w:szCs w:val="20"/>
+          <w:lang w:val="en-US"/>
+        </w:rPr>
+        <w:t>𝒳 × 𝒜 × 𝒴) denote the unknown true data-generating distribution. The ideal fair classifier solves:</w:t>
       </w:r>
     </w:p>
     <w:p>
@@ -1431,14 +1478,15 @@
       </w:r>
       <w:r>
         <w:rPr>
-          <w:i w:val="1"/>
-          <w:iCs w:val="1"/>
+          <w:i/>
+          <w:iCs/>
           <w:sz w:val="20"/>
           <w:szCs w:val="20"/>
           <w:lang w:val="en-US"/>
         </w:rPr>
         <w:t xml:space="preserve">   P</w:t>
       </w:r>
+      <w:proofErr w:type="gramStart"/>
       <w:r>
         <w:rPr>
           <w:sz w:val="20"/>
@@ -1449,8 +1497,8 @@
       </w:r>
       <w:r>
         <w:rPr>
-          <w:i w:val="1"/>
-          <w:iCs w:val="1"/>
+          <w:i/>
+          <w:iCs/>
           <w:sz w:val="20"/>
           <w:szCs w:val="20"/>
           <w:lang w:val="en-US"/>
@@ -1465,10 +1513,11 @@
         </w:rPr>
         <w:t>(</w:t>
       </w:r>
-      <w:r>
-        <w:rPr>
-          <w:i w:val="1"/>
-          <w:iCs w:val="1"/>
+      <w:proofErr w:type="gramEnd"/>
+      <w:r>
+        <w:rPr>
+          <w:i/>
+          <w:iCs/>
           <w:sz w:val="20"/>
           <w:szCs w:val="20"/>
           <w:lang w:val="en-US"/>
@@ -1485,8 +1534,8 @@
       </w:r>
       <w:r>
         <w:rPr>
-          <w:i w:val="1"/>
-          <w:iCs w:val="1"/>
+          <w:i/>
+          <w:iCs/>
           <w:sz w:val="20"/>
           <w:szCs w:val="20"/>
           <w:lang w:val="en-US"/>
@@ -1503,8 +1552,8 @@
       </w:r>
       <w:r>
         <w:rPr>
-          <w:i w:val="1"/>
-          <w:iCs w:val="1"/>
+          <w:i/>
+          <w:iCs/>
           <w:sz w:val="20"/>
           <w:szCs w:val="20"/>
           <w:lang w:val="en-US"/>
@@ -1519,10 +1568,11 @@
         </w:rPr>
         <w:t xml:space="preserve">) ≤ 0]    s.t.    </w:t>
       </w:r>
-      <w:r>
-        <w:rPr>
-          <w:i w:val="1"/>
-          <w:iCs w:val="1"/>
+      <w:proofErr w:type="gramStart"/>
+      <w:r>
+        <w:rPr>
+          <w:i/>
+          <w:iCs/>
           <w:sz w:val="20"/>
           <w:szCs w:val="20"/>
           <w:lang w:val="en-US"/>
@@ -1537,10 +1587,11 @@
         </w:rPr>
         <w:t>(</w:t>
       </w:r>
-      <w:r>
-        <w:rPr>
-          <w:i w:val="1"/>
-          <w:iCs w:val="1"/>
+      <w:proofErr w:type="gramEnd"/>
+      <w:r>
+        <w:rPr>
+          <w:i/>
+          <w:iCs/>
           <w:sz w:val="20"/>
           <w:szCs w:val="20"/>
           <w:lang w:val="en-US"/>
@@ -1557,8 +1608,8 @@
       </w:r>
       <w:r>
         <w:rPr>
-          <w:i w:val="1"/>
-          <w:iCs w:val="1"/>
+          <w:i/>
+          <w:iCs/>
           <w:sz w:val="20"/>
           <w:szCs w:val="20"/>
           <w:lang w:val="en-US"/>
@@ -1575,8 +1626,8 @@
       </w:r>
       <w:r>
         <w:rPr>
-          <w:i w:val="1"/>
-          <w:iCs w:val="1"/>
+          <w:i/>
+          <w:iCs/>
           <w:sz w:val="20"/>
           <w:szCs w:val="20"/>
           <w:lang w:val="en-US"/>
@@ -1589,7 +1640,25 @@
           <w:szCs w:val="20"/>
           <w:lang w:val="en-US"/>
         </w:rPr>
-        <w:t>⋆) ≤ η,    (1)</w:t>
+        <w:t xml:space="preserve">⋆) ≤ </w:t>
+      </w:r>
+      <w:proofErr w:type="gramStart"/>
+      <w:r>
+        <w:rPr>
+          <w:sz w:val="20"/>
+          <w:szCs w:val="20"/>
+          <w:lang w:val="en-US"/>
+        </w:rPr>
+        <w:t xml:space="preserve">η,   </w:t>
+      </w:r>
+      <w:proofErr w:type="gramEnd"/>
+      <w:r>
+        <w:rPr>
+          <w:sz w:val="20"/>
+          <w:szCs w:val="20"/>
+          <w:lang w:val="en-US"/>
+        </w:rPr>
+        <w:t xml:space="preserve"> (1)</w:t>
       </w:r>
     </w:p>
     <w:p>
@@ -1610,10 +1679,11 @@
         </w:rPr>
         <w:t xml:space="preserve">where </w:t>
       </w:r>
-      <w:r>
-        <w:rPr>
-          <w:i w:val="1"/>
-          <w:iCs w:val="1"/>
+      <w:proofErr w:type="gramStart"/>
+      <w:r>
+        <w:rPr>
+          <w:i/>
+          <w:iCs/>
           <w:sz w:val="20"/>
           <w:szCs w:val="20"/>
           <w:lang w:val="en-US"/>
@@ -1628,10 +1698,11 @@
         </w:rPr>
         <w:t>(</w:t>
       </w:r>
-      <w:r>
-        <w:rPr>
-          <w:i w:val="1"/>
-          <w:iCs w:val="1"/>
+      <w:proofErr w:type="gramEnd"/>
+      <w:r>
+        <w:rPr>
+          <w:i/>
+          <w:iCs/>
           <w:sz w:val="20"/>
           <w:szCs w:val="20"/>
           <w:lang w:val="en-US"/>
@@ -1648,8 +1719,8 @@
       </w:r>
       <w:r>
         <w:rPr>
-          <w:i w:val="1"/>
-          <w:iCs w:val="1"/>
+          <w:i/>
+          <w:iCs/>
           <w:sz w:val="20"/>
           <w:szCs w:val="20"/>
           <w:lang w:val="en-US"/>
@@ -1666,8 +1737,8 @@
       </w:r>
       <w:r>
         <w:rPr>
-          <w:i w:val="1"/>
-          <w:iCs w:val="1"/>
+          <w:i/>
+          <w:iCs/>
           <w:sz w:val="20"/>
           <w:szCs w:val="20"/>
           <w:lang w:val="en-US"/>
@@ -1684,8 +1755,8 @@
       </w:r>
       <w:r>
         <w:rPr>
-          <w:i w:val="1"/>
-          <w:iCs w:val="1"/>
+          <w:i/>
+          <w:iCs/>
           <w:sz w:val="20"/>
           <w:szCs w:val="20"/>
           <w:lang w:val="en-US"/>
@@ -1702,8 +1773,8 @@
       </w:r>
       <w:r>
         <w:rPr>
-          <w:i w:val="1"/>
-          <w:iCs w:val="1"/>
+          <w:i/>
+          <w:iCs/>
           <w:sz w:val="20"/>
           <w:szCs w:val="20"/>
           <w:lang w:val="en-US"/>
@@ -1720,8 +1791,8 @@
       </w:r>
       <w:r>
         <w:rPr>
-          <w:i w:val="1"/>
-          <w:iCs w:val="1"/>
+          <w:i/>
+          <w:iCs/>
           <w:sz w:val="20"/>
           <w:szCs w:val="20"/>
           <w:lang w:val="en-US"/>
@@ -1738,8 +1809,8 @@
       </w:r>
       <w:r>
         <w:rPr>
-          <w:i w:val="1"/>
-          <w:iCs w:val="1"/>
+          <w:i/>
+          <w:iCs/>
           <w:sz w:val="20"/>
           <w:szCs w:val="20"/>
           <w:lang w:val="en-US"/>
@@ -1756,26 +1827,36 @@
       </w:r>
       <w:r>
         <w:rPr>
-          <w:i w:val="1"/>
-          <w:iCs w:val="1"/>
+          <w:i/>
+          <w:iCs/>
           <w:sz w:val="20"/>
           <w:szCs w:val="20"/>
           <w:lang w:val="en-US"/>
         </w:rPr>
         <w:t>yᵢ</w:t>
       </w:r>
-      <w:r>
-        <w:rPr>
-          <w:sz w:val="20"/>
-          <w:szCs w:val="20"/>
-          <w:lang w:val="en-US"/>
-        </w:rPr>
-        <w:t xml:space="preserve">)}ᵢ₌₁ᴺ, giving the empirical distribution </w:t>
-      </w:r>
-      <w:r>
-        <w:rPr>
-          <w:i w:val="1"/>
-          <w:iCs w:val="1"/>
+      <w:proofErr w:type="gramStart"/>
+      <w:r>
+        <w:rPr>
+          <w:sz w:val="20"/>
+          <w:szCs w:val="20"/>
+          <w:lang w:val="en-US"/>
+        </w:rPr>
+        <w:t>)}ᵢ</w:t>
+      </w:r>
+      <w:proofErr w:type="gramEnd"/>
+      <w:r>
+        <w:rPr>
+          <w:sz w:val="20"/>
+          <w:szCs w:val="20"/>
+          <w:lang w:val="en-US"/>
+        </w:rPr>
+        <w:t xml:space="preserve">₌₁ᴺ, giving the empirical distribution </w:t>
+      </w:r>
+      <w:r>
+        <w:rPr>
+          <w:i/>
+          <w:iCs/>
           <w:sz w:val="20"/>
           <w:szCs w:val="20"/>
           <w:lang w:val="en-US"/>
@@ -1792,8 +1873,8 @@
       </w:r>
       <w:r>
         <w:rPr>
-          <w:i w:val="1"/>
-          <w:iCs w:val="1"/>
+          <w:i/>
+          <w:iCs/>
           <w:sz w:val="20"/>
           <w:szCs w:val="20"/>
           <w:lang w:val="en-US"/>
@@ -1810,8 +1891,8 @@
       </w:r>
       <w:r>
         <w:rPr>
-          <w:i w:val="1"/>
-          <w:iCs w:val="1"/>
+          <w:i/>
+          <w:iCs/>
           <w:sz w:val="20"/>
           <w:szCs w:val="20"/>
           <w:lang w:val="en-US"/>
@@ -1859,8 +1940,8 @@
       </w:r>
       <w:r>
         <w:rPr>
-          <w:b w:val="1"/>
-          <w:bCs w:val="1"/>
+          <w:b/>
+          <w:bCs/>
           <w:sz w:val="20"/>
           <w:szCs w:val="20"/>
         </w:rPr>
@@ -1875,8 +1956,8 @@
       </w:r>
       <w:r>
         <w:rPr>
-          <w:i w:val="1"/>
-          <w:iCs w:val="1"/>
+          <w:i/>
+          <w:iCs/>
           <w:sz w:val="20"/>
           <w:szCs w:val="20"/>
         </w:rPr>
@@ -1902,8 +1983,8 @@
       </w:pPr>
       <w:r>
         <w:rPr>
-          <w:b w:val="1"/>
-          <w:bCs w:val="1"/>
+          <w:b/>
+          <w:bCs/>
           <w:sz w:val="20"/>
           <w:szCs w:val="20"/>
           <w:lang w:val="en-US"/>
@@ -1920,8 +2001,8 @@
       </w:r>
       <w:r>
         <w:rPr>
-          <w:i w:val="1"/>
-          <w:iCs w:val="1"/>
+          <w:i/>
+          <w:iCs/>
           <w:sz w:val="20"/>
           <w:szCs w:val="20"/>
           <w:lang w:val="en-US"/>
@@ -1938,8 +2019,8 @@
       </w:r>
       <w:r>
         <w:rPr>
-          <w:i w:val="1"/>
-          <w:iCs w:val="1"/>
+          <w:i/>
+          <w:iCs/>
           <w:sz w:val="20"/>
           <w:szCs w:val="20"/>
           <w:lang w:val="en-US"/>
@@ -1967,11 +2048,12 @@
       </w:pPr>
       <w:r>
         <w:rPr>
-          <w:i w:val="1"/>
-          <w:iCs w:val="1"/>
-          <w:sz w:val="20"/>
-          <w:szCs w:val="20"/>
-        </w:rPr>
+          <w:i/>
+          <w:iCs/>
+          <w:sz w:val="20"/>
+          <w:szCs w:val="20"/>
+        </w:rPr>
+        <w:lastRenderedPageBreak/>
         <w:t>Q</w:t>
       </w:r>
       <w:r>
@@ -1983,8 +2065,8 @@
       </w:r>
       <w:r>
         <w:rPr>
-          <w:i w:val="1"/>
-          <w:iCs w:val="1"/>
+          <w:i/>
+          <w:iCs/>
           <w:sz w:val="20"/>
           <w:szCs w:val="20"/>
         </w:rPr>
@@ -1999,8 +2081,8 @@
       </w:r>
       <w:r>
         <w:rPr>
-          <w:i w:val="1"/>
-          <w:iCs w:val="1"/>
+          <w:i/>
+          <w:iCs/>
           <w:sz w:val="20"/>
           <w:szCs w:val="20"/>
         </w:rPr>
@@ -2015,8 +2097,8 @@
       </w:r>
       <w:r>
         <w:rPr>
-          <w:i w:val="1"/>
-          <w:iCs w:val="1"/>
+          <w:i/>
+          <w:iCs/>
           <w:sz w:val="20"/>
           <w:szCs w:val="20"/>
         </w:rPr>
@@ -2031,8 +2113,8 @@
       </w:r>
       <w:r>
         <w:rPr>
-          <w:i w:val="1"/>
-          <w:iCs w:val="1"/>
+          <w:i/>
+          <w:iCs/>
           <w:sz w:val="20"/>
           <w:szCs w:val="20"/>
         </w:rPr>
@@ -2047,8 +2129,8 @@
       </w:r>
       <w:r>
         <w:rPr>
-          <w:i w:val="1"/>
-          <w:iCs w:val="1"/>
+          <w:i/>
+          <w:iCs/>
           <w:sz w:val="20"/>
           <w:szCs w:val="20"/>
         </w:rPr>
@@ -2063,8 +2145,8 @@
       </w:r>
       <w:r>
         <w:rPr>
-          <w:i w:val="1"/>
-          <w:iCs w:val="1"/>
+          <w:i/>
+          <w:iCs/>
           <w:sz w:val="20"/>
           <w:szCs w:val="20"/>
         </w:rPr>
@@ -2079,8 +2161,8 @@
       </w:r>
       <w:r>
         <w:rPr>
-          <w:i w:val="1"/>
-          <w:iCs w:val="1"/>
+          <w:i/>
+          <w:iCs/>
           <w:sz w:val="20"/>
           <w:szCs w:val="20"/>
         </w:rPr>
@@ -2095,8 +2177,8 @@
       </w:r>
       <w:r>
         <w:rPr>
-          <w:i w:val="1"/>
-          <w:iCs w:val="1"/>
+          <w:i/>
+          <w:iCs/>
           <w:sz w:val="20"/>
           <w:szCs w:val="20"/>
         </w:rPr>
@@ -2111,8 +2193,8 @@
       </w:r>
       <w:r>
         <w:rPr>
-          <w:i w:val="1"/>
-          <w:iCs w:val="1"/>
+          <w:i/>
+          <w:iCs/>
           <w:sz w:val="20"/>
           <w:szCs w:val="20"/>
         </w:rPr>
@@ -2144,8 +2226,8 @@
       </w:r>
       <w:r>
         <w:rPr>
-          <w:b w:val="1"/>
-          <w:bCs w:val="1"/>
+          <w:b/>
+          <w:bCs/>
           <w:sz w:val="20"/>
           <w:szCs w:val="20"/>
         </w:rPr>
@@ -2170,10 +2252,11 @@
           <w:lang w:val="en-US"/>
         </w:rPr>
       </w:pPr>
-      <w:r>
-        <w:rPr>
-          <w:i w:val="1"/>
-          <w:iCs w:val="1"/>
+      <w:proofErr w:type="gramStart"/>
+      <w:r>
+        <w:rPr>
+          <w:i/>
+          <w:iCs/>
           <w:sz w:val="20"/>
           <w:szCs w:val="20"/>
           <w:lang w:val="en-US"/>
@@ -2188,10 +2271,11 @@
         </w:rPr>
         <w:t>(</w:t>
       </w:r>
-      <w:r>
-        <w:rPr>
-          <w:i w:val="1"/>
-          <w:iCs w:val="1"/>
+      <w:proofErr w:type="gramEnd"/>
+      <w:r>
+        <w:rPr>
+          <w:i/>
+          <w:iCs/>
           <w:sz w:val="20"/>
           <w:szCs w:val="20"/>
           <w:lang w:val="en-US"/>
@@ -2208,8 +2292,8 @@
       </w:r>
       <w:r>
         <w:rPr>
-          <w:i w:val="1"/>
-          <w:iCs w:val="1"/>
+          <w:i/>
+          <w:iCs/>
           <w:sz w:val="20"/>
           <w:szCs w:val="20"/>
           <w:lang w:val="en-US"/>
@@ -2226,8 +2310,8 @@
       </w:r>
       <w:r>
         <w:rPr>
-          <w:i w:val="1"/>
-          <w:iCs w:val="1"/>
+          <w:i/>
+          <w:iCs/>
           <w:sz w:val="20"/>
           <w:szCs w:val="20"/>
           <w:lang w:val="en-US"/>
@@ -2244,8 +2328,8 @@
       </w:r>
       <w:r>
         <w:rPr>
-          <w:i w:val="1"/>
-          <w:iCs w:val="1"/>
+          <w:i/>
+          <w:iCs/>
           <w:sz w:val="20"/>
           <w:szCs w:val="20"/>
           <w:lang w:val="en-US"/>
@@ -2262,8 +2346,8 @@
       </w:r>
       <w:r>
         <w:rPr>
-          <w:i w:val="1"/>
-          <w:iCs w:val="1"/>
+          <w:i/>
+          <w:iCs/>
           <w:sz w:val="20"/>
           <w:szCs w:val="20"/>
           <w:lang w:val="en-US"/>
@@ -2280,8 +2364,8 @@
       </w:r>
       <w:r>
         <w:rPr>
-          <w:i w:val="1"/>
-          <w:iCs w:val="1"/>
+          <w:i/>
+          <w:iCs/>
           <w:sz w:val="20"/>
           <w:szCs w:val="20"/>
           <w:lang w:val="en-US"/>
@@ -2298,8 +2382,8 @@
       </w:r>
       <w:r>
         <w:rPr>
-          <w:i w:val="1"/>
-          <w:iCs w:val="1"/>
+          <w:i/>
+          <w:iCs/>
           <w:sz w:val="20"/>
           <w:szCs w:val="20"/>
           <w:lang w:val="en-US"/>
@@ -2316,8 +2400,8 @@
       </w:r>
       <w:r>
         <w:rPr>
-          <w:i w:val="1"/>
-          <w:iCs w:val="1"/>
+          <w:i/>
+          <w:iCs/>
           <w:sz w:val="20"/>
           <w:szCs w:val="20"/>
           <w:lang w:val="en-US"/>
@@ -2334,8 +2418,8 @@
       </w:r>
       <w:r>
         <w:rPr>
-          <w:i w:val="1"/>
-          <w:iCs w:val="1"/>
+          <w:i/>
+          <w:iCs/>
           <w:sz w:val="20"/>
           <w:szCs w:val="20"/>
           <w:lang w:val="en-US"/>
@@ -2352,8 +2436,8 @@
       </w:r>
       <w:r>
         <w:rPr>
-          <w:i w:val="1"/>
-          <w:iCs w:val="1"/>
+          <w:i/>
+          <w:iCs/>
           <w:sz w:val="20"/>
           <w:szCs w:val="20"/>
           <w:lang w:val="en-US"/>
@@ -2370,8 +2454,8 @@
       </w:r>
       <w:r>
         <w:rPr>
-          <w:i w:val="1"/>
-          <w:iCs w:val="1"/>
+          <w:i/>
+          <w:iCs/>
           <w:sz w:val="20"/>
           <w:szCs w:val="20"/>
           <w:lang w:val="en-US"/>
@@ -2388,8 +2472,8 @@
       </w:r>
       <w:r>
         <w:rPr>
-          <w:i w:val="1"/>
-          <w:iCs w:val="1"/>
+          <w:i/>
+          <w:iCs/>
           <w:sz w:val="20"/>
           <w:szCs w:val="20"/>
           <w:lang w:val="en-US"/>
@@ -2406,8 +2490,8 @@
       </w:r>
       <w:r>
         <w:rPr>
-          <w:i w:val="1"/>
-          <w:iCs w:val="1"/>
+          <w:i/>
+          <w:iCs/>
           <w:sz w:val="20"/>
           <w:szCs w:val="20"/>
           <w:lang w:val="en-US"/>
@@ -2420,7 +2504,25 @@
           <w:szCs w:val="20"/>
           <w:lang w:val="en-US"/>
         </w:rPr>
-        <w:t xml:space="preserve"> = 1)|.    (2)</w:t>
+        <w:t xml:space="preserve"> = </w:t>
+      </w:r>
+      <w:proofErr w:type="gramStart"/>
+      <w:r>
+        <w:rPr>
+          <w:sz w:val="20"/>
+          <w:szCs w:val="20"/>
+          <w:lang w:val="en-US"/>
+        </w:rPr>
+        <w:t>1)|</w:t>
+      </w:r>
+      <w:proofErr w:type="gramEnd"/>
+      <w:r>
+        <w:rPr>
+          <w:sz w:val="20"/>
+          <w:szCs w:val="20"/>
+          <w:lang w:val="en-US"/>
+        </w:rPr>
+        <w:t>.    (2)</w:t>
       </w:r>
     </w:p>
     <w:p>
@@ -2441,10 +2543,11 @@
         </w:rPr>
         <w:t xml:space="preserve">A classifier is fair in the EO sense when </w:t>
       </w:r>
-      <w:r>
-        <w:rPr>
-          <w:i w:val="1"/>
-          <w:iCs w:val="1"/>
+      <w:proofErr w:type="gramStart"/>
+      <w:r>
+        <w:rPr>
+          <w:i/>
+          <w:iCs/>
           <w:sz w:val="20"/>
           <w:szCs w:val="20"/>
           <w:lang w:val="en-US"/>
@@ -2459,10 +2562,11 @@
         </w:rPr>
         <w:t>(</w:t>
       </w:r>
-      <w:r>
-        <w:rPr>
-          <w:i w:val="1"/>
-          <w:iCs w:val="1"/>
+      <w:proofErr w:type="gramEnd"/>
+      <w:r>
+        <w:rPr>
+          <w:i/>
+          <w:iCs/>
           <w:sz w:val="20"/>
           <w:szCs w:val="20"/>
           <w:lang w:val="en-US"/>
@@ -2479,8 +2583,8 @@
       </w:r>
       <w:r>
         <w:rPr>
-          <w:i w:val="1"/>
-          <w:iCs w:val="1"/>
+          <w:i/>
+          <w:iCs/>
           <w:sz w:val="20"/>
           <w:szCs w:val="20"/>
           <w:lang w:val="en-US"/>
@@ -2497,8 +2601,8 @@
       </w:r>
       <w:r>
         <w:rPr>
-          <w:i w:val="1"/>
-          <w:iCs w:val="1"/>
+          <w:i/>
+          <w:iCs/>
           <w:sz w:val="20"/>
           <w:szCs w:val="20"/>
           <w:lang w:val="en-US"/>
@@ -2548,8 +2652,8 @@
       </w:r>
       <w:r>
         <w:rPr>
-          <w:b w:val="1"/>
-          <w:bCs w:val="1"/>
+          <w:b/>
+          <w:bCs/>
           <w:sz w:val="20"/>
           <w:szCs w:val="20"/>
           <w:lang w:val="en-GB"/>
@@ -2566,8 +2670,8 @@
       </w:r>
       <w:r>
         <w:rPr>
-          <w:i w:val="1"/>
-          <w:iCs w:val="1"/>
+          <w:i/>
+          <w:iCs/>
           <w:sz w:val="20"/>
           <w:szCs w:val="20"/>
           <w:lang w:val="en-GB"/>
@@ -2584,8 +2688,8 @@
       </w:r>
       <w:r>
         <w:rPr>
-          <w:b w:val="1"/>
-          <w:bCs w:val="1"/>
+          <w:b/>
+          <w:bCs/>
           <w:sz w:val="20"/>
           <w:szCs w:val="20"/>
           <w:lang w:val="en-GB"/>
@@ -2613,8 +2717,8 @@
       </w:pPr>
       <w:r>
         <w:rPr>
-          <w:b w:val="1"/>
-          <w:bCs w:val="1"/>
+          <w:b/>
+          <w:bCs/>
           <w:sz w:val="20"/>
           <w:szCs w:val="20"/>
           <w:lang w:val="en-US"/>
@@ -2631,8 +2735,8 @@
       </w:r>
       <w:r>
         <w:rPr>
-          <w:i w:val="1"/>
-          <w:iCs w:val="1"/>
+          <w:i/>
+          <w:iCs/>
           <w:sz w:val="20"/>
           <w:szCs w:val="20"/>
           <w:lang w:val="en-US"/>
@@ -2649,8 +2753,8 @@
       </w:r>
       <w:r>
         <w:rPr>
-          <w:i w:val="1"/>
-          <w:iCs w:val="1"/>
+          <w:i/>
+          <w:iCs/>
           <w:sz w:val="20"/>
           <w:szCs w:val="20"/>
           <w:lang w:val="en-US"/>
@@ -2667,8 +2771,8 @@
       </w:r>
       <w:r>
         <w:rPr>
-          <w:i w:val="1"/>
-          <w:iCs w:val="1"/>
+          <w:i/>
+          <w:iCs/>
           <w:sz w:val="20"/>
           <w:szCs w:val="20"/>
           <w:lang w:val="en-US"/>
@@ -2697,14 +2801,15 @@
       </w:pPr>
       <w:r>
         <w:rPr>
-          <w:i w:val="1"/>
-          <w:iCs w:val="1"/>
+          <w:i/>
+          <w:iCs/>
           <w:sz w:val="20"/>
           <w:szCs w:val="20"/>
           <w:lang w:val="en-US"/>
         </w:rPr>
         <w:t>W</w:t>
       </w:r>
+      <w:proofErr w:type="gramStart"/>
       <w:r>
         <w:rPr>
           <w:sz w:val="20"/>
@@ -2713,10 +2818,11 @@
         </w:rPr>
         <w:t>∞(</w:t>
       </w:r>
-      <w:r>
-        <w:rPr>
-          <w:i w:val="1"/>
-          <w:iCs w:val="1"/>
+      <w:proofErr w:type="gramEnd"/>
+      <w:r>
+        <w:rPr>
+          <w:i/>
+          <w:iCs/>
           <w:sz w:val="20"/>
           <w:szCs w:val="20"/>
           <w:lang w:val="en-US"/>
@@ -2733,8 +2839,8 @@
       </w:r>
       <w:r>
         <w:rPr>
-          <w:i w:val="1"/>
-          <w:iCs w:val="1"/>
+          <w:i/>
+          <w:iCs/>
           <w:sz w:val="20"/>
           <w:szCs w:val="20"/>
           <w:lang w:val="en-US"/>
@@ -2747,30 +2853,86 @@
           <w:szCs w:val="20"/>
           <w:lang w:val="en-US"/>
         </w:rPr>
-        <w:t>) = inf  ess sup</w:t>
-      </w:r>
-      <w:r>
-        <w:rPr>
-          <w:i w:val="1"/>
-          <w:iCs w:val="1"/>
+        <w:t xml:space="preserve">) = </w:t>
+      </w:r>
+      <w:proofErr w:type="gramStart"/>
+      <w:r>
+        <w:rPr>
+          <w:sz w:val="20"/>
+          <w:szCs w:val="20"/>
+          <w:lang w:val="en-US"/>
+        </w:rPr>
+        <w:t>inf  ess</w:t>
+      </w:r>
+      <w:proofErr w:type="gramEnd"/>
+      <w:r>
+        <w:rPr>
+          <w:sz w:val="20"/>
+          <w:szCs w:val="20"/>
+          <w:lang w:val="en-US"/>
+        </w:rPr>
+        <w:t xml:space="preserve"> sup</w:t>
+      </w:r>
+      <w:r>
+        <w:rPr>
+          <w:i/>
+          <w:iCs/>
           <w:sz w:val="20"/>
           <w:szCs w:val="20"/>
           <w:lang w:val="en-US"/>
         </w:rPr>
         <w:t xml:space="preserve"> π </w:t>
       </w:r>
-      <w:r>
-        <w:rPr>
-          <w:sz w:val="20"/>
-          <w:szCs w:val="20"/>
-          <w:lang w:val="en-US"/>
-        </w:rPr>
-        <w:t>c(ξ₁, ξ₂) : π ∈ Π(</w:t>
-      </w:r>
-      <w:r>
-        <w:rPr>
-          <w:i w:val="1"/>
-          <w:iCs w:val="1"/>
+      <w:proofErr w:type="gramStart"/>
+      <w:r>
+        <w:rPr>
+          <w:sz w:val="20"/>
+          <w:szCs w:val="20"/>
+          <w:lang w:val="en-US"/>
+        </w:rPr>
+        <w:t>c(</w:t>
+      </w:r>
+      <w:proofErr w:type="gramEnd"/>
+      <w:r>
+        <w:rPr>
+          <w:sz w:val="20"/>
+          <w:szCs w:val="20"/>
+          <w:lang w:val="en-US"/>
+        </w:rPr>
+        <w:t>ξ₁, ξ₂</w:t>
+      </w:r>
+      <w:proofErr w:type="gramStart"/>
+      <w:r>
+        <w:rPr>
+          <w:sz w:val="20"/>
+          <w:szCs w:val="20"/>
+          <w:lang w:val="en-US"/>
+        </w:rPr>
+        <w:t>) :</w:t>
+      </w:r>
+      <w:proofErr w:type="gramEnd"/>
+      <w:r>
+        <w:rPr>
+          <w:sz w:val="20"/>
+          <w:szCs w:val="20"/>
+          <w:lang w:val="en-US"/>
+        </w:rPr>
+        <w:t xml:space="preserve"> π ∈ </w:t>
+      </w:r>
+      <w:proofErr w:type="gramStart"/>
+      <w:r>
+        <w:rPr>
+          <w:sz w:val="20"/>
+          <w:szCs w:val="20"/>
+          <w:lang w:val="en-US"/>
+        </w:rPr>
+        <w:t>Π(</w:t>
+      </w:r>
+      <w:proofErr w:type="gramEnd"/>
+      <w:r>
+        <w:rPr>
+          <w:i/>
+          <w:iCs/>
           <w:sz w:val="20"/>
           <w:szCs w:val="20"/>
           <w:lang w:val="en-US"/>
@@ -2787,8 +2949,8 @@
       </w:r>
       <w:r>
         <w:rPr>
-          <w:i w:val="1"/>
-          <w:iCs w:val="1"/>
+          <w:i/>
+          <w:iCs/>
           <w:sz w:val="20"/>
           <w:szCs w:val="20"/>
           <w:lang w:val="en-US"/>
@@ -2820,12 +2982,22 @@
           <w:szCs w:val="20"/>
           <w:lang w:val="en-US"/>
         </w:rPr>
-        <w:t>where Π(</w:t>
-      </w:r>
-      <w:r>
-        <w:rPr>
-          <w:i w:val="1"/>
-          <w:iCs w:val="1"/>
+        <w:t xml:space="preserve">where </w:t>
+      </w:r>
+      <w:proofErr w:type="gramStart"/>
+      <w:r>
+        <w:rPr>
+          <w:sz w:val="20"/>
+          <w:szCs w:val="20"/>
+          <w:lang w:val="en-US"/>
+        </w:rPr>
+        <w:t>Π(</w:t>
+      </w:r>
+      <w:proofErr w:type="gramEnd"/>
+      <w:r>
+        <w:rPr>
+          <w:i/>
+          <w:iCs/>
           <w:sz w:val="20"/>
           <w:szCs w:val="20"/>
           <w:lang w:val="en-US"/>
@@ -2842,8 +3014,8 @@
       </w:r>
       <w:r>
         <w:rPr>
-          <w:i w:val="1"/>
-          <w:iCs w:val="1"/>
+          <w:i/>
+          <w:iCs/>
           <w:sz w:val="20"/>
           <w:szCs w:val="20"/>
           <w:lang w:val="en-US"/>
@@ -2860,8 +3032,8 @@
       </w:r>
       <w:r>
         <w:rPr>
-          <w:i w:val="1"/>
-          <w:iCs w:val="1"/>
+          <w:i/>
+          <w:iCs/>
           <w:sz w:val="20"/>
           <w:szCs w:val="20"/>
           <w:lang w:val="en-US"/>
@@ -2878,8 +3050,8 @@
       </w:r>
       <w:r>
         <w:rPr>
-          <w:i w:val="1"/>
-          <w:iCs w:val="1"/>
+          <w:i/>
+          <w:iCs/>
           <w:sz w:val="20"/>
           <w:szCs w:val="20"/>
           <w:lang w:val="en-US"/>
@@ -2896,8 +3068,8 @@
       </w:r>
       <w:r>
         <w:rPr>
-          <w:i w:val="1"/>
-          <w:iCs w:val="1"/>
+          <w:i/>
+          <w:iCs/>
           <w:sz w:val="20"/>
           <w:szCs w:val="20"/>
           <w:lang w:val="en-US"/>
@@ -2924,10 +3096,11 @@
           <w:lang w:val="en-US"/>
         </w:rPr>
       </w:pPr>
-      <w:r>
-        <w:rPr>
-          <w:i w:val="1"/>
-          <w:iCs w:val="1"/>
+      <w:proofErr w:type="gramStart"/>
+      <w:r>
+        <w:rPr>
+          <w:i/>
+          <w:iCs/>
           <w:sz w:val="20"/>
           <w:szCs w:val="20"/>
           <w:lang w:val="en-US"/>
@@ -2940,12 +3113,21 @@
           <w:szCs w:val="20"/>
           <w:lang w:val="en-US"/>
         </w:rPr>
-        <w:t>((</w:t>
-      </w:r>
-      <w:r>
-        <w:rPr>
-          <w:i w:val="1"/>
-          <w:iCs w:val="1"/>
+        <w:t>(</w:t>
+      </w:r>
+      <w:proofErr w:type="gramEnd"/>
+      <w:r>
+        <w:rPr>
+          <w:sz w:val="20"/>
+          <w:szCs w:val="20"/>
+          <w:lang w:val="en-US"/>
+        </w:rPr>
+        <w:t>(</w:t>
+      </w:r>
+      <w:r>
+        <w:rPr>
+          <w:i/>
+          <w:iCs/>
           <w:sz w:val="20"/>
           <w:szCs w:val="20"/>
           <w:lang w:val="en-US"/>
@@ -2962,8 +3144,8 @@
       </w:r>
       <w:r>
         <w:rPr>
-          <w:i w:val="1"/>
-          <w:iCs w:val="1"/>
+          <w:i/>
+          <w:iCs/>
           <w:sz w:val="20"/>
           <w:szCs w:val="20"/>
           <w:lang w:val="en-US"/>
@@ -2980,8 +3162,8 @@
       </w:r>
       <w:r>
         <w:rPr>
-          <w:i w:val="1"/>
-          <w:iCs w:val="1"/>
+          <w:i/>
+          <w:iCs/>
           <w:sz w:val="20"/>
           <w:szCs w:val="20"/>
           <w:lang w:val="en-US"/>
@@ -2998,8 +3180,8 @@
       </w:r>
       <w:r>
         <w:rPr>
-          <w:i w:val="1"/>
-          <w:iCs w:val="1"/>
+          <w:i/>
+          <w:iCs/>
           <w:sz w:val="20"/>
           <w:szCs w:val="20"/>
           <w:lang w:val="en-US"/>
@@ -3016,8 +3198,8 @@
       </w:r>
       <w:r>
         <w:rPr>
-          <w:i w:val="1"/>
-          <w:iCs w:val="1"/>
+          <w:i/>
+          <w:iCs/>
           <w:sz w:val="20"/>
           <w:szCs w:val="20"/>
           <w:lang w:val="en-US"/>
@@ -3034,8 +3216,8 @@
       </w:r>
       <w:r>
         <w:rPr>
-          <w:i w:val="1"/>
-          <w:iCs w:val="1"/>
+          <w:i/>
+          <w:iCs/>
           <w:sz w:val="20"/>
           <w:szCs w:val="20"/>
           <w:lang w:val="en-US"/>
@@ -3052,8 +3234,8 @@
       </w:r>
       <w:r>
         <w:rPr>
-          <w:i w:val="1"/>
-          <w:iCs w:val="1"/>
+          <w:i/>
+          <w:iCs/>
           <w:sz w:val="20"/>
           <w:szCs w:val="20"/>
           <w:lang w:val="en-US"/>
@@ -3070,8 +3252,8 @@
       </w:r>
       <w:r>
         <w:rPr>
-          <w:i w:val="1"/>
-          <w:iCs w:val="1"/>
+          <w:i/>
+          <w:iCs/>
           <w:sz w:val="20"/>
           <w:szCs w:val="20"/>
           <w:lang w:val="en-US"/>
@@ -3088,8 +3270,8 @@
       </w:r>
       <w:r>
         <w:rPr>
-          <w:i w:val="1"/>
-          <w:iCs w:val="1"/>
+          <w:i/>
+          <w:iCs/>
           <w:sz w:val="20"/>
           <w:szCs w:val="20"/>
           <w:lang w:val="en-US"/>
@@ -3106,8 +3288,8 @@
       </w:r>
       <w:r>
         <w:rPr>
-          <w:i w:val="1"/>
-          <w:iCs w:val="1"/>
+          <w:i/>
+          <w:iCs/>
           <w:sz w:val="20"/>
           <w:szCs w:val="20"/>
           <w:lang w:val="en-US"/>
@@ -3124,8 +3306,8 @@
       </w:r>
       <w:r>
         <w:rPr>
-          <w:i w:val="1"/>
-          <w:iCs w:val="1"/>
+          <w:i/>
+          <w:iCs/>
           <w:sz w:val="20"/>
           <w:szCs w:val="20"/>
           <w:lang w:val="en-US"/>
@@ -3142,8 +3324,8 @@
       </w:r>
       <w:r>
         <w:rPr>
-          <w:i w:val="1"/>
-          <w:iCs w:val="1"/>
+          <w:i/>
+          <w:iCs/>
           <w:sz w:val="20"/>
           <w:szCs w:val="20"/>
           <w:lang w:val="en-US"/>
@@ -3179,8 +3361,8 @@
       </w:r>
       <w:r>
         <w:rPr>
-          <w:b w:val="1"/>
-          <w:bCs w:val="1"/>
+          <w:b/>
+          <w:bCs/>
           <w:sz w:val="20"/>
           <w:szCs w:val="20"/>
           <w:lang w:val="en-US"/>
@@ -3193,12 +3375,30 @@
           <w:szCs w:val="20"/>
           <w:lang w:val="en-US"/>
         </w:rPr>
-        <w:t xml:space="preserve"> in the observed sensitive attribute and label: only features </w:t>
-      </w:r>
-      <w:r>
-        <w:rPr>
-          <w:i w:val="1"/>
-          <w:iCs w:val="1"/>
+        <w:t xml:space="preserve"> in the observed sensitive attribute and </w:t>
+      </w:r>
+      <w:proofErr w:type="gramStart"/>
+      <w:r>
+        <w:rPr>
+          <w:sz w:val="20"/>
+          <w:szCs w:val="20"/>
+          <w:lang w:val="en-US"/>
+        </w:rPr>
+        <w:t>label:</w:t>
+      </w:r>
+      <w:proofErr w:type="gramEnd"/>
+      <w:r>
+        <w:rPr>
+          <w:sz w:val="20"/>
+          <w:szCs w:val="20"/>
+          <w:lang w:val="en-US"/>
+        </w:rPr>
+        <w:t xml:space="preserve"> only features </w:t>
+      </w:r>
+      <w:r>
+        <w:rPr>
+          <w:i/>
+          <w:iCs/>
           <w:sz w:val="20"/>
           <w:szCs w:val="20"/>
           <w:lang w:val="en-US"/>
@@ -3213,15 +3413,27 @@
         </w:rPr>
         <w:t xml:space="preserve"> can be perturbed, while group membership and labels remain fixed. The </w:t>
       </w:r>
-      <w:r>
-        <w:rPr>
-          <w:b w:val="1"/>
-          <w:bCs w:val="1"/>
-          <w:sz w:val="20"/>
-          <w:szCs w:val="20"/>
-          <w:lang w:val="en-US"/>
-        </w:rPr>
-        <w:t>marginally-constrained Wasserstein ambiguity set</w:t>
+      <w:proofErr w:type="gramStart"/>
+      <w:r>
+        <w:rPr>
+          <w:b/>
+          <w:bCs/>
+          <w:sz w:val="20"/>
+          <w:szCs w:val="20"/>
+          <w:lang w:val="en-US"/>
+        </w:rPr>
+        <w:t>marginally-constrained</w:t>
+      </w:r>
+      <w:proofErr w:type="gramEnd"/>
+      <w:r>
+        <w:rPr>
+          <w:b/>
+          <w:bCs/>
+          <w:sz w:val="20"/>
+          <w:szCs w:val="20"/>
+          <w:lang w:val="en-US"/>
+        </w:rPr>
+        <w:t xml:space="preserve"> Wasserstein ambiguity set</w:t>
       </w:r>
       <w:r>
         <w:rPr>
@@ -3245,8 +3457,8 @@
       </w:pPr>
       <w:r>
         <w:rPr>
-          <w:i w:val="1"/>
-          <w:iCs w:val="1"/>
+          <w:i/>
+          <w:iCs/>
           <w:sz w:val="20"/>
           <w:szCs w:val="20"/>
           <w:lang w:val="en-US"/>
@@ -3263,8 +3475,8 @@
       </w:r>
       <w:r>
         <w:rPr>
-          <w:i w:val="1"/>
-          <w:iCs w:val="1"/>
+          <w:i/>
+          <w:iCs/>
           <w:sz w:val="20"/>
           <w:szCs w:val="20"/>
           <w:lang w:val="en-US"/>
@@ -3281,8 +3493,8 @@
       </w:r>
       <w:r>
         <w:rPr>
-          <w:i w:val="1"/>
-          <w:iCs w:val="1"/>
+          <w:i/>
+          <w:iCs/>
           <w:sz w:val="20"/>
           <w:szCs w:val="20"/>
           <w:lang w:val="en-US"/>
@@ -3295,18 +3507,55 @@
           <w:szCs w:val="20"/>
           <w:lang w:val="en-US"/>
         </w:rPr>
-        <w:t xml:space="preserve"> ∈ ℳ(𝒳 × 𝒜 × 𝒴) : </w:t>
-      </w:r>
-      <w:r>
-        <w:rPr>
-          <w:i w:val="1"/>
-          <w:iCs w:val="1"/>
+        <w:t xml:space="preserve"> ∈ </w:t>
+      </w:r>
+      <w:proofErr w:type="gramStart"/>
+      <w:r>
+        <w:rPr>
+          <w:sz w:val="20"/>
+          <w:szCs w:val="20"/>
+          <w:lang w:val="en-US"/>
+        </w:rPr>
+        <w:t>ℳ(</w:t>
+      </w:r>
+      <w:proofErr w:type="gramEnd"/>
+      <w:r>
+        <w:rPr>
+          <w:sz w:val="20"/>
+          <w:szCs w:val="20"/>
+          <w:lang w:val="en-US"/>
+        </w:rPr>
+        <w:t>𝒳 × 𝒜 × 𝒴</w:t>
+      </w:r>
+      <w:proofErr w:type="gramStart"/>
+      <w:r>
+        <w:rPr>
+          <w:sz w:val="20"/>
+          <w:szCs w:val="20"/>
+          <w:lang w:val="en-US"/>
+        </w:rPr>
+        <w:t>) :</w:t>
+      </w:r>
+      <w:proofErr w:type="gramEnd"/>
+      <w:r>
+        <w:rPr>
+          <w:sz w:val="20"/>
+          <w:szCs w:val="20"/>
+          <w:lang w:val="en-US"/>
+        </w:rPr>
+        <w:t xml:space="preserve"> </w:t>
+      </w:r>
+      <w:r>
+        <w:rPr>
+          <w:i/>
+          <w:iCs/>
           <w:sz w:val="20"/>
           <w:szCs w:val="20"/>
           <w:lang w:val="en-US"/>
         </w:rPr>
         <w:t>W</w:t>
       </w:r>
+      <w:proofErr w:type="gramStart"/>
       <w:r>
         <w:rPr>
           <w:sz w:val="20"/>
@@ -3315,10 +3564,11 @@
         </w:rPr>
         <w:t>∞(</w:t>
       </w:r>
-      <w:r>
-        <w:rPr>
-          <w:i w:val="1"/>
-          <w:iCs w:val="1"/>
+      <w:proofErr w:type="gramEnd"/>
+      <w:r>
+        <w:rPr>
+          <w:i/>
+          <w:iCs/>
           <w:sz w:val="20"/>
           <w:szCs w:val="20"/>
           <w:lang w:val="en-US"/>
@@ -3335,8 +3585,8 @@
       </w:r>
       <w:r>
         <w:rPr>
-          <w:i w:val="1"/>
-          <w:iCs w:val="1"/>
+          <w:i/>
+          <w:iCs/>
           <w:sz w:val="20"/>
           <w:szCs w:val="20"/>
           <w:lang w:val="en-US"/>
@@ -3349,18 +3599,28 @@
           <w:szCs w:val="20"/>
           <w:lang w:val="en-US"/>
         </w:rPr>
-        <w:t xml:space="preserve">) ≤ ρ,  </w:t>
-      </w:r>
-      <w:r>
-        <w:rPr>
-          <w:i w:val="1"/>
-          <w:iCs w:val="1"/>
+        <w:t xml:space="preserve">) ≤ </w:t>
+      </w:r>
+      <w:proofErr w:type="gramStart"/>
+      <w:r>
+        <w:rPr>
+          <w:sz w:val="20"/>
+          <w:szCs w:val="20"/>
+          <w:lang w:val="en-US"/>
+        </w:rPr>
+        <w:t xml:space="preserve">ρ,  </w:t>
+      </w:r>
+      <w:r>
+        <w:rPr>
+          <w:i/>
+          <w:iCs/>
           <w:sz w:val="20"/>
           <w:szCs w:val="20"/>
           <w:lang w:val="en-US"/>
         </w:rPr>
         <w:t>Q</w:t>
       </w:r>
+      <w:proofErr w:type="gramEnd"/>
       <w:r>
         <w:rPr>
           <w:sz w:val="20"/>
@@ -3371,8 +3631,8 @@
       </w:r>
       <w:r>
         <w:rPr>
-          <w:i w:val="1"/>
-          <w:iCs w:val="1"/>
+          <w:i/>
+          <w:iCs/>
           <w:sz w:val="20"/>
           <w:szCs w:val="20"/>
           <w:lang w:val="en-US"/>
@@ -3389,8 +3649,8 @@
       </w:r>
       <w:r>
         <w:rPr>
-          <w:i w:val="1"/>
-          <w:iCs w:val="1"/>
+          <w:i/>
+          <w:iCs/>
           <w:sz w:val="20"/>
           <w:szCs w:val="20"/>
           <w:lang w:val="en-US"/>
@@ -3407,8 +3667,8 @@
       </w:r>
       <w:r>
         <w:rPr>
-          <w:i w:val="1"/>
-          <w:iCs w:val="1"/>
+          <w:i/>
+          <w:iCs/>
           <w:sz w:val="20"/>
           <w:szCs w:val="20"/>
           <w:lang w:val="en-US"/>
@@ -3425,8 +3685,8 @@
       </w:r>
       <w:r>
         <w:rPr>
-          <w:i w:val="1"/>
-          <w:iCs w:val="1"/>
+          <w:i/>
+          <w:iCs/>
           <w:sz w:val="20"/>
           <w:szCs w:val="20"/>
           <w:lang w:val="en-US"/>
@@ -3443,26 +3703,46 @@
       </w:r>
       <w:r>
         <w:rPr>
-          <w:i w:val="1"/>
-          <w:iCs w:val="1"/>
-          <w:sz w:val="20"/>
-          <w:szCs w:val="20"/>
-          <w:lang w:val="en-US"/>
-        </w:rPr>
-        <w:t>p_ay</w:t>
-      </w:r>
-      <w:r>
-        <w:rPr>
-          <w:sz w:val="20"/>
-          <w:szCs w:val="20"/>
-          <w:lang w:val="en-US"/>
-        </w:rPr>
-        <w:t xml:space="preserve">  ∀(</w:t>
-      </w:r>
-      <w:r>
-        <w:rPr>
-          <w:i w:val="1"/>
-          <w:iCs w:val="1"/>
+          <w:i/>
+          <w:iCs/>
+          <w:sz w:val="20"/>
+          <w:szCs w:val="20"/>
+          <w:lang w:val="en-US"/>
+        </w:rPr>
+        <w:t>p_</w:t>
+      </w:r>
+      <w:proofErr w:type="gramStart"/>
+      <w:r>
+        <w:rPr>
+          <w:i/>
+          <w:iCs/>
+          <w:sz w:val="20"/>
+          <w:szCs w:val="20"/>
+          <w:lang w:val="en-US"/>
+        </w:rPr>
+        <w:t>ay</w:t>
+      </w:r>
+      <w:r>
+        <w:rPr>
+          <w:sz w:val="20"/>
+          <w:szCs w:val="20"/>
+          <w:lang w:val="en-US"/>
+        </w:rPr>
+        <w:t xml:space="preserve">  ∀</w:t>
+      </w:r>
+      <w:proofErr w:type="gramEnd"/>
+      <w:r>
+        <w:rPr>
+          <w:sz w:val="20"/>
+          <w:szCs w:val="20"/>
+          <w:lang w:val="en-US"/>
+        </w:rPr>
+        <w:t>(</w:t>
+      </w:r>
+      <w:r>
+        <w:rPr>
+          <w:i/>
+          <w:iCs/>
           <w:sz w:val="20"/>
           <w:szCs w:val="20"/>
           <w:lang w:val="en-US"/>
@@ -3479,8 +3759,8 @@
       </w:r>
       <w:r>
         <w:rPr>
-          <w:i w:val="1"/>
-          <w:iCs w:val="1"/>
+          <w:i/>
+          <w:iCs/>
           <w:sz w:val="20"/>
           <w:szCs w:val="20"/>
           <w:lang w:val="en-US"/>
@@ -3493,7 +3773,25 @@
           <w:szCs w:val="20"/>
           <w:lang w:val="en-US"/>
         </w:rPr>
-        <w:t>) ∈ 𝒜 × 𝒴},    (3)</w:t>
+        <w:t>) ∈ 𝒜 × 𝒴</w:t>
+      </w:r>
+      <w:proofErr w:type="gramStart"/>
+      <w:r>
+        <w:rPr>
+          <w:sz w:val="20"/>
+          <w:szCs w:val="20"/>
+          <w:lang w:val="en-US"/>
+        </w:rPr>
+        <w:t xml:space="preserve">},   </w:t>
+      </w:r>
+      <w:proofErr w:type="gramEnd"/>
+      <w:r>
+        <w:rPr>
+          <w:sz w:val="20"/>
+          <w:szCs w:val="20"/>
+          <w:lang w:val="en-US"/>
+        </w:rPr>
+        <w:t xml:space="preserve"> (3)</w:t>
       </w:r>
     </w:p>
     <w:p>
@@ -3516,8 +3814,8 @@
       </w:r>
       <w:r>
         <w:rPr>
-          <w:b w:val="1"/>
-          <w:bCs w:val="1"/>
+          <w:b/>
+          <w:bCs/>
           <w:sz w:val="20"/>
           <w:szCs w:val="20"/>
           <w:lang w:val="en-US"/>
@@ -3534,8 +3832,8 @@
       </w:r>
       <w:r>
         <w:rPr>
-          <w:i w:val="1"/>
-          <w:iCs w:val="1"/>
+          <w:i/>
+          <w:iCs/>
           <w:sz w:val="20"/>
           <w:szCs w:val="20"/>
           <w:lang w:val="en-US"/>
@@ -3550,10 +3848,11 @@
         </w:rPr>
         <w:t xml:space="preserve"> = </w:t>
       </w:r>
-      <w:r>
-        <w:rPr>
-          <w:i w:val="1"/>
-          <w:iCs w:val="1"/>
+      <w:proofErr w:type="gramStart"/>
+      <w:r>
+        <w:rPr>
+          <w:i/>
+          <w:iCs/>
           <w:sz w:val="20"/>
           <w:szCs w:val="20"/>
           <w:lang w:val="en-US"/>
@@ -3568,10 +3867,11 @@
         </w:rPr>
         <w:t>(</w:t>
       </w:r>
-      <w:r>
-        <w:rPr>
-          <w:i w:val="1"/>
-          <w:iCs w:val="1"/>
+      <w:proofErr w:type="gramEnd"/>
+      <w:r>
+        <w:rPr>
+          <w:i/>
+          <w:iCs/>
           <w:sz w:val="20"/>
           <w:szCs w:val="20"/>
           <w:lang w:val="en-US"/>
@@ -3588,8 +3888,8 @@
       </w:r>
       <w:r>
         <w:rPr>
-          <w:i w:val="1"/>
-          <w:iCs w:val="1"/>
+          <w:i/>
+          <w:iCs/>
           <w:sz w:val="20"/>
           <w:szCs w:val="20"/>
           <w:lang w:val="en-US"/>
@@ -3606,8 +3906,8 @@
       </w:r>
       <w:r>
         <w:rPr>
-          <w:i w:val="1"/>
-          <w:iCs w:val="1"/>
+          <w:i/>
+          <w:iCs/>
           <w:sz w:val="20"/>
           <w:szCs w:val="20"/>
           <w:lang w:val="en-US"/>
@@ -3624,8 +3924,8 @@
       </w:r>
       <w:r>
         <w:rPr>
-          <w:i w:val="1"/>
-          <w:iCs w:val="1"/>
+          <w:i/>
+          <w:iCs/>
           <w:sz w:val="20"/>
           <w:szCs w:val="20"/>
           <w:lang w:val="en-US"/>
@@ -3642,8 +3942,8 @@
       </w:r>
       <w:r>
         <w:rPr>
-          <w:i w:val="1"/>
-          <w:iCs w:val="1"/>
+          <w:i/>
+          <w:iCs/>
           <w:sz w:val="20"/>
           <w:szCs w:val="20"/>
           <w:lang w:val="en-US"/>
@@ -3691,8 +3991,8 @@
       </w:r>
       <w:r>
         <w:rPr>
-          <w:i w:val="1"/>
-          <w:iCs w:val="1"/>
+          <w:i/>
+          <w:iCs/>
           <w:sz w:val="20"/>
           <w:szCs w:val="20"/>
         </w:rPr>
@@ -3707,8 +4007,8 @@
       </w:r>
       <w:r>
         <w:rPr>
-          <w:i w:val="1"/>
-          <w:iCs w:val="1"/>
+          <w:i/>
+          <w:iCs/>
           <w:sz w:val="20"/>
           <w:szCs w:val="20"/>
         </w:rPr>
@@ -3723,8 +4023,8 @@
       </w:r>
       <w:r>
         <w:rPr>
-          <w:i w:val="1"/>
-          <w:iCs w:val="1"/>
+          <w:i/>
+          <w:iCs/>
           <w:sz w:val="20"/>
           <w:szCs w:val="20"/>
         </w:rPr>
@@ -3739,8 +4039,8 @@
       </w:r>
       <w:r>
         <w:rPr>
-          <w:b w:val="1"/>
-          <w:bCs w:val="1"/>
+          <w:b/>
+          <w:bCs/>
           <w:sz w:val="20"/>
           <w:szCs w:val="20"/>
         </w:rPr>
@@ -3769,9 +4069,31 @@
         <w:rPr>
           <w:sz w:val="20"/>
           <w:szCs w:val="20"/>
-          <w:lang w:val="en-US"/>
-        </w:rPr>
-        <w:t>min   sup_{Q ∈ B(P̂)}  Q[Y(wᵀX + b) ≤ 0]    s.t.    sup_{Q ∈ B(P̂)}  U(w, b, Q) ≤ η.    (4)</w:t>
+        </w:rPr>
+        <w:t xml:space="preserve">min   sup_{Q ∈ B(P̂)}  Q[Y(wᵀX + b) ≤ 0]    s.t.    sup_{Q ∈ B(P̂)}  U(w, b, Q) ≤ </w:t>
+      </w:r>
+      <w:r>
+        <w:rPr>
+          <w:sz w:val="20"/>
+          <w:szCs w:val="20"/>
+          <w:lang w:val="en-US"/>
+        </w:rPr>
+        <w:t>η</w:t>
+      </w:r>
+      <w:r>
+        <w:rPr>
+          <w:sz w:val="20"/>
+          <w:szCs w:val="20"/>
+        </w:rPr>
+        <w:t xml:space="preserve">.    </w:t>
+      </w:r>
+      <w:r>
+        <w:rPr>
+          <w:sz w:val="20"/>
+          <w:szCs w:val="20"/>
+          <w:lang w:val="en-US"/>
+        </w:rPr>
+        <w:t>(4)</w:t>
       </w:r>
     </w:p>
     <w:p>
@@ -3790,7 +4112,25 @@
           <w:szCs w:val="20"/>
           <w:lang w:val="en-US"/>
         </w:rPr>
-        <w:t>The objective minimizes the worst-case misclassification probability; the constraint enforces worst-case EO fairness across all distributions in the ambiguity set. For ρ &gt; 0, the model provides provable out-of-sample fairness guarantees. Unfortunately, problem (4) does not admit an exact tractable reformulation due to the non-convexity and upper-semicontinuity of the indicator function. Wang et al. (2024) therefore develop two tractable approximations.</w:t>
+        <w:t xml:space="preserve">The objective minimizes the worst-case misclassification probability; the constraint enforces worst-case EO fairness across all distributions in the ambiguity set. For ρ &gt; 0, the model provides </w:t>
+      </w:r>
+      <w:proofErr w:type="gramStart"/>
+      <w:r>
+        <w:rPr>
+          <w:sz w:val="20"/>
+          <w:szCs w:val="20"/>
+          <w:lang w:val="en-US"/>
+        </w:rPr>
+        <w:t>provable</w:t>
+      </w:r>
+      <w:proofErr w:type="gramEnd"/>
+      <w:r>
+        <w:rPr>
+          <w:sz w:val="20"/>
+          <w:szCs w:val="20"/>
+          <w:lang w:val="en-US"/>
+        </w:rPr>
+        <w:t xml:space="preserve"> out-of-sample fairness guarantees. Unfortunately, problem (4) does not admit an exact tractable reformulation due to the non-convexity and upper-semicontinuity of the indicator function. Wang et al. (2024) therefore develop two tractable approximations.</w:t>
       </w:r>
     </w:p>
     <w:p>
@@ -3819,7 +4159,7 @@
       </w:pPr>
       <w:r>
         <w:rPr>
-          <w:color w:val="000000" w:themeColor="text1" w:themeTint="FF" w:themeShade="FF"/>
+          <w:color w:val="000000" w:themeColor="text1"/>
           <w:sz w:val="20"/>
           <w:szCs w:val="20"/>
         </w:rPr>
@@ -3846,8 +4186,8 @@
       </w:r>
       <w:r>
         <w:rPr>
-          <w:i w:val="1"/>
-          <w:iCs w:val="1"/>
+          <w:i/>
+          <w:iCs/>
           <w:sz w:val="20"/>
           <w:szCs w:val="20"/>
           <w:lang w:val="en-US"/>
@@ -3864,8 +4204,8 @@
       </w:r>
       <w:r>
         <w:rPr>
-          <w:i w:val="1"/>
-          <w:iCs w:val="1"/>
+          <w:i/>
+          <w:iCs/>
           <w:sz w:val="20"/>
           <w:szCs w:val="20"/>
           <w:lang w:val="en-US"/>
@@ -3882,8 +4222,8 @@
       </w:r>
       <w:r>
         <w:rPr>
-          <w:i w:val="1"/>
-          <w:iCs w:val="1"/>
+          <w:i/>
+          <w:iCs/>
           <w:sz w:val="20"/>
           <w:szCs w:val="20"/>
           <w:lang w:val="en-US"/>
@@ -3900,8 +4240,8 @@
       </w:r>
       <w:r>
         <w:rPr>
-          <w:i w:val="1"/>
-          <w:iCs w:val="1"/>
+          <w:i/>
+          <w:iCs/>
           <w:sz w:val="20"/>
           <w:szCs w:val="20"/>
           <w:lang w:val="en-US"/>
@@ -3918,8 +4258,8 @@
       </w:r>
       <w:r>
         <w:rPr>
-          <w:i w:val="1"/>
-          <w:iCs w:val="1"/>
+          <w:i/>
+          <w:iCs/>
           <w:sz w:val="20"/>
           <w:szCs w:val="20"/>
           <w:lang w:val="en-US"/>
@@ -3936,8 +4276,8 @@
       </w:r>
       <w:r>
         <w:rPr>
-          <w:i w:val="1"/>
-          <w:iCs w:val="1"/>
+          <w:i/>
+          <w:iCs/>
           <w:sz w:val="20"/>
           <w:szCs w:val="20"/>
           <w:lang w:val="en-US"/>
@@ -3954,8 +4294,8 @@
       </w:r>
       <w:r>
         <w:rPr>
-          <w:i w:val="1"/>
-          <w:iCs w:val="1"/>
+          <w:i/>
+          <w:iCs/>
           <w:sz w:val="20"/>
           <w:szCs w:val="20"/>
           <w:lang w:val="en-US"/>
@@ -3972,8 +4312,8 @@
       </w:r>
       <w:r>
         <w:rPr>
-          <w:i w:val="1"/>
-          <w:iCs w:val="1"/>
+          <w:i/>
+          <w:iCs/>
           <w:sz w:val="20"/>
           <w:szCs w:val="20"/>
           <w:lang w:val="en-US"/>
@@ -3994,17 +4334,17 @@
         <w:spacing w:after="160" w:line="276" w:lineRule="auto"/>
         <w:jc w:val="both"/>
         <w:rPr>
-          <w:i w:val="1"/>
-          <w:iCs w:val="1"/>
-          <w:sz w:val="20"/>
-          <w:szCs w:val="20"/>
-          <w:lang w:val="en-US"/>
-        </w:rPr>
-      </w:pPr>
-      <w:r>
-        <w:rPr>
-          <w:b w:val="1"/>
-          <w:bCs w:val="1"/>
+          <w:i/>
+          <w:iCs/>
+          <w:sz w:val="20"/>
+          <w:szCs w:val="20"/>
+          <w:lang w:val="en-US"/>
+        </w:rPr>
+      </w:pPr>
+      <w:r>
+        <w:rPr>
+          <w:b/>
+          <w:bCs/>
           <w:sz w:val="20"/>
           <w:szCs w:val="20"/>
           <w:lang w:val="en-US"/>
@@ -4021,13 +4361,35 @@
       </w:r>
       <w:r>
         <w:rPr>
-          <w:i w:val="1"/>
-          <w:iCs w:val="1"/>
-          <w:sz w:val="20"/>
-          <w:szCs w:val="20"/>
-          <w:lang w:val="en-US"/>
-        </w:rPr>
-        <w:t>For any index set 𝒦, radius ρ ≥ 0, classifier (w, b), and samples {xₖ}_{k ∈ 𝒦}:</w:t>
+          <w:i/>
+          <w:iCs/>
+          <w:sz w:val="20"/>
+          <w:szCs w:val="20"/>
+          <w:lang w:val="en-US"/>
+        </w:rPr>
+        <w:t>For any index set 𝒦, radius ρ ≥ 0, classifier (w, b), and samples {xₖ}</w:t>
+      </w:r>
+      <w:proofErr w:type="gramStart"/>
+      <w:r>
+        <w:rPr>
+          <w:i/>
+          <w:iCs/>
+          <w:sz w:val="20"/>
+          <w:szCs w:val="20"/>
+          <w:lang w:val="en-US"/>
+        </w:rPr>
+        <w:t>_{</w:t>
+      </w:r>
+      <w:proofErr w:type="gramEnd"/>
+      <w:r>
+        <w:rPr>
+          <w:i/>
+          <w:iCs/>
+          <w:sz w:val="20"/>
+          <w:szCs w:val="20"/>
+          <w:lang w:val="en-US"/>
+        </w:rPr>
+        <w:t>k ∈ 𝒦}:</w:t>
       </w:r>
     </w:p>
     <w:p>
@@ -4047,7 +4409,151 @@
           <w:szCs w:val="20"/>
           <w:lang w:val="en-US"/>
         </w:rPr>
-        <w:t>∑_{k ∈ 𝒦}  sup_{‖xₖ′ − xₖ‖ ≤ ρ}  𝟙(wᵀxₖ′ + b &gt; ε)  =  min{ ∑_{k ∈ 𝒦} λₖ : λ ∈ {0,1}^N,  wᵀxₖ + ρ‖w‖_* + b − ε ≤ Mλₖ }.</w:t>
+        <w:t>∑</w:t>
+      </w:r>
+      <w:proofErr w:type="gramStart"/>
+      <w:r>
+        <w:rPr>
+          <w:sz w:val="20"/>
+          <w:szCs w:val="20"/>
+          <w:lang w:val="en-US"/>
+        </w:rPr>
+        <w:t>_{</w:t>
+      </w:r>
+      <w:proofErr w:type="gramEnd"/>
+      <w:r>
+        <w:rPr>
+          <w:sz w:val="20"/>
+          <w:szCs w:val="20"/>
+          <w:lang w:val="en-US"/>
+        </w:rPr>
+        <w:t xml:space="preserve">k ∈ </w:t>
+      </w:r>
+      <w:proofErr w:type="gramStart"/>
+      <w:r>
+        <w:rPr>
+          <w:sz w:val="20"/>
+          <w:szCs w:val="20"/>
+          <w:lang w:val="en-US"/>
+        </w:rPr>
+        <w:t>𝒦}  sup_{</w:t>
+      </w:r>
+      <w:proofErr w:type="gramEnd"/>
+      <w:r>
+        <w:rPr>
+          <w:sz w:val="20"/>
+          <w:szCs w:val="20"/>
+          <w:lang w:val="en-US"/>
+        </w:rPr>
+        <w:t xml:space="preserve">‖xₖ′ − xₖ‖ ≤ </w:t>
+      </w:r>
+      <w:proofErr w:type="gramStart"/>
+      <w:r>
+        <w:rPr>
+          <w:sz w:val="20"/>
+          <w:szCs w:val="20"/>
+          <w:lang w:val="en-US"/>
+        </w:rPr>
+        <w:t>ρ}  𝟙</w:t>
+      </w:r>
+      <w:proofErr w:type="gramEnd"/>
+      <w:r>
+        <w:rPr>
+          <w:sz w:val="20"/>
+          <w:szCs w:val="20"/>
+          <w:lang w:val="en-US"/>
+        </w:rPr>
+        <w:t xml:space="preserve">(wᵀxₖ′ + b &gt; </w:t>
+      </w:r>
+      <w:proofErr w:type="gramStart"/>
+      <w:r>
+        <w:rPr>
+          <w:sz w:val="20"/>
+          <w:szCs w:val="20"/>
+          <w:lang w:val="en-US"/>
+        </w:rPr>
+        <w:t>ε)  =</w:t>
+      </w:r>
+      <w:proofErr w:type="gramEnd"/>
+      <w:r>
+        <w:rPr>
+          <w:sz w:val="20"/>
+          <w:szCs w:val="20"/>
+          <w:lang w:val="en-US"/>
+        </w:rPr>
+        <w:t xml:space="preserve">  </w:t>
+      </w:r>
+      <w:proofErr w:type="gramStart"/>
+      <w:r>
+        <w:rPr>
+          <w:sz w:val="20"/>
+          <w:szCs w:val="20"/>
+          <w:lang w:val="en-US"/>
+        </w:rPr>
+        <w:t>min{ ∑_{</w:t>
+      </w:r>
+      <w:proofErr w:type="gramEnd"/>
+      <w:r>
+        <w:rPr>
+          <w:sz w:val="20"/>
+          <w:szCs w:val="20"/>
+          <w:lang w:val="en-US"/>
+        </w:rPr>
+        <w:t xml:space="preserve">k ∈ 𝒦} </w:t>
+      </w:r>
+      <w:proofErr w:type="gramStart"/>
+      <w:r>
+        <w:rPr>
+          <w:sz w:val="20"/>
+          <w:szCs w:val="20"/>
+          <w:lang w:val="en-US"/>
+        </w:rPr>
+        <w:t>λₖ :</w:t>
+      </w:r>
+      <w:proofErr w:type="gramEnd"/>
+      <w:r>
+        <w:rPr>
+          <w:sz w:val="20"/>
+          <w:szCs w:val="20"/>
+          <w:lang w:val="en-US"/>
+        </w:rPr>
+        <w:t xml:space="preserve"> λ ∈ {0,</w:t>
+      </w:r>
+      <w:proofErr w:type="gramStart"/>
+      <w:r>
+        <w:rPr>
+          <w:sz w:val="20"/>
+          <w:szCs w:val="20"/>
+          <w:lang w:val="en-US"/>
+        </w:rPr>
+        <w:t>1}^N,  wᵀx</w:t>
+      </w:r>
+      <w:proofErr w:type="gramEnd"/>
+      <w:r>
+        <w:rPr>
+          <w:sz w:val="20"/>
+          <w:szCs w:val="20"/>
+          <w:lang w:val="en-US"/>
+        </w:rPr>
+        <w:t>ₖ + ρ‖w‖_* + b − ε ≤ M</w:t>
+      </w:r>
+      <w:proofErr w:type="gramStart"/>
+      <w:r>
+        <w:rPr>
+          <w:sz w:val="20"/>
+          <w:szCs w:val="20"/>
+          <w:lang w:val="en-US"/>
+        </w:rPr>
+        <w:t>λₖ }</w:t>
+      </w:r>
+      <w:proofErr w:type="gramEnd"/>
+      <w:r>
+        <w:rPr>
+          <w:sz w:val="20"/>
+          <w:szCs w:val="20"/>
+          <w:lang w:val="en-US"/>
+        </w:rPr>
+        <w:t>.</w:t>
       </w:r>
     </w:p>
     <w:p>
@@ -4066,12 +4572,13 @@
           <w:szCs w:val="20"/>
           <w:lang w:val="en-US"/>
         </w:rPr>
+        <w:lastRenderedPageBreak/>
         <w:t xml:space="preserve">Using Lemma 2.3, the ε-DRFC model (Theorem 3.5 in Wang et al., 2024) reformulates as the following </w:t>
       </w:r>
       <w:r>
         <w:rPr>
-          <w:b w:val="1"/>
-          <w:bCs w:val="1"/>
+          <w:b/>
+          <w:bCs/>
           <w:sz w:val="20"/>
           <w:szCs w:val="20"/>
           <w:lang w:val="en-US"/>
@@ -4104,7 +4611,43 @@
           <w:szCs w:val="20"/>
           <w:lang w:val="en-US"/>
         </w:rPr>
-        <w:t>min_{w, b}  (1/N) ∑ᵢ tᵢ</w:t>
+        <w:t>min</w:t>
+      </w:r>
+      <w:proofErr w:type="gramStart"/>
+      <w:r>
+        <w:rPr>
+          <w:sz w:val="20"/>
+          <w:szCs w:val="20"/>
+          <w:lang w:val="en-US"/>
+        </w:rPr>
+        <w:t>_{</w:t>
+      </w:r>
+      <w:proofErr w:type="gramEnd"/>
+      <w:r>
+        <w:rPr>
+          <w:sz w:val="20"/>
+          <w:szCs w:val="20"/>
+          <w:lang w:val="en-US"/>
+        </w:rPr>
+        <w:t xml:space="preserve">w, </w:t>
+      </w:r>
+      <w:proofErr w:type="gramStart"/>
+      <w:r>
+        <w:rPr>
+          <w:sz w:val="20"/>
+          <w:szCs w:val="20"/>
+          <w:lang w:val="en-US"/>
+        </w:rPr>
+        <w:t>b}  (</w:t>
+      </w:r>
+      <w:proofErr w:type="gramEnd"/>
+      <w:r>
+        <w:rPr>
+          <w:sz w:val="20"/>
+          <w:szCs w:val="20"/>
+          <w:lang w:val="en-US"/>
+        </w:rPr>
+        <w:t>1/N) ∑ᵢ tᵢ</w:t>
       </w:r>
     </w:p>
     <w:p>
@@ -4124,7 +4667,43 @@
           <w:szCs w:val="20"/>
           <w:lang w:val="en-US"/>
         </w:rPr>
-        <w:t>s.t.  t ∈ {0,1}^N,  λ⁰, λ¹ ∈ {0,1}^N,</w:t>
+        <w:t>s.t.  t ∈ {0,</w:t>
+      </w:r>
+      <w:proofErr w:type="gramStart"/>
+      <w:r>
+        <w:rPr>
+          <w:sz w:val="20"/>
+          <w:szCs w:val="20"/>
+          <w:lang w:val="en-US"/>
+        </w:rPr>
+        <w:t>1}^N,  λ</w:t>
+      </w:r>
+      <w:proofErr w:type="gramEnd"/>
+      <w:r>
+        <w:rPr>
+          <w:sz w:val="20"/>
+          <w:szCs w:val="20"/>
+          <w:lang w:val="en-US"/>
+        </w:rPr>
+        <w:t>⁰, λ¹ ∈ {0,</w:t>
+      </w:r>
+      <w:proofErr w:type="gramStart"/>
+      <w:r>
+        <w:rPr>
+          <w:sz w:val="20"/>
+          <w:szCs w:val="20"/>
+          <w:lang w:val="en-US"/>
+        </w:rPr>
+        <w:t>1}^</w:t>
+      </w:r>
+      <w:proofErr w:type="gramEnd"/>
+      <w:r>
+        <w:rPr>
+          <w:sz w:val="20"/>
+          <w:szCs w:val="20"/>
+          <w:lang w:val="en-US"/>
+        </w:rPr>
+        <w:t>N,</w:t>
       </w:r>
     </w:p>
     <w:p>
@@ -4144,7 +4723,25 @@
           <w:szCs w:val="20"/>
           <w:lang w:val="en-US"/>
         </w:rPr>
-        <w:t>−yᵢ(wᵀxᵢ + b) + ρ‖w‖_* ≤ Mtᵢ − 1    ∀i ∈ [N],</w:t>
+        <w:t>−</w:t>
+      </w:r>
+      <w:proofErr w:type="gramStart"/>
+      <w:r>
+        <w:rPr>
+          <w:sz w:val="20"/>
+          <w:szCs w:val="20"/>
+          <w:lang w:val="en-US"/>
+        </w:rPr>
+        <w:t>yᵢ(</w:t>
+      </w:r>
+      <w:proofErr w:type="gramEnd"/>
+      <w:r>
+        <w:rPr>
+          <w:sz w:val="20"/>
+          <w:szCs w:val="20"/>
+          <w:lang w:val="en-US"/>
+        </w:rPr>
+        <w:t>wᵀxᵢ + b) + ρ‖w‖_* ≤ Mtᵢ − 1    ∀i ∈ [N],</w:t>
       </w:r>
     </w:p>
     <w:p>
@@ -4164,7 +4761,79 @@
           <w:szCs w:val="20"/>
           <w:lang w:val="en-US"/>
         </w:rPr>
-        <w:t>(1/|Iₐ₊|) ∑_{i ∈ Iₐ₊} λᵢᵃ + (1/|Iₐ′₊|) ∑_{i ∈ Iₐ′₊} λᵢᵃ′ − 1 ≤ η    ∀(a, a′) ∈ {(0,1),(1,0)},</w:t>
+        <w:t>(1/|Iₐ₊|) ∑</w:t>
+      </w:r>
+      <w:proofErr w:type="gramStart"/>
+      <w:r>
+        <w:rPr>
+          <w:sz w:val="20"/>
+          <w:szCs w:val="20"/>
+          <w:lang w:val="en-US"/>
+        </w:rPr>
+        <w:t>_{</w:t>
+      </w:r>
+      <w:proofErr w:type="gramEnd"/>
+      <w:r>
+        <w:rPr>
+          <w:sz w:val="20"/>
+          <w:szCs w:val="20"/>
+          <w:lang w:val="en-US"/>
+        </w:rPr>
+        <w:t>i ∈ Iₐ₊} λᵢᵃ + (1/|Iₐ′₊|) ∑</w:t>
+      </w:r>
+      <w:proofErr w:type="gramStart"/>
+      <w:r>
+        <w:rPr>
+          <w:sz w:val="20"/>
+          <w:szCs w:val="20"/>
+          <w:lang w:val="en-US"/>
+        </w:rPr>
+        <w:t>_{</w:t>
+      </w:r>
+      <w:proofErr w:type="gramEnd"/>
+      <w:r>
+        <w:rPr>
+          <w:sz w:val="20"/>
+          <w:szCs w:val="20"/>
+          <w:lang w:val="en-US"/>
+        </w:rPr>
+        <w:t xml:space="preserve">i ∈ Iₐ′₊} λᵢᵃ′ − 1 ≤ η    </w:t>
+      </w:r>
+      <w:proofErr w:type="gramStart"/>
+      <w:r>
+        <w:rPr>
+          <w:sz w:val="20"/>
+          <w:szCs w:val="20"/>
+          <w:lang w:val="en-US"/>
+        </w:rPr>
+        <w:t>∀(</w:t>
+      </w:r>
+      <w:proofErr w:type="gramEnd"/>
+      <w:r>
+        <w:rPr>
+          <w:sz w:val="20"/>
+          <w:szCs w:val="20"/>
+          <w:lang w:val="en-US"/>
+        </w:rPr>
+        <w:t>a, a′) ∈ {(0,1</w:t>
+      </w:r>
+      <w:proofErr w:type="gramStart"/>
+      <w:r>
+        <w:rPr>
+          <w:sz w:val="20"/>
+          <w:szCs w:val="20"/>
+          <w:lang w:val="en-US"/>
+        </w:rPr>
+        <w:t>),(</w:t>
+      </w:r>
+      <w:proofErr w:type="gramEnd"/>
+      <w:r>
+        <w:rPr>
+          <w:sz w:val="20"/>
+          <w:szCs w:val="20"/>
+          <w:lang w:val="en-US"/>
+        </w:rPr>
+        <w:t>1,0)},</w:t>
       </w:r>
     </w:p>
     <w:p>
@@ -4184,7 +4853,25 @@
           <w:szCs w:val="20"/>
           <w:lang w:val="en-US"/>
         </w:rPr>
-        <w:t>wᵀxᵢ + ρ‖w‖_* + b + ε ≤ Mλᵢᵃ    ∀i ∈ Iₐ₊,   −wᵀxᵢ + ρ‖w‖_* − b ≤ Mλᵢᵃ′    ∀i ∈ Iₐ′₊,</w:t>
+        <w:t>wᵀxᵢ + ρ‖w‖_* + b + ε ≤ Mλᵢᵃ    ∀i ∈ Iₐ</w:t>
+      </w:r>
+      <w:proofErr w:type="gramStart"/>
+      <w:r>
+        <w:rPr>
+          <w:sz w:val="20"/>
+          <w:szCs w:val="20"/>
+          <w:lang w:val="en-US"/>
+        </w:rPr>
+        <w:t xml:space="preserve">₊,   </w:t>
+      </w:r>
+      <w:proofErr w:type="gramEnd"/>
+      <w:r>
+        <w:rPr>
+          <w:sz w:val="20"/>
+          <w:szCs w:val="20"/>
+          <w:lang w:val="en-US"/>
+        </w:rPr>
+        <w:t>−wᵀxᵢ + ρ‖w‖_* − b ≤ Mλᵢᵃ′    ∀i ∈ Iₐ′₊,</w:t>
       </w:r>
     </w:p>
     <w:p>
@@ -4207,8 +4894,8 @@
       </w:r>
       <w:r>
         <w:rPr>
-          <w:i w:val="1"/>
-          <w:iCs w:val="1"/>
+          <w:i/>
+          <w:iCs/>
           <w:sz w:val="20"/>
           <w:szCs w:val="20"/>
           <w:lang w:val="en-US"/>
@@ -4225,8 +4912,8 @@
       </w:r>
       <w:r>
         <w:rPr>
-          <w:i w:val="1"/>
-          <w:iCs w:val="1"/>
+          <w:i/>
+          <w:iCs/>
           <w:sz w:val="20"/>
           <w:szCs w:val="20"/>
           <w:lang w:val="en-US"/>
@@ -4243,26 +4930,36 @@
       </w:r>
       <w:r>
         <w:rPr>
-          <w:i w:val="1"/>
-          <w:iCs w:val="1"/>
+          <w:i/>
+          <w:iCs/>
           <w:sz w:val="20"/>
           <w:szCs w:val="20"/>
           <w:lang w:val="en-US"/>
         </w:rPr>
         <w:t>N</w:t>
       </w:r>
-      <w:r>
-        <w:rPr>
-          <w:sz w:val="20"/>
-          <w:szCs w:val="20"/>
-          <w:lang w:val="en-US"/>
-        </w:rPr>
-        <w:t xml:space="preserve">] : </w:t>
-      </w:r>
-      <w:r>
-        <w:rPr>
-          <w:i w:val="1"/>
-          <w:iCs w:val="1"/>
+      <w:proofErr w:type="gramStart"/>
+      <w:r>
+        <w:rPr>
+          <w:sz w:val="20"/>
+          <w:szCs w:val="20"/>
+          <w:lang w:val="en-US"/>
+        </w:rPr>
+        <w:t>] :</w:t>
+      </w:r>
+      <w:proofErr w:type="gramEnd"/>
+      <w:r>
+        <w:rPr>
+          <w:sz w:val="20"/>
+          <w:szCs w:val="20"/>
+          <w:lang w:val="en-US"/>
+        </w:rPr>
+        <w:t xml:space="preserve"> </w:t>
+      </w:r>
+      <w:r>
+        <w:rPr>
+          <w:i/>
+          <w:iCs/>
           <w:sz w:val="20"/>
           <w:szCs w:val="20"/>
           <w:lang w:val="en-US"/>
@@ -4279,8 +4976,8 @@
       </w:r>
       <w:r>
         <w:rPr>
-          <w:i w:val="1"/>
-          <w:iCs w:val="1"/>
+          <w:i/>
+          <w:iCs/>
           <w:sz w:val="20"/>
           <w:szCs w:val="20"/>
           <w:lang w:val="en-US"/>
@@ -4297,8 +4994,8 @@
       </w:r>
       <w:r>
         <w:rPr>
-          <w:i w:val="1"/>
-          <w:iCs w:val="1"/>
+          <w:i/>
+          <w:iCs/>
           <w:sz w:val="20"/>
           <w:szCs w:val="20"/>
           <w:lang w:val="en-US"/>
@@ -4315,8 +5012,8 @@
       </w:r>
       <w:r>
         <w:rPr>
-          <w:i w:val="1"/>
-          <w:iCs w:val="1"/>
+          <w:i/>
+          <w:iCs/>
           <w:sz w:val="20"/>
           <w:szCs w:val="20"/>
           <w:lang w:val="en-US"/>
@@ -4333,8 +5030,8 @@
       </w:r>
       <w:r>
         <w:rPr>
-          <w:i w:val="1"/>
-          <w:iCs w:val="1"/>
+          <w:i/>
+          <w:iCs/>
           <w:sz w:val="20"/>
           <w:szCs w:val="20"/>
           <w:lang w:val="en-US"/>
@@ -4362,7 +5059,7 @@
       </w:pPr>
       <w:r>
         <w:rPr>
-          <w:color w:val="000000" w:themeColor="text1" w:themeTint="FF" w:themeShade="FF"/>
+          <w:color w:val="000000" w:themeColor="text1"/>
           <w:sz w:val="20"/>
           <w:szCs w:val="20"/>
         </w:rPr>
@@ -4387,8 +5084,8 @@
       </w:r>
       <w:r>
         <w:rPr>
-          <w:b w:val="1"/>
-          <w:bCs w:val="1"/>
+          <w:b/>
+          <w:bCs/>
           <w:sz w:val="20"/>
           <w:szCs w:val="20"/>
         </w:rPr>
@@ -4413,10 +5110,11 @@
           <w:lang w:val="en-US"/>
         </w:rPr>
       </w:pPr>
-      <w:r>
-        <w:rPr>
-          <w:i w:val="1"/>
-          <w:iCs w:val="1"/>
+      <w:proofErr w:type="gramStart"/>
+      <w:r>
+        <w:rPr>
+          <w:i/>
+          <w:iCs/>
           <w:sz w:val="20"/>
           <w:szCs w:val="20"/>
           <w:lang w:val="en-US"/>
@@ -4431,10 +5129,11 @@
         </w:rPr>
         <w:t>(</w:t>
       </w:r>
-      <w:r>
-        <w:rPr>
-          <w:i w:val="1"/>
-          <w:iCs w:val="1"/>
+      <w:proofErr w:type="gramEnd"/>
+      <w:r>
+        <w:rPr>
+          <w:i/>
+          <w:iCs/>
           <w:sz w:val="20"/>
           <w:szCs w:val="20"/>
           <w:lang w:val="en-US"/>
@@ -4451,8 +5150,8 @@
       </w:r>
       <w:r>
         <w:rPr>
-          <w:i w:val="1"/>
-          <w:iCs w:val="1"/>
+          <w:i/>
+          <w:iCs/>
           <w:sz w:val="20"/>
           <w:szCs w:val="20"/>
           <w:lang w:val="en-US"/>
@@ -4469,8 +5168,8 @@
       </w:r>
       <w:r>
         <w:rPr>
-          <w:i w:val="1"/>
-          <w:iCs w:val="1"/>
+          <w:i/>
+          <w:iCs/>
           <w:sz w:val="20"/>
           <w:szCs w:val="20"/>
           <w:lang w:val="en-US"/>
@@ -4483,8 +5182,72 @@
           <w:szCs w:val="20"/>
           <w:lang w:val="en-US"/>
         </w:rPr>
-        <w:t>) = max{ E_{Q₀₁}[max{0, 1 + wᵀX + b}] + E_{Q₁₁}[max{0, 1 − wᵀX − b}] − 1 ,</w:t>
-      </w:r>
+        <w:t xml:space="preserve">) = </w:t>
+      </w:r>
+      <w:proofErr w:type="gramStart"/>
+      <w:r>
+        <w:rPr>
+          <w:sz w:val="20"/>
+          <w:szCs w:val="20"/>
+          <w:lang w:val="en-US"/>
+        </w:rPr>
+        <w:t>max{ E</w:t>
+      </w:r>
+      <w:proofErr w:type="gramEnd"/>
+      <w:r>
+        <w:rPr>
+          <w:sz w:val="20"/>
+          <w:szCs w:val="20"/>
+          <w:lang w:val="en-US"/>
+        </w:rPr>
+        <w:t>_{Q₀</w:t>
+      </w:r>
+      <w:proofErr w:type="gramStart"/>
+      <w:r>
+        <w:rPr>
+          <w:sz w:val="20"/>
+          <w:szCs w:val="20"/>
+          <w:lang w:val="en-US"/>
+        </w:rPr>
+        <w:t>₁}[max{</w:t>
+      </w:r>
+      <w:proofErr w:type="gramEnd"/>
+      <w:r>
+        <w:rPr>
+          <w:sz w:val="20"/>
+          <w:szCs w:val="20"/>
+          <w:lang w:val="en-US"/>
+        </w:rPr>
+        <w:t>0, 1 + wᵀX + b}] + E_{Q₁</w:t>
+      </w:r>
+      <w:proofErr w:type="gramStart"/>
+      <w:r>
+        <w:rPr>
+          <w:sz w:val="20"/>
+          <w:szCs w:val="20"/>
+          <w:lang w:val="en-US"/>
+        </w:rPr>
+        <w:t>₁}[max{</w:t>
+      </w:r>
+      <w:proofErr w:type="gramEnd"/>
+      <w:r>
+        <w:rPr>
+          <w:sz w:val="20"/>
+          <w:szCs w:val="20"/>
+          <w:lang w:val="en-US"/>
+        </w:rPr>
+        <w:t xml:space="preserve">0, 1 − wᵀX − b}] − </w:t>
+      </w:r>
+      <w:proofErr w:type="gramStart"/>
+      <w:r>
+        <w:rPr>
+          <w:sz w:val="20"/>
+          <w:szCs w:val="20"/>
+          <w:lang w:val="en-US"/>
+        </w:rPr>
+        <w:t>1 ,</w:t>
+      </w:r>
+      <w:proofErr w:type="gramEnd"/>
     </w:p>
     <w:p>
       <w:pPr>
@@ -4503,7 +5266,61 @@
           <w:szCs w:val="20"/>
           <w:lang w:val="en-US"/>
         </w:rPr>
-        <w:t xml:space="preserve">             E_{Q₁₁}[max{0, 1 + wᵀX + b}] + E_{Q₀₁}[max{0, 1 − wᵀX − b}] − 1 },</w:t>
+        <w:t xml:space="preserve">             E_{Q₁</w:t>
+      </w:r>
+      <w:proofErr w:type="gramStart"/>
+      <w:r>
+        <w:rPr>
+          <w:sz w:val="20"/>
+          <w:szCs w:val="20"/>
+          <w:lang w:val="en-US"/>
+        </w:rPr>
+        <w:t>₁}[max{</w:t>
+      </w:r>
+      <w:proofErr w:type="gramEnd"/>
+      <w:r>
+        <w:rPr>
+          <w:sz w:val="20"/>
+          <w:szCs w:val="20"/>
+          <w:lang w:val="en-US"/>
+        </w:rPr>
+        <w:t>0, 1 + wᵀX + b}] + E_{Q₀</w:t>
+      </w:r>
+      <w:proofErr w:type="gramStart"/>
+      <w:r>
+        <w:rPr>
+          <w:sz w:val="20"/>
+          <w:szCs w:val="20"/>
+          <w:lang w:val="en-US"/>
+        </w:rPr>
+        <w:t>₁}[max{</w:t>
+      </w:r>
+      <w:proofErr w:type="gramEnd"/>
+      <w:r>
+        <w:rPr>
+          <w:sz w:val="20"/>
+          <w:szCs w:val="20"/>
+          <w:lang w:val="en-US"/>
+        </w:rPr>
+        <w:t xml:space="preserve">0, 1 − wᵀX − b}] − </w:t>
+      </w:r>
+      <w:proofErr w:type="gramStart"/>
+      <w:r>
+        <w:rPr>
+          <w:sz w:val="20"/>
+          <w:szCs w:val="20"/>
+          <w:lang w:val="en-US"/>
+        </w:rPr>
+        <w:t>1 }</w:t>
+      </w:r>
+      <w:proofErr w:type="gramEnd"/>
+      <w:r>
+        <w:rPr>
+          <w:sz w:val="20"/>
+          <w:szCs w:val="20"/>
+          <w:lang w:val="en-US"/>
+        </w:rPr>
+        <w:t>,</w:t>
       </w:r>
     </w:p>
     <w:p>
@@ -4526,8 +5343,8 @@
       </w:r>
       <w:r>
         <w:rPr>
-          <w:i w:val="1"/>
-          <w:iCs w:val="1"/>
+          <w:i/>
+          <w:iCs/>
           <w:sz w:val="20"/>
           <w:szCs w:val="20"/>
           <w:lang w:val="en-US"/>
@@ -4542,10 +5359,11 @@
         </w:rPr>
         <w:t xml:space="preserve"> = </w:t>
       </w:r>
-      <w:r>
-        <w:rPr>
-          <w:i w:val="1"/>
-          <w:iCs w:val="1"/>
+      <w:proofErr w:type="gramStart"/>
+      <w:r>
+        <w:rPr>
+          <w:i/>
+          <w:iCs/>
           <w:sz w:val="20"/>
           <w:szCs w:val="20"/>
           <w:lang w:val="en-US"/>
@@ -4558,12 +5376,21 @@
           <w:szCs w:val="20"/>
           <w:lang w:val="en-US"/>
         </w:rPr>
-        <w:t xml:space="preserve">(· | </w:t>
-      </w:r>
-      <w:r>
-        <w:rPr>
-          <w:i w:val="1"/>
-          <w:iCs w:val="1"/>
+        <w:t>(</w:t>
+      </w:r>
+      <w:proofErr w:type="gramEnd"/>
+      <w:r>
+        <w:rPr>
+          <w:sz w:val="20"/>
+          <w:szCs w:val="20"/>
+          <w:lang w:val="en-US"/>
+        </w:rPr>
+        <w:t xml:space="preserve">· | </w:t>
+      </w:r>
+      <w:r>
+        <w:rPr>
+          <w:i/>
+          <w:iCs/>
           <w:sz w:val="20"/>
           <w:szCs w:val="20"/>
           <w:lang w:val="en-US"/>
@@ -4580,8 +5407,8 @@
       </w:r>
       <w:r>
         <w:rPr>
-          <w:i w:val="1"/>
-          <w:iCs w:val="1"/>
+          <w:i/>
+          <w:iCs/>
           <w:sz w:val="20"/>
           <w:szCs w:val="20"/>
           <w:lang w:val="en-US"/>
@@ -4598,8 +5425,8 @@
       </w:r>
       <w:r>
         <w:rPr>
-          <w:i w:val="1"/>
-          <w:iCs w:val="1"/>
+          <w:i/>
+          <w:iCs/>
           <w:sz w:val="20"/>
           <w:szCs w:val="20"/>
           <w:lang w:val="en-US"/>
@@ -4616,8 +5443,8 @@
       </w:r>
       <w:r>
         <w:rPr>
-          <w:i w:val="1"/>
-          <w:iCs w:val="1"/>
+          <w:i/>
+          <w:iCs/>
           <w:sz w:val="20"/>
           <w:szCs w:val="20"/>
           <w:lang w:val="en-US"/>
@@ -4634,8 +5461,8 @@
       </w:r>
       <w:r>
         <w:rPr>
-          <w:b w:val="1"/>
-          <w:bCs w:val="1"/>
+          <w:b/>
+          <w:bCs/>
           <w:sz w:val="20"/>
           <w:szCs w:val="20"/>
           <w:lang w:val="en-US"/>
@@ -4659,16 +5486,148 @@
         <w:rPr>
           <w:sz w:val="20"/>
           <w:szCs w:val="20"/>
-          <w:lang w:val="en-US"/>
-        </w:rPr>
-      </w:pPr>
-      <w:r>
-        <w:rPr>
-          <w:sz w:val="20"/>
-          <w:szCs w:val="20"/>
-          <w:lang w:val="en-US"/>
-        </w:rPr>
-        <w:t>min_{w, b}  sup_{Q ∈ B(P̂)}  E_Q[max{0, 1 − Y(wᵀX + b)}]    s.t.    sup_{Q ∈ B(P̂)}  H(w, b, Q) ≤ ζ.    (5)</w:t>
+          <w:lang w:val="de-DE"/>
+        </w:rPr>
+      </w:pPr>
+      <w:r>
+        <w:rPr>
+          <w:sz w:val="20"/>
+          <w:szCs w:val="20"/>
+          <w:lang w:val="en-US"/>
+        </w:rPr>
+        <w:t>min</w:t>
+      </w:r>
+      <w:proofErr w:type="gramStart"/>
+      <w:r>
+        <w:rPr>
+          <w:sz w:val="20"/>
+          <w:szCs w:val="20"/>
+          <w:lang w:val="en-US"/>
+        </w:rPr>
+        <w:t>_{</w:t>
+      </w:r>
+      <w:proofErr w:type="gramEnd"/>
+      <w:r>
+        <w:rPr>
+          <w:sz w:val="20"/>
+          <w:szCs w:val="20"/>
+          <w:lang w:val="en-US"/>
+        </w:rPr>
+        <w:t xml:space="preserve">w, </w:t>
+      </w:r>
+      <w:proofErr w:type="gramStart"/>
+      <w:r>
+        <w:rPr>
+          <w:sz w:val="20"/>
+          <w:szCs w:val="20"/>
+          <w:lang w:val="en-US"/>
+        </w:rPr>
+        <w:t>b}  sup_{</w:t>
+      </w:r>
+      <w:proofErr w:type="gramEnd"/>
+      <w:r>
+        <w:rPr>
+          <w:sz w:val="20"/>
+          <w:szCs w:val="20"/>
+          <w:lang w:val="en-US"/>
+        </w:rPr>
+        <w:t>Q ∈ B(P̂</w:t>
+      </w:r>
+      <w:proofErr w:type="gramStart"/>
+      <w:r>
+        <w:rPr>
+          <w:sz w:val="20"/>
+          <w:szCs w:val="20"/>
+          <w:lang w:val="en-US"/>
+        </w:rPr>
+        <w:t>)}  E</w:t>
+      </w:r>
+      <w:proofErr w:type="gramEnd"/>
+      <w:r>
+        <w:rPr>
+          <w:sz w:val="20"/>
+          <w:szCs w:val="20"/>
+          <w:lang w:val="en-US"/>
+        </w:rPr>
+        <w:t>_</w:t>
+      </w:r>
+      <w:proofErr w:type="gramStart"/>
+      <w:r>
+        <w:rPr>
+          <w:sz w:val="20"/>
+          <w:szCs w:val="20"/>
+          <w:lang w:val="en-US"/>
+        </w:rPr>
+        <w:t>Q[max{</w:t>
+      </w:r>
+      <w:proofErr w:type="gramEnd"/>
+      <w:r>
+        <w:rPr>
+          <w:sz w:val="20"/>
+          <w:szCs w:val="20"/>
+          <w:lang w:val="en-US"/>
+        </w:rPr>
+        <w:t xml:space="preserve">0, 1 − </w:t>
+      </w:r>
+      <w:proofErr w:type="gramStart"/>
+      <w:r>
+        <w:rPr>
+          <w:sz w:val="20"/>
+          <w:szCs w:val="20"/>
+          <w:lang w:val="en-US"/>
+        </w:rPr>
+        <w:t>Y(</w:t>
+      </w:r>
+      <w:proofErr w:type="gramEnd"/>
+      <w:r>
+        <w:rPr>
+          <w:sz w:val="20"/>
+          <w:szCs w:val="20"/>
+          <w:lang w:val="en-US"/>
+        </w:rPr>
+        <w:t>wᵀX + b)</w:t>
+      </w:r>
+      <w:proofErr w:type="gramStart"/>
+      <w:r>
+        <w:rPr>
+          <w:sz w:val="20"/>
+          <w:szCs w:val="20"/>
+          <w:lang w:val="en-US"/>
+        </w:rPr>
+        <w:t xml:space="preserve">}]   </w:t>
+      </w:r>
+      <w:proofErr w:type="gramEnd"/>
+      <w:r>
+        <w:rPr>
+          <w:sz w:val="20"/>
+          <w:szCs w:val="20"/>
+          <w:lang w:val="en-US"/>
+        </w:rPr>
+        <w:t xml:space="preserve"> s.t.    </w:t>
+      </w:r>
+      <w:r>
+        <w:rPr>
+          <w:sz w:val="20"/>
+          <w:szCs w:val="20"/>
+          <w:lang w:val="de-DE"/>
+        </w:rPr>
+        <w:t xml:space="preserve">sup_{Q ∈ B(P̂)}  H(w, b, Q) ≤ </w:t>
+      </w:r>
+      <w:r>
+        <w:rPr>
+          <w:sz w:val="20"/>
+          <w:szCs w:val="20"/>
+          <w:lang w:val="en-US"/>
+        </w:rPr>
+        <w:t>ζ</w:t>
+      </w:r>
+      <w:r>
+        <w:rPr>
+          <w:sz w:val="20"/>
+          <w:szCs w:val="20"/>
+          <w:lang w:val="de-DE"/>
+        </w:rPr>
+        <w:t>.    (5)</w:t>
       </w:r>
     </w:p>
     <w:p>
@@ -4676,16 +5635,16 @@
         <w:spacing w:after="160" w:line="276" w:lineRule="auto"/>
         <w:jc w:val="both"/>
         <w:rPr>
-          <w:i w:val="1"/>
-          <w:iCs w:val="1"/>
-          <w:sz w:val="20"/>
-          <w:szCs w:val="20"/>
-        </w:rPr>
-      </w:pPr>
-      <w:r>
-        <w:rPr>
-          <w:b w:val="1"/>
-          <w:bCs w:val="1"/>
+          <w:i/>
+          <w:iCs/>
+          <w:sz w:val="20"/>
+          <w:szCs w:val="20"/>
+        </w:rPr>
+      </w:pPr>
+      <w:r>
+        <w:rPr>
+          <w:b/>
+          <w:bCs/>
           <w:sz w:val="20"/>
           <w:szCs w:val="20"/>
         </w:rPr>
@@ -4700,8 +5659,8 @@
       </w:r>
       <w:r>
         <w:rPr>
-          <w:i w:val="1"/>
-          <w:iCs w:val="1"/>
+          <w:i/>
+          <w:iCs/>
           <w:sz w:val="20"/>
           <w:szCs w:val="20"/>
         </w:rPr>
@@ -4716,14 +5675,12 @@
         <w:rPr>
           <w:sz w:val="20"/>
           <w:szCs w:val="20"/>
-          <w:lang w:val="en-US"/>
-        </w:rPr>
-      </w:pPr>
-      <w:r>
-        <w:rPr>
-          <w:sz w:val="20"/>
-          <w:szCs w:val="20"/>
-          <w:lang w:val="en-US"/>
+        </w:rPr>
+      </w:pPr>
+      <w:r>
+        <w:rPr>
+          <w:sz w:val="20"/>
+          <w:szCs w:val="20"/>
         </w:rPr>
         <w:t>min_{w, b}  (1/N) ∑ᵢ tᵢ</w:t>
       </w:r>
@@ -4736,16 +5693,46 @@
         <w:rPr>
           <w:sz w:val="20"/>
           <w:szCs w:val="20"/>
-          <w:lang w:val="en-US"/>
-        </w:rPr>
-      </w:pPr>
-      <w:r>
-        <w:rPr>
-          <w:sz w:val="20"/>
-          <w:szCs w:val="20"/>
-          <w:lang w:val="en-US"/>
-        </w:rPr>
-        <w:t>s.t.  t ∈ ℝ₊ᴺ,  λ⁰, λ¹ ∈ ℝ₊ᴺ,</w:t>
+        </w:rPr>
+      </w:pPr>
+      <w:r>
+        <w:rPr>
+          <w:sz w:val="20"/>
+          <w:szCs w:val="20"/>
+        </w:rPr>
+        <w:t xml:space="preserve">s.t.  t ∈ ℝ₊ᴺ,  </w:t>
+      </w:r>
+      <w:proofErr w:type="gramStart"/>
+      <w:r>
+        <w:rPr>
+          <w:sz w:val="20"/>
+          <w:szCs w:val="20"/>
+          <w:lang w:val="en-US"/>
+        </w:rPr>
+        <w:t>λ</w:t>
+      </w:r>
+      <w:proofErr w:type="gramEnd"/>
+      <w:r>
+        <w:rPr>
+          <w:sz w:val="20"/>
+          <w:szCs w:val="20"/>
+        </w:rPr>
+        <w:t xml:space="preserve">⁰, </w:t>
+      </w:r>
+      <w:r>
+        <w:rPr>
+          <w:sz w:val="20"/>
+          <w:szCs w:val="20"/>
+          <w:lang w:val="en-US"/>
+        </w:rPr>
+        <w:t>λ</w:t>
+      </w:r>
+      <w:r>
+        <w:rPr>
+          <w:sz w:val="20"/>
+          <w:szCs w:val="20"/>
+        </w:rPr>
+        <w:t>¹ ∈ ℝ₊ᴺ,</w:t>
       </w:r>
     </w:p>
     <w:p>
@@ -4756,16 +5743,29 @@
         <w:rPr>
           <w:sz w:val="20"/>
           <w:szCs w:val="20"/>
-          <w:lang w:val="en-US"/>
-        </w:rPr>
-      </w:pPr>
-      <w:r>
-        <w:rPr>
-          <w:sz w:val="20"/>
-          <w:szCs w:val="20"/>
-          <w:lang w:val="en-US"/>
-        </w:rPr>
-        <w:t>−yᵢ(wᵀxᵢ + b) + ρ‖w‖_* ≤ tᵢ − 1    ∀i ∈ [N],</w:t>
+        </w:rPr>
+      </w:pPr>
+      <w:r>
+        <w:rPr>
+          <w:sz w:val="20"/>
+          <w:szCs w:val="20"/>
+        </w:rPr>
+        <w:t xml:space="preserve">−yᵢ(wᵀxᵢ + b) + </w:t>
+      </w:r>
+      <w:r>
+        <w:rPr>
+          <w:sz w:val="20"/>
+          <w:szCs w:val="20"/>
+          <w:lang w:val="en-US"/>
+        </w:rPr>
+        <w:t>ρ</w:t>
+      </w:r>
+      <w:r>
+        <w:rPr>
+          <w:sz w:val="20"/>
+          <w:szCs w:val="20"/>
+        </w:rPr>
+        <w:t>‖w‖_* ≤ tᵢ − 1    ∀i ∈ [N],</w:t>
       </w:r>
     </w:p>
     <w:p>
@@ -4776,16 +5776,59 @@
         <w:rPr>
           <w:sz w:val="20"/>
           <w:szCs w:val="20"/>
-          <w:lang w:val="en-US"/>
-        </w:rPr>
-      </w:pPr>
-      <w:r>
-        <w:rPr>
-          <w:sz w:val="20"/>
-          <w:szCs w:val="20"/>
-          <w:lang w:val="en-US"/>
-        </w:rPr>
-        <w:t>(1/|Iₐ₊|) ∑_{i ∈ Iₐ₊} λᵢᵃ + (1/|Iₐ′₊|) ∑_{i ∈ Iₐ′₊} λᵢᵃ′ − 1 ≤ ζ    ∀(a, a′) ∈ {(0,1),(1,0)},</w:t>
+        </w:rPr>
+      </w:pPr>
+      <w:r>
+        <w:rPr>
+          <w:sz w:val="20"/>
+          <w:szCs w:val="20"/>
+        </w:rPr>
+        <w:t xml:space="preserve">(1/|Iₐ₊|) ∑_{i ∈ Iₐ₊} </w:t>
+      </w:r>
+      <w:r>
+        <w:rPr>
+          <w:sz w:val="20"/>
+          <w:szCs w:val="20"/>
+          <w:lang w:val="en-US"/>
+        </w:rPr>
+        <w:t>λ</w:t>
+      </w:r>
+      <w:r>
+        <w:rPr>
+          <w:sz w:val="20"/>
+          <w:szCs w:val="20"/>
+        </w:rPr>
+        <w:t xml:space="preserve">ᵢᵃ + (1/|Iₐ′₊|) ∑_{i ∈ Iₐ′₊} </w:t>
+      </w:r>
+      <w:r>
+        <w:rPr>
+          <w:sz w:val="20"/>
+          <w:szCs w:val="20"/>
+          <w:lang w:val="en-US"/>
+        </w:rPr>
+        <w:t>λ</w:t>
+      </w:r>
+      <w:r>
+        <w:rPr>
+          <w:sz w:val="20"/>
+          <w:szCs w:val="20"/>
+        </w:rPr>
+        <w:t xml:space="preserve">ᵢᵃ′ − 1 ≤ </w:t>
+      </w:r>
+      <w:r>
+        <w:rPr>
+          <w:sz w:val="20"/>
+          <w:szCs w:val="20"/>
+          <w:lang w:val="en-US"/>
+        </w:rPr>
+        <w:t>ζ</w:t>
+      </w:r>
+      <w:r>
+        <w:rPr>
+          <w:sz w:val="20"/>
+          <w:szCs w:val="20"/>
+        </w:rPr>
+        <w:t xml:space="preserve">    ∀(a, a′) ∈ {(0,1),(1,0)},</w:t>
       </w:r>
     </w:p>
     <w:p>
@@ -4796,16 +5839,74 @@
         <w:rPr>
           <w:sz w:val="20"/>
           <w:szCs w:val="20"/>
-          <w:lang w:val="en-US"/>
-        </w:rPr>
-      </w:pPr>
-      <w:r>
-        <w:rPr>
-          <w:sz w:val="20"/>
-          <w:szCs w:val="20"/>
-          <w:lang w:val="en-US"/>
-        </w:rPr>
-        <w:t>1 + wᵀxᵢ + ρ‖w‖_* + b ≤ λᵢᵃ    ∀i ∈ Iₐ₊,   1 − wᵀxᵢ + ρ‖w‖_* − b ≤ λᵢᵃ′    ∀i ∈ Iₐ′₊.</w:t>
+        </w:rPr>
+      </w:pPr>
+      <w:r>
+        <w:rPr>
+          <w:sz w:val="20"/>
+          <w:szCs w:val="20"/>
+        </w:rPr>
+        <w:t xml:space="preserve">1 + wᵀxᵢ + </w:t>
+      </w:r>
+      <w:r>
+        <w:rPr>
+          <w:sz w:val="20"/>
+          <w:szCs w:val="20"/>
+          <w:lang w:val="en-US"/>
+        </w:rPr>
+        <w:t>ρ</w:t>
+      </w:r>
+      <w:r>
+        <w:rPr>
+          <w:sz w:val="20"/>
+          <w:szCs w:val="20"/>
+        </w:rPr>
+        <w:t xml:space="preserve">‖w‖_* + b ≤ </w:t>
+      </w:r>
+      <w:r>
+        <w:rPr>
+          <w:sz w:val="20"/>
+          <w:szCs w:val="20"/>
+          <w:lang w:val="en-US"/>
+        </w:rPr>
+        <w:t>λ</w:t>
+      </w:r>
+      <w:r>
+        <w:rPr>
+          <w:sz w:val="20"/>
+          <w:szCs w:val="20"/>
+        </w:rPr>
+        <w:t xml:space="preserve">ᵢᵃ    ∀i ∈ Iₐ₊,   1 − wᵀxᵢ + </w:t>
+      </w:r>
+      <w:r>
+        <w:rPr>
+          <w:sz w:val="20"/>
+          <w:szCs w:val="20"/>
+          <w:lang w:val="en-US"/>
+        </w:rPr>
+        <w:t>ρ</w:t>
+      </w:r>
+      <w:r>
+        <w:rPr>
+          <w:sz w:val="20"/>
+          <w:szCs w:val="20"/>
+        </w:rPr>
+        <w:t xml:space="preserve">‖w‖_* − b ≤ </w:t>
+      </w:r>
+      <w:r>
+        <w:rPr>
+          <w:sz w:val="20"/>
+          <w:szCs w:val="20"/>
+          <w:lang w:val="en-US"/>
+        </w:rPr>
+        <w:t>λ</w:t>
+      </w:r>
+      <w:r>
+        <w:rPr>
+          <w:sz w:val="20"/>
+          <w:szCs w:val="20"/>
+        </w:rPr>
+        <w:t>ᵢᵃ′    ∀i ∈ Iₐ′₊.</w:t>
       </w:r>
     </w:p>
     <w:p>
@@ -4826,8 +5927,8 @@
       </w:r>
       <w:r>
         <w:rPr>
-          <w:b w:val="1"/>
-          <w:bCs w:val="1"/>
+          <w:b/>
+          <w:bCs/>
           <w:sz w:val="20"/>
           <w:szCs w:val="20"/>
         </w:rPr>
@@ -4875,8 +5976,8 @@
       </w:r>
       <w:r>
         <w:rPr>
-          <w:b w:val="1"/>
-          <w:bCs w:val="1"/>
+          <w:b/>
+          <w:bCs/>
           <w:sz w:val="20"/>
           <w:szCs w:val="20"/>
           <w:lang w:val="en-US"/>
@@ -4893,8 +5994,8 @@
       </w:r>
       <w:r>
         <w:rPr>
-          <w:i w:val="1"/>
-          <w:iCs w:val="1"/>
+          <w:i/>
+          <w:iCs/>
           <w:sz w:val="20"/>
           <w:szCs w:val="20"/>
           <w:lang w:val="en-US"/>
@@ -4907,12 +6008,30 @@
           <w:szCs w:val="20"/>
           <w:lang w:val="en-US"/>
         </w:rPr>
-        <w:t xml:space="preserve"> ∈ {0, 1}. The fairness constraint covers exactly one ordered pair (</w:t>
-      </w:r>
-      <w:r>
-        <w:rPr>
-          <w:i w:val="1"/>
-          <w:iCs w:val="1"/>
+        <w:t xml:space="preserve"> ∈ {0, </w:t>
+      </w:r>
+      <w:proofErr w:type="gramStart"/>
+      <w:r>
+        <w:rPr>
+          <w:sz w:val="20"/>
+          <w:szCs w:val="20"/>
+          <w:lang w:val="en-US"/>
+        </w:rPr>
+        <w:t>1}.</w:t>
+      </w:r>
+      <w:proofErr w:type="gramEnd"/>
+      <w:r>
+        <w:rPr>
+          <w:sz w:val="20"/>
+          <w:szCs w:val="20"/>
+          <w:lang w:val="en-US"/>
+        </w:rPr>
+        <w:t xml:space="preserve"> The fairness constraint covers exactly one ordered pair (</w:t>
+      </w:r>
+      <w:r>
+        <w:rPr>
+          <w:i/>
+          <w:iCs/>
           <w:sz w:val="20"/>
           <w:szCs w:val="20"/>
           <w:lang w:val="en-US"/>
@@ -4927,10 +6046,11 @@
         </w:rPr>
         <w:t xml:space="preserve">, </w:t>
       </w:r>
-      <w:r>
-        <w:rPr>
-          <w:i w:val="1"/>
-          <w:iCs w:val="1"/>
+      <w:proofErr w:type="gramStart"/>
+      <w:r>
+        <w:rPr>
+          <w:i/>
+          <w:iCs/>
           <w:sz w:val="20"/>
           <w:szCs w:val="20"/>
           <w:lang w:val="en-US"/>
@@ -4943,12 +6063,39 @@
           <w:szCs w:val="20"/>
           <w:lang w:val="en-US"/>
         </w:rPr>
-        <w:t xml:space="preserve">) ∈ {(0,1),(1,0)}. While this is adequate for binary attributes such as gender, it is insufficient when the sensitive attribute takes </w:t>
-      </w:r>
-      <w:r>
-        <w:rPr>
-          <w:i w:val="1"/>
-          <w:iCs w:val="1"/>
+        <w:t>) ∈ {</w:t>
+      </w:r>
+      <w:proofErr w:type="gramEnd"/>
+      <w:r>
+        <w:rPr>
+          <w:sz w:val="20"/>
+          <w:szCs w:val="20"/>
+          <w:lang w:val="en-US"/>
+        </w:rPr>
+        <w:t>(0,1</w:t>
+      </w:r>
+      <w:proofErr w:type="gramStart"/>
+      <w:r>
+        <w:rPr>
+          <w:sz w:val="20"/>
+          <w:szCs w:val="20"/>
+          <w:lang w:val="en-US"/>
+        </w:rPr>
+        <w:t>),(1,0)}</w:t>
+      </w:r>
+      <w:proofErr w:type="gramEnd"/>
+      <w:r>
+        <w:rPr>
+          <w:sz w:val="20"/>
+          <w:szCs w:val="20"/>
+          <w:lang w:val="en-US"/>
+        </w:rPr>
+        <w:t xml:space="preserve">. While this is adequate for binary attributes such as gender, it is insufficient when the sensitive attribute takes </w:t>
+      </w:r>
+      <w:r>
+        <w:rPr>
+          <w:i/>
+          <w:iCs/>
           <w:sz w:val="20"/>
           <w:szCs w:val="20"/>
           <w:lang w:val="en-US"/>
@@ -4998,8 +6145,8 @@
       </w:r>
       <w:r>
         <w:rPr>
-          <w:i w:val="1"/>
-          <w:iCs w:val="1"/>
+          <w:i/>
+          <w:iCs/>
           <w:sz w:val="20"/>
           <w:szCs w:val="20"/>
           <w:lang w:val="en-US"/>
@@ -5016,8 +6163,8 @@
       </w:r>
       <w:r>
         <w:rPr>
-          <w:b w:val="1"/>
-          <w:bCs w:val="1"/>
+          <w:b/>
+          <w:bCs/>
           <w:sz w:val="20"/>
           <w:szCs w:val="20"/>
           <w:lang w:val="en-US"/>
@@ -5030,7 +6177,25 @@
           <w:szCs w:val="20"/>
           <w:lang w:val="en-US"/>
         </w:rPr>
-        <w:t>. All notation follows Section 2; new notation is introduced as needed.</w:t>
+        <w:t xml:space="preserve">. All </w:t>
+      </w:r>
+      <w:proofErr w:type="gramStart"/>
+      <w:r>
+        <w:rPr>
+          <w:sz w:val="20"/>
+          <w:szCs w:val="20"/>
+          <w:lang w:val="en-US"/>
+        </w:rPr>
+        <w:t>notation follows</w:t>
+      </w:r>
+      <w:proofErr w:type="gramEnd"/>
+      <w:r>
+        <w:rPr>
+          <w:sz w:val="20"/>
+          <w:szCs w:val="20"/>
+          <w:lang w:val="en-US"/>
+        </w:rPr>
+        <w:t xml:space="preserve"> Section 2; new notation is introduced as needed.</w:t>
       </w:r>
     </w:p>
     <w:p>
@@ -5044,6 +6209,7 @@
         <w:rPr>
           <w:color w:val="000000" w:themeColor="text1"/>
         </w:rPr>
+        <w:lastRenderedPageBreak/>
         <w:t>3.1 Multi-Group Setup</w:t>
       </w:r>
     </w:p>
@@ -5065,8 +6231,8 @@
       </w:r>
       <w:r>
         <w:rPr>
-          <w:i w:val="1"/>
-          <w:iCs w:val="1"/>
+          <w:i/>
+          <w:iCs/>
           <w:sz w:val="20"/>
           <w:szCs w:val="20"/>
         </w:rPr>
@@ -5081,8 +6247,8 @@
       </w:r>
       <w:r>
         <w:rPr>
-          <w:b w:val="1"/>
-          <w:bCs w:val="1"/>
+          <w:b/>
+          <w:bCs/>
           <w:sz w:val="20"/>
           <w:szCs w:val="20"/>
         </w:rPr>
@@ -5109,8 +6275,8 @@
       </w:pPr>
       <w:r>
         <w:rPr>
-          <w:i w:val="1"/>
-          <w:iCs w:val="1"/>
+          <w:i/>
+          <w:iCs/>
           <w:sz w:val="20"/>
           <w:szCs w:val="20"/>
           <w:lang w:val="en-US"/>
@@ -5127,26 +6293,36 @@
       </w:r>
       <w:r>
         <w:rPr>
-          <w:i w:val="1"/>
-          <w:iCs w:val="1"/>
+          <w:i/>
+          <w:iCs/>
           <w:sz w:val="20"/>
           <w:szCs w:val="20"/>
           <w:lang w:val="en-US"/>
         </w:rPr>
         <w:t>K</w:t>
       </w:r>
-      <w:r>
-        <w:rPr>
-          <w:sz w:val="20"/>
-          <w:szCs w:val="20"/>
-          <w:lang w:val="en-US"/>
-        </w:rPr>
-        <w:t xml:space="preserve">},    </w:t>
-      </w:r>
-      <w:r>
-        <w:rPr>
-          <w:i w:val="1"/>
-          <w:iCs w:val="1"/>
+      <w:proofErr w:type="gramStart"/>
+      <w:r>
+        <w:rPr>
+          <w:sz w:val="20"/>
+          <w:szCs w:val="20"/>
+          <w:lang w:val="en-US"/>
+        </w:rPr>
+        <w:t xml:space="preserve">},   </w:t>
+      </w:r>
+      <w:proofErr w:type="gramEnd"/>
+      <w:r>
+        <w:rPr>
+          <w:sz w:val="20"/>
+          <w:szCs w:val="20"/>
+          <w:lang w:val="en-US"/>
+        </w:rPr>
+        <w:t xml:space="preserve"> </w:t>
+      </w:r>
+      <w:r>
+        <w:rPr>
+          <w:i/>
+          <w:iCs/>
           <w:sz w:val="20"/>
           <w:szCs w:val="20"/>
           <w:lang w:val="en-US"/>
@@ -5182,8 +6358,8 @@
       </w:r>
       <w:r>
         <w:rPr>
-          <w:b w:val="1"/>
-          <w:bCs w:val="1"/>
+          <w:b/>
+          <w:bCs/>
           <w:sz w:val="20"/>
           <w:szCs w:val="20"/>
           <w:lang w:val="en-US"/>
@@ -5200,8 +6376,8 @@
       </w:r>
       <w:r>
         <w:rPr>
-          <w:i w:val="1"/>
-          <w:iCs w:val="1"/>
+          <w:i/>
+          <w:iCs/>
           <w:sz w:val="20"/>
           <w:szCs w:val="20"/>
           <w:lang w:val="en-US"/>
@@ -5218,8 +6394,8 @@
       </w:r>
       <w:r>
         <w:rPr>
-          <w:i w:val="1"/>
-          <w:iCs w:val="1"/>
+          <w:i/>
+          <w:iCs/>
           <w:sz w:val="20"/>
           <w:szCs w:val="20"/>
           <w:lang w:val="en-US"/>
@@ -5236,8 +6412,8 @@
       </w:r>
       <w:r>
         <w:rPr>
-          <w:i w:val="1"/>
-          <w:iCs w:val="1"/>
+          <w:i/>
+          <w:iCs/>
           <w:sz w:val="20"/>
           <w:szCs w:val="20"/>
           <w:lang w:val="en-US"/>
@@ -5273,8 +6449,8 @@
       </w:r>
       <w:r>
         <w:rPr>
-          <w:i w:val="1"/>
-          <w:iCs w:val="1"/>
+          <w:i/>
+          <w:iCs/>
           <w:sz w:val="20"/>
           <w:szCs w:val="20"/>
           <w:lang w:val="en-US"/>
@@ -5291,8 +6467,8 @@
       </w:r>
       <w:r>
         <w:rPr>
-          <w:i w:val="1"/>
-          <w:iCs w:val="1"/>
+          <w:i/>
+          <w:iCs/>
           <w:sz w:val="20"/>
           <w:szCs w:val="20"/>
           <w:lang w:val="en-US"/>
@@ -5309,8 +6485,8 @@
       </w:r>
       <w:r>
         <w:rPr>
-          <w:i w:val="1"/>
-          <w:iCs w:val="1"/>
+          <w:i/>
+          <w:iCs/>
           <w:sz w:val="20"/>
           <w:szCs w:val="20"/>
           <w:lang w:val="en-US"/>
@@ -5325,10 +6501,11 @@
         </w:rPr>
         <w:t xml:space="preserve"> = </w:t>
       </w:r>
-      <w:r>
-        <w:rPr>
-          <w:i w:val="1"/>
-          <w:iCs w:val="1"/>
+      <w:proofErr w:type="gramStart"/>
+      <w:r>
+        <w:rPr>
+          <w:i/>
+          <w:iCs/>
           <w:sz w:val="20"/>
           <w:szCs w:val="20"/>
           <w:lang w:val="en-US"/>
@@ -5343,10 +6520,11 @@
         </w:rPr>
         <w:t>(</w:t>
       </w:r>
-      <w:r>
-        <w:rPr>
-          <w:i w:val="1"/>
-          <w:iCs w:val="1"/>
+      <w:proofErr w:type="gramEnd"/>
+      <w:r>
+        <w:rPr>
+          <w:i/>
+          <w:iCs/>
           <w:sz w:val="20"/>
           <w:szCs w:val="20"/>
           <w:lang w:val="en-US"/>
@@ -5363,8 +6541,8 @@
       </w:r>
       <w:r>
         <w:rPr>
-          <w:i w:val="1"/>
-          <w:iCs w:val="1"/>
+          <w:i/>
+          <w:iCs/>
           <w:sz w:val="20"/>
           <w:szCs w:val="20"/>
           <w:lang w:val="en-US"/>
@@ -5381,8 +6559,8 @@
       </w:r>
       <w:r>
         <w:rPr>
-          <w:i w:val="1"/>
-          <w:iCs w:val="1"/>
+          <w:i/>
+          <w:iCs/>
           <w:sz w:val="20"/>
           <w:szCs w:val="20"/>
           <w:lang w:val="en-US"/>
@@ -5399,14 +6577,15 @@
       </w:r>
       <w:r>
         <w:rPr>
-          <w:i w:val="1"/>
-          <w:iCs w:val="1"/>
+          <w:i/>
+          <w:iCs/>
           <w:sz w:val="20"/>
           <w:szCs w:val="20"/>
           <w:lang w:val="en-US"/>
         </w:rPr>
         <w:t>y</w:t>
       </w:r>
+      <w:proofErr w:type="gramStart"/>
       <w:r>
         <w:rPr>
           <w:sz w:val="20"/>
@@ -5415,10 +6594,11 @@
         </w:rPr>
         <w:t>),  ∀</w:t>
       </w:r>
-      <w:r>
-        <w:rPr>
-          <w:i w:val="1"/>
-          <w:iCs w:val="1"/>
+      <w:proofErr w:type="gramEnd"/>
+      <w:r>
+        <w:rPr>
+          <w:i/>
+          <w:iCs/>
           <w:sz w:val="20"/>
           <w:szCs w:val="20"/>
           <w:lang w:val="en-US"/>
@@ -5435,14 +6615,15 @@
       </w:r>
       <w:r>
         <w:rPr>
-          <w:i w:val="1"/>
-          <w:iCs w:val="1"/>
+          <w:i/>
+          <w:iCs/>
           <w:sz w:val="20"/>
           <w:szCs w:val="20"/>
           <w:lang w:val="en-US"/>
         </w:rPr>
         <w:t>K</w:t>
       </w:r>
+      <w:proofErr w:type="gramStart"/>
       <w:r>
         <w:rPr>
           <w:sz w:val="20"/>
@@ -5453,14 +6634,15 @@
       </w:r>
       <w:r>
         <w:rPr>
-          <w:i w:val="1"/>
-          <w:iCs w:val="1"/>
+          <w:i/>
+          <w:iCs/>
           <w:sz w:val="20"/>
           <w:szCs w:val="20"/>
           <w:lang w:val="en-US"/>
         </w:rPr>
         <w:t>y</w:t>
       </w:r>
+      <w:proofErr w:type="gramEnd"/>
       <w:r>
         <w:rPr>
           <w:sz w:val="20"/>
@@ -5471,8 +6653,8 @@
       </w:r>
       <w:r>
         <w:rPr>
-          <w:i w:val="1"/>
-          <w:iCs w:val="1"/>
+          <w:i/>
+          <w:iCs/>
           <w:sz w:val="20"/>
           <w:szCs w:val="20"/>
           <w:lang w:val="en-US"/>
@@ -5489,8 +6671,8 @@
       </w:r>
       <w:r>
         <w:rPr>
-          <w:i w:val="1"/>
-          <w:iCs w:val="1"/>
+          <w:i/>
+          <w:iCs/>
           <w:sz w:val="20"/>
           <w:szCs w:val="20"/>
           <w:lang w:val="en-US"/>
@@ -5507,8 +6689,8 @@
       </w:r>
       <w:r>
         <w:rPr>
-          <w:i w:val="1"/>
-          <w:iCs w:val="1"/>
+          <w:i/>
+          <w:iCs/>
           <w:sz w:val="20"/>
           <w:szCs w:val="20"/>
           <w:lang w:val="en-US"/>
@@ -5525,8 +6707,8 @@
       </w:r>
       <w:r>
         <w:rPr>
-          <w:i w:val="1"/>
-          <w:iCs w:val="1"/>
+          <w:i/>
+          <w:iCs/>
           <w:sz w:val="20"/>
           <w:szCs w:val="20"/>
           <w:lang w:val="en-US"/>
@@ -5543,26 +6725,36 @@
       </w:r>
       <w:r>
         <w:rPr>
-          <w:i w:val="1"/>
-          <w:iCs w:val="1"/>
+          <w:i/>
+          <w:iCs/>
           <w:sz w:val="20"/>
           <w:szCs w:val="20"/>
           <w:lang w:val="en-US"/>
         </w:rPr>
         <w:t>N</w:t>
       </w:r>
-      <w:r>
-        <w:rPr>
-          <w:sz w:val="20"/>
-          <w:szCs w:val="20"/>
-          <w:lang w:val="en-US"/>
-        </w:rPr>
-        <w:t xml:space="preserve">] : </w:t>
-      </w:r>
-      <w:r>
-        <w:rPr>
-          <w:i w:val="1"/>
-          <w:iCs w:val="1"/>
+      <w:proofErr w:type="gramStart"/>
+      <w:r>
+        <w:rPr>
+          <w:sz w:val="20"/>
+          <w:szCs w:val="20"/>
+          <w:lang w:val="en-US"/>
+        </w:rPr>
+        <w:t>] :</w:t>
+      </w:r>
+      <w:proofErr w:type="gramEnd"/>
+      <w:r>
+        <w:rPr>
+          <w:sz w:val="20"/>
+          <w:szCs w:val="20"/>
+          <w:lang w:val="en-US"/>
+        </w:rPr>
+        <w:t xml:space="preserve"> </w:t>
+      </w:r>
+      <w:r>
+        <w:rPr>
+          <w:i/>
+          <w:iCs/>
           <w:sz w:val="20"/>
           <w:szCs w:val="20"/>
           <w:lang w:val="en-US"/>
@@ -5579,8 +6771,8 @@
       </w:r>
       <w:r>
         <w:rPr>
-          <w:i w:val="1"/>
-          <w:iCs w:val="1"/>
+          <w:i/>
+          <w:iCs/>
           <w:sz w:val="20"/>
           <w:szCs w:val="20"/>
           <w:lang w:val="en-US"/>
@@ -5597,8 +6789,8 @@
       </w:r>
       <w:r>
         <w:rPr>
-          <w:i w:val="1"/>
-          <w:iCs w:val="1"/>
+          <w:i/>
+          <w:iCs/>
           <w:sz w:val="20"/>
           <w:szCs w:val="20"/>
           <w:lang w:val="en-US"/>
@@ -5615,8 +6807,8 @@
       </w:r>
       <w:r>
         <w:rPr>
-          <w:i w:val="1"/>
-          <w:iCs w:val="1"/>
+          <w:i/>
+          <w:iCs/>
           <w:sz w:val="20"/>
           <w:szCs w:val="20"/>
           <w:lang w:val="en-US"/>
@@ -5633,8 +6825,8 @@
       </w:r>
       <w:r>
         <w:rPr>
-          <w:i w:val="1"/>
-          <w:iCs w:val="1"/>
+          <w:i/>
+          <w:iCs/>
           <w:sz w:val="20"/>
           <w:szCs w:val="20"/>
           <w:lang w:val="en-US"/>
@@ -5651,8 +6843,8 @@
       </w:r>
       <w:r>
         <w:rPr>
-          <w:i w:val="1"/>
-          <w:iCs w:val="1"/>
+          <w:i/>
+          <w:iCs/>
           <w:sz w:val="20"/>
           <w:szCs w:val="20"/>
           <w:lang w:val="en-US"/>
@@ -5669,8 +6861,8 @@
       </w:r>
       <w:r>
         <w:rPr>
-          <w:i w:val="1"/>
-          <w:iCs w:val="1"/>
+          <w:i/>
+          <w:iCs/>
           <w:sz w:val="20"/>
           <w:szCs w:val="20"/>
           <w:lang w:val="en-US"/>
@@ -5697,7 +6889,6 @@
         <w:rPr>
           <w:color w:val="000000" w:themeColor="text1"/>
         </w:rPr>
-        <w:lastRenderedPageBreak/>
         <w:t>3.2 Multi-Group Equal Opportunity</w:t>
       </w:r>
     </w:p>
@@ -5719,8 +6910,8 @@
       </w:r>
       <w:r>
         <w:rPr>
-          <w:i w:val="1"/>
-          <w:iCs w:val="1"/>
+          <w:i/>
+          <w:iCs/>
           <w:sz w:val="20"/>
           <w:szCs w:val="20"/>
         </w:rPr>
@@ -5735,8 +6926,8 @@
       </w:r>
       <w:r>
         <w:rPr>
-          <w:b w:val="1"/>
-          <w:bCs w:val="1"/>
+          <w:b/>
+          <w:bCs/>
           <w:sz w:val="20"/>
           <w:szCs w:val="20"/>
         </w:rPr>
@@ -5755,17 +6946,17 @@
         <w:spacing w:after="160" w:line="276" w:lineRule="auto"/>
         <w:jc w:val="both"/>
         <w:rPr>
-          <w:i w:val="1"/>
-          <w:iCs w:val="1"/>
-          <w:sz w:val="20"/>
-          <w:szCs w:val="20"/>
-          <w:lang w:val="en-US"/>
-        </w:rPr>
-      </w:pPr>
-      <w:r>
-        <w:rPr>
-          <w:b w:val="1"/>
-          <w:bCs w:val="1"/>
+          <w:i/>
+          <w:iCs/>
+          <w:sz w:val="20"/>
+          <w:szCs w:val="20"/>
+          <w:lang w:val="en-US"/>
+        </w:rPr>
+      </w:pPr>
+      <w:r>
+        <w:rPr>
+          <w:b/>
+          <w:bCs/>
           <w:sz w:val="20"/>
           <w:szCs w:val="20"/>
           <w:lang w:val="en-US"/>
@@ -5782,8 +6973,8 @@
       </w:r>
       <w:r>
         <w:rPr>
-          <w:i w:val="1"/>
-          <w:iCs w:val="1"/>
+          <w:i/>
+          <w:iCs/>
           <w:sz w:val="20"/>
           <w:szCs w:val="20"/>
           <w:lang w:val="en-US"/>
@@ -5804,8 +6995,8 @@
       </w:pPr>
       <w:r>
         <w:rPr>
-          <w:i w:val="1"/>
-          <w:iCs w:val="1"/>
+          <w:i/>
+          <w:iCs/>
           <w:sz w:val="20"/>
           <w:szCs w:val="20"/>
           <w:lang w:val="en-US"/>
@@ -5822,8 +7013,8 @@
       </w:r>
       <w:r>
         <w:rPr>
-          <w:i w:val="1"/>
-          <w:iCs w:val="1"/>
+          <w:i/>
+          <w:iCs/>
           <w:sz w:val="20"/>
           <w:szCs w:val="20"/>
           <w:lang w:val="en-US"/>
@@ -5840,8 +7031,8 @@
       </w:r>
       <w:r>
         <w:rPr>
-          <w:i w:val="1"/>
-          <w:iCs w:val="1"/>
+          <w:i/>
+          <w:iCs/>
           <w:sz w:val="20"/>
           <w:szCs w:val="20"/>
           <w:lang w:val="en-US"/>
@@ -5858,8 +7049,8 @@
       </w:r>
       <w:r>
         <w:rPr>
-          <w:i w:val="1"/>
-          <w:iCs w:val="1"/>
+          <w:i/>
+          <w:iCs/>
           <w:sz w:val="20"/>
           <w:szCs w:val="20"/>
           <w:lang w:val="en-US"/>
@@ -5876,8 +7067,8 @@
       </w:r>
       <w:r>
         <w:rPr>
-          <w:i w:val="1"/>
-          <w:iCs w:val="1"/>
+          <w:i/>
+          <w:iCs/>
           <w:sz w:val="20"/>
           <w:szCs w:val="20"/>
           <w:lang w:val="en-US"/>
@@ -5894,8 +7085,8 @@
       </w:r>
       <w:r>
         <w:rPr>
-          <w:i w:val="1"/>
-          <w:iCs w:val="1"/>
+          <w:i/>
+          <w:iCs/>
           <w:sz w:val="20"/>
           <w:szCs w:val="20"/>
           <w:lang w:val="en-US"/>
@@ -5912,8 +7103,8 @@
       </w:r>
       <w:r>
         <w:rPr>
-          <w:i w:val="1"/>
-          <w:iCs w:val="1"/>
+          <w:i/>
+          <w:iCs/>
           <w:sz w:val="20"/>
           <w:szCs w:val="20"/>
           <w:lang w:val="en-US"/>
@@ -5930,8 +7121,8 @@
       </w:r>
       <w:r>
         <w:rPr>
-          <w:i w:val="1"/>
-          <w:iCs w:val="1"/>
+          <w:i/>
+          <w:iCs/>
           <w:sz w:val="20"/>
           <w:szCs w:val="20"/>
           <w:lang w:val="en-US"/>
@@ -5948,8 +7139,8 @@
       </w:r>
       <w:r>
         <w:rPr>
-          <w:i w:val="1"/>
-          <w:iCs w:val="1"/>
+          <w:i/>
+          <w:iCs/>
           <w:sz w:val="20"/>
           <w:szCs w:val="20"/>
           <w:lang w:val="en-US"/>
@@ -5966,8 +7157,8 @@
       </w:r>
       <w:r>
         <w:rPr>
-          <w:i w:val="1"/>
-          <w:iCs w:val="1"/>
+          <w:i/>
+          <w:iCs/>
           <w:sz w:val="20"/>
           <w:szCs w:val="20"/>
           <w:lang w:val="en-US"/>
@@ -5984,8 +7175,8 @@
       </w:r>
       <w:r>
         <w:rPr>
-          <w:i w:val="1"/>
-          <w:iCs w:val="1"/>
+          <w:i/>
+          <w:iCs/>
           <w:sz w:val="20"/>
           <w:szCs w:val="20"/>
           <w:lang w:val="en-US"/>
@@ -6002,8 +7193,8 @@
       </w:r>
       <w:r>
         <w:rPr>
-          <w:i w:val="1"/>
-          <w:iCs w:val="1"/>
+          <w:i/>
+          <w:iCs/>
           <w:sz w:val="20"/>
           <w:szCs w:val="20"/>
           <w:lang w:val="en-US"/>
@@ -6016,12 +7207,22 @@
           <w:szCs w:val="20"/>
           <w:lang w:val="en-US"/>
         </w:rPr>
-        <w:t xml:space="preserve"> = 1)    ∀(</w:t>
-      </w:r>
-      <w:r>
-        <w:rPr>
-          <w:i w:val="1"/>
-          <w:iCs w:val="1"/>
+        <w:t xml:space="preserve"> = 1)    </w:t>
+      </w:r>
+      <w:proofErr w:type="gramStart"/>
+      <w:r>
+        <w:rPr>
+          <w:sz w:val="20"/>
+          <w:szCs w:val="20"/>
+          <w:lang w:val="en-US"/>
+        </w:rPr>
+        <w:t>∀(</w:t>
+      </w:r>
+      <w:proofErr w:type="gramEnd"/>
+      <w:r>
+        <w:rPr>
+          <w:i/>
+          <w:iCs/>
           <w:sz w:val="20"/>
           <w:szCs w:val="20"/>
           <w:lang w:val="en-US"/>
@@ -6038,8 +7239,8 @@
       </w:r>
       <w:r>
         <w:rPr>
-          <w:i w:val="1"/>
-          <w:iCs w:val="1"/>
+          <w:i/>
+          <w:iCs/>
           <w:sz w:val="20"/>
           <w:szCs w:val="20"/>
           <w:lang w:val="en-US"/>
@@ -6075,8 +7276,8 @@
       </w:r>
       <w:r>
         <w:rPr>
-          <w:i w:val="1"/>
-          <w:iCs w:val="1"/>
+          <w:i/>
+          <w:iCs/>
           <w:sz w:val="20"/>
           <w:szCs w:val="20"/>
           <w:lang w:val="en-US"/>
@@ -6093,26 +7294,36 @@
       </w:r>
       <w:r>
         <w:rPr>
-          <w:i w:val="1"/>
-          <w:iCs w:val="1"/>
+          <w:i/>
+          <w:iCs/>
           <w:sz w:val="20"/>
           <w:szCs w:val="20"/>
           <w:lang w:val="en-US"/>
         </w:rPr>
         <w:t>l</w:t>
       </w:r>
-      <w:r>
-        <w:rPr>
-          <w:sz w:val="20"/>
-          <w:szCs w:val="20"/>
-          <w:lang w:val="en-US"/>
-        </w:rPr>
-        <w:t xml:space="preserve">) : </w:t>
-      </w:r>
-      <w:r>
-        <w:rPr>
-          <w:i w:val="1"/>
-          <w:iCs w:val="1"/>
+      <w:proofErr w:type="gramStart"/>
+      <w:r>
+        <w:rPr>
+          <w:sz w:val="20"/>
+          <w:szCs w:val="20"/>
+          <w:lang w:val="en-US"/>
+        </w:rPr>
+        <w:t>) :</w:t>
+      </w:r>
+      <w:proofErr w:type="gramEnd"/>
+      <w:r>
+        <w:rPr>
+          <w:sz w:val="20"/>
+          <w:szCs w:val="20"/>
+          <w:lang w:val="en-US"/>
+        </w:rPr>
+        <w:t xml:space="preserve"> </w:t>
+      </w:r>
+      <w:r>
+        <w:rPr>
+          <w:i/>
+          <w:iCs/>
           <w:sz w:val="20"/>
           <w:szCs w:val="20"/>
           <w:lang w:val="en-US"/>
@@ -6129,8 +7340,8 @@
       </w:r>
       <w:r>
         <w:rPr>
-          <w:i w:val="1"/>
-          <w:iCs w:val="1"/>
+          <w:i/>
+          <w:iCs/>
           <w:sz w:val="20"/>
           <w:szCs w:val="20"/>
           <w:lang w:val="en-US"/>
@@ -6147,8 +7358,8 @@
       </w:r>
       <w:r>
         <w:rPr>
-          <w:i w:val="1"/>
-          <w:iCs w:val="1"/>
+          <w:i/>
+          <w:iCs/>
           <w:sz w:val="20"/>
           <w:szCs w:val="20"/>
           <w:lang w:val="en-US"/>
@@ -6165,8 +7376,8 @@
       </w:r>
       <w:r>
         <w:rPr>
-          <w:i w:val="1"/>
-          <w:iCs w:val="1"/>
+          <w:i/>
+          <w:iCs/>
           <w:sz w:val="20"/>
           <w:szCs w:val="20"/>
           <w:lang w:val="en-US"/>
@@ -6181,10 +7392,11 @@
         </w:rPr>
         <w:t xml:space="preserve">} is the set of all ordered pairs of distinct groups, with |𝒫_K| = </w:t>
       </w:r>
-      <w:r>
-        <w:rPr>
-          <w:i w:val="1"/>
-          <w:iCs w:val="1"/>
+      <w:proofErr w:type="gramStart"/>
+      <w:r>
+        <w:rPr>
+          <w:i/>
+          <w:iCs/>
           <w:sz w:val="20"/>
           <w:szCs w:val="20"/>
           <w:lang w:val="en-US"/>
@@ -6199,10 +7411,11 @@
         </w:rPr>
         <w:t>(</w:t>
       </w:r>
-      <w:r>
-        <w:rPr>
-          <w:i w:val="1"/>
-          <w:iCs w:val="1"/>
+      <w:proofErr w:type="gramEnd"/>
+      <w:r>
+        <w:rPr>
+          <w:i/>
+          <w:iCs/>
           <w:sz w:val="20"/>
           <w:szCs w:val="20"/>
           <w:lang w:val="en-US"/>
@@ -6219,8 +7432,8 @@
       </w:r>
       <w:r>
         <w:rPr>
-          <w:i w:val="1"/>
-          <w:iCs w:val="1"/>
+          <w:i/>
+          <w:iCs/>
           <w:sz w:val="20"/>
           <w:szCs w:val="20"/>
           <w:lang w:val="en-US"/>
@@ -6248,8 +7461,8 @@
       </w:pPr>
       <w:r>
         <w:rPr>
-          <w:b w:val="1"/>
-          <w:bCs w:val="1"/>
+          <w:b/>
+          <w:bCs/>
           <w:sz w:val="20"/>
           <w:szCs w:val="20"/>
           <w:lang w:val="en-US"/>
@@ -6264,10 +7477,11 @@
         </w:rPr>
         <w:t xml:space="preserve"> The </w:t>
       </w:r>
-      <w:r>
-        <w:rPr>
-          <w:i w:val="1"/>
-          <w:iCs w:val="1"/>
+      <w:proofErr w:type="gramStart"/>
+      <w:r>
+        <w:rPr>
+          <w:i/>
+          <w:iCs/>
           <w:sz w:val="20"/>
           <w:szCs w:val="20"/>
           <w:lang w:val="en-US"/>
@@ -6282,10 +7496,11 @@
         </w:rPr>
         <w:t>(</w:t>
       </w:r>
-      <w:r>
-        <w:rPr>
-          <w:i w:val="1"/>
-          <w:iCs w:val="1"/>
+      <w:proofErr w:type="gramEnd"/>
+      <w:r>
+        <w:rPr>
+          <w:i/>
+          <w:iCs/>
           <w:sz w:val="20"/>
           <w:szCs w:val="20"/>
           <w:lang w:val="en-US"/>
@@ -6313,8 +7528,8 @@
       </w:pPr>
       <w:r>
         <w:rPr>
-          <w:b w:val="1"/>
-          <w:bCs w:val="1"/>
+          <w:b/>
+          <w:bCs/>
           <w:sz w:val="20"/>
           <w:szCs w:val="20"/>
           <w:lang w:val="en-US"/>
@@ -6331,8 +7546,8 @@
       </w:r>
       <w:r>
         <w:rPr>
-          <w:i w:val="1"/>
-          <w:iCs w:val="1"/>
+          <w:i/>
+          <w:iCs/>
           <w:sz w:val="20"/>
           <w:szCs w:val="20"/>
           <w:lang w:val="en-US"/>
@@ -6345,7 +7560,43 @@
           <w:szCs w:val="20"/>
           <w:lang w:val="en-US"/>
         </w:rPr>
-        <w:t xml:space="preserve"> = 2, Definition 3.1 reduces to the binary EO criterion of Wang et al. (2024), with 𝒫₂ = {(0,1),(1,0)}. HDRFC-K thus strictly generalizes the anchor paper.</w:t>
+        <w:t xml:space="preserve"> = 2, Definition 3.1 reduces to the binary EO criterion of Wang et al. (2024), with 𝒫₂ = {(0,1</w:t>
+      </w:r>
+      <w:proofErr w:type="gramStart"/>
+      <w:r>
+        <w:rPr>
+          <w:sz w:val="20"/>
+          <w:szCs w:val="20"/>
+          <w:lang w:val="en-US"/>
+        </w:rPr>
+        <w:t>),(</w:t>
+      </w:r>
+      <w:proofErr w:type="gramEnd"/>
+      <w:r>
+        <w:rPr>
+          <w:sz w:val="20"/>
+          <w:szCs w:val="20"/>
+          <w:lang w:val="en-US"/>
+        </w:rPr>
+        <w:t xml:space="preserve">1,0)}. HDRFC-K </w:t>
+      </w:r>
+      <w:proofErr w:type="gramStart"/>
+      <w:r>
+        <w:rPr>
+          <w:sz w:val="20"/>
+          <w:szCs w:val="20"/>
+          <w:lang w:val="en-US"/>
+        </w:rPr>
+        <w:t>thus strictly</w:t>
+      </w:r>
+      <w:proofErr w:type="gramEnd"/>
+      <w:r>
+        <w:rPr>
+          <w:sz w:val="20"/>
+          <w:szCs w:val="20"/>
+          <w:lang w:val="en-US"/>
+        </w:rPr>
+        <w:t xml:space="preserve"> generalizes the anchor paper.</w:t>
       </w:r>
     </w:p>
     <w:p>
@@ -6380,8 +7631,8 @@
       </w:r>
       <w:r>
         <w:rPr>
-          <w:b w:val="1"/>
-          <w:bCs w:val="1"/>
+          <w:b/>
+          <w:bCs/>
           <w:sz w:val="20"/>
           <w:szCs w:val="20"/>
         </w:rPr>
@@ -6396,8 +7647,8 @@
       </w:r>
       <w:r>
         <w:rPr>
-          <w:i w:val="1"/>
-          <w:iCs w:val="1"/>
+          <w:i/>
+          <w:iCs/>
           <w:sz w:val="20"/>
           <w:szCs w:val="20"/>
         </w:rPr>
@@ -6412,8 +7663,8 @@
       </w:r>
       <w:r>
         <w:rPr>
-          <w:i w:val="1"/>
-          <w:iCs w:val="1"/>
+          <w:i/>
+          <w:iCs/>
           <w:sz w:val="20"/>
           <w:szCs w:val="20"/>
         </w:rPr>
@@ -6435,16 +7686,14 @@
         <w:rPr>
           <w:sz w:val="20"/>
           <w:szCs w:val="20"/>
-          <w:lang w:val="en-US"/>
-        </w:rPr>
-      </w:pPr>
-      <w:r>
-        <w:rPr>
-          <w:i w:val="1"/>
-          <w:iCs w:val="1"/>
-          <w:sz w:val="20"/>
-          <w:szCs w:val="20"/>
-          <w:lang w:val="en-US"/>
+        </w:rPr>
+      </w:pPr>
+      <w:r>
+        <w:rPr>
+          <w:i/>
+          <w:iCs/>
+          <w:sz w:val="20"/>
+          <w:szCs w:val="20"/>
         </w:rPr>
         <w:t>H_kl</w:t>
       </w:r>
@@ -6452,17 +7701,15 @@
         <w:rPr>
           <w:sz w:val="20"/>
           <w:szCs w:val="20"/>
-          <w:lang w:val="en-US"/>
         </w:rPr>
         <w:t>(</w:t>
       </w:r>
       <w:r>
         <w:rPr>
-          <w:i w:val="1"/>
-          <w:iCs w:val="1"/>
-          <w:sz w:val="20"/>
-          <w:szCs w:val="20"/>
-          <w:lang w:val="en-US"/>
+          <w:i/>
+          <w:iCs/>
+          <w:sz w:val="20"/>
+          <w:szCs w:val="20"/>
         </w:rPr>
         <w:t>w</w:t>
       </w:r>
@@ -6470,17 +7717,15 @@
         <w:rPr>
           <w:sz w:val="20"/>
           <w:szCs w:val="20"/>
-          <w:lang w:val="en-US"/>
         </w:rPr>
         <w:t xml:space="preserve">, </w:t>
       </w:r>
       <w:r>
         <w:rPr>
-          <w:i w:val="1"/>
-          <w:iCs w:val="1"/>
-          <w:sz w:val="20"/>
-          <w:szCs w:val="20"/>
-          <w:lang w:val="en-US"/>
+          <w:i/>
+          <w:iCs/>
+          <w:sz w:val="20"/>
+          <w:szCs w:val="20"/>
         </w:rPr>
         <w:t>b</w:t>
       </w:r>
@@ -6488,17 +7733,15 @@
         <w:rPr>
           <w:sz w:val="20"/>
           <w:szCs w:val="20"/>
-          <w:lang w:val="en-US"/>
         </w:rPr>
         <w:t xml:space="preserve">, </w:t>
       </w:r>
       <w:r>
         <w:rPr>
-          <w:i w:val="1"/>
-          <w:iCs w:val="1"/>
-          <w:sz w:val="20"/>
-          <w:szCs w:val="20"/>
-          <w:lang w:val="en-US"/>
+          <w:i/>
+          <w:iCs/>
+          <w:sz w:val="20"/>
+          <w:szCs w:val="20"/>
         </w:rPr>
         <w:t>Q</w:t>
       </w:r>
@@ -6506,7 +7749,6 @@
         <w:rPr>
           <w:sz w:val="20"/>
           <w:szCs w:val="20"/>
-          <w:lang w:val="en-US"/>
         </w:rPr>
         <w:t>) = E_{Q_{k1}}[max{0, 1 + wᵀX + b}] + E_{Q_{l1}}[max{0, 1 − wᵀX − b}] − 1,</w:t>
       </w:r>
@@ -6531,8 +7773,8 @@
       </w:r>
       <w:r>
         <w:rPr>
-          <w:i w:val="1"/>
-          <w:iCs w:val="1"/>
+          <w:i/>
+          <w:iCs/>
           <w:sz w:val="20"/>
           <w:szCs w:val="20"/>
           <w:lang w:val="en-US"/>
@@ -6547,10 +7789,11 @@
         </w:rPr>
         <w:t xml:space="preserve"> = </w:t>
       </w:r>
-      <w:r>
-        <w:rPr>
-          <w:i w:val="1"/>
-          <w:iCs w:val="1"/>
+      <w:proofErr w:type="gramStart"/>
+      <w:r>
+        <w:rPr>
+          <w:i/>
+          <w:iCs/>
           <w:sz w:val="20"/>
           <w:szCs w:val="20"/>
           <w:lang w:val="en-US"/>
@@ -6563,12 +7806,21 @@
           <w:szCs w:val="20"/>
           <w:lang w:val="en-US"/>
         </w:rPr>
-        <w:t xml:space="preserve">(· | </w:t>
-      </w:r>
-      <w:r>
-        <w:rPr>
-          <w:i w:val="1"/>
-          <w:iCs w:val="1"/>
+        <w:t>(</w:t>
+      </w:r>
+      <w:proofErr w:type="gramEnd"/>
+      <w:r>
+        <w:rPr>
+          <w:sz w:val="20"/>
+          <w:szCs w:val="20"/>
+          <w:lang w:val="en-US"/>
+        </w:rPr>
+        <w:t xml:space="preserve">· | </w:t>
+      </w:r>
+      <w:r>
+        <w:rPr>
+          <w:i/>
+          <w:iCs/>
           <w:sz w:val="20"/>
           <w:szCs w:val="20"/>
           <w:lang w:val="en-US"/>
@@ -6585,8 +7837,8 @@
       </w:r>
       <w:r>
         <w:rPr>
-          <w:i w:val="1"/>
-          <w:iCs w:val="1"/>
+          <w:i/>
+          <w:iCs/>
           <w:sz w:val="20"/>
           <w:szCs w:val="20"/>
           <w:lang w:val="en-US"/>
@@ -6603,8 +7855,8 @@
       </w:r>
       <w:r>
         <w:rPr>
-          <w:i w:val="1"/>
-          <w:iCs w:val="1"/>
+          <w:i/>
+          <w:iCs/>
           <w:sz w:val="20"/>
           <w:szCs w:val="20"/>
           <w:lang w:val="en-US"/>
@@ -6621,8 +7873,8 @@
       </w:r>
       <w:r>
         <w:rPr>
-          <w:i w:val="1"/>
-          <w:iCs w:val="1"/>
+          <w:i/>
+          <w:iCs/>
           <w:sz w:val="20"/>
           <w:szCs w:val="20"/>
           <w:lang w:val="en-US"/>
@@ -6639,8 +7891,8 @@
       </w:r>
       <w:r>
         <w:rPr>
-          <w:b w:val="1"/>
-          <w:bCs w:val="1"/>
+          <w:b/>
+          <w:bCs/>
           <w:sz w:val="20"/>
           <w:szCs w:val="20"/>
           <w:lang w:val="en-US"/>
@@ -6669,13 +7921,24 @@
       </w:pPr>
       <w:r>
         <w:rPr>
-          <w:i w:val="1"/>
-          <w:iCs w:val="1"/>
-          <w:sz w:val="20"/>
-          <w:szCs w:val="20"/>
-          <w:lang w:val="en-US"/>
-        </w:rPr>
-        <w:t>H_K</w:t>
+          <w:i/>
+          <w:iCs/>
+          <w:sz w:val="20"/>
+          <w:szCs w:val="20"/>
+          <w:lang w:val="en-US"/>
+        </w:rPr>
+        <w:t>H_</w:t>
+      </w:r>
+      <w:proofErr w:type="gramStart"/>
+      <w:r>
+        <w:rPr>
+          <w:i/>
+          <w:iCs/>
+          <w:sz w:val="20"/>
+          <w:szCs w:val="20"/>
+          <w:lang w:val="en-US"/>
+        </w:rPr>
+        <w:t>K</w:t>
       </w:r>
       <w:r>
         <w:rPr>
@@ -6685,10 +7948,11 @@
         </w:rPr>
         <w:t>(</w:t>
       </w:r>
-      <w:r>
-        <w:rPr>
-          <w:i w:val="1"/>
-          <w:iCs w:val="1"/>
+      <w:proofErr w:type="gramEnd"/>
+      <w:r>
+        <w:rPr>
+          <w:i/>
+          <w:iCs/>
           <w:sz w:val="20"/>
           <w:szCs w:val="20"/>
           <w:lang w:val="en-US"/>
@@ -6705,8 +7969,8 @@
       </w:r>
       <w:r>
         <w:rPr>
-          <w:i w:val="1"/>
-          <w:iCs w:val="1"/>
+          <w:i/>
+          <w:iCs/>
           <w:sz w:val="20"/>
           <w:szCs w:val="20"/>
           <w:lang w:val="en-US"/>
@@ -6723,8 +7987,8 @@
       </w:r>
       <w:r>
         <w:rPr>
-          <w:i w:val="1"/>
-          <w:iCs w:val="1"/>
+          <w:i/>
+          <w:iCs/>
           <w:sz w:val="20"/>
           <w:szCs w:val="20"/>
           <w:lang w:val="en-US"/>
@@ -6737,12 +8001,58 @@
           <w:szCs w:val="20"/>
           <w:lang w:val="en-US"/>
         </w:rPr>
-        <w:t>) = max_{(k, l) ∈ 𝒫_K}  H_kl(</w:t>
-      </w:r>
-      <w:r>
-        <w:rPr>
-          <w:i w:val="1"/>
-          <w:iCs w:val="1"/>
+        <w:t>) = max</w:t>
+      </w:r>
+      <w:proofErr w:type="gramStart"/>
+      <w:r>
+        <w:rPr>
+          <w:sz w:val="20"/>
+          <w:szCs w:val="20"/>
+          <w:lang w:val="en-US"/>
+        </w:rPr>
+        <w:t>_{</w:t>
+      </w:r>
+      <w:proofErr w:type="gramEnd"/>
+      <w:r>
+        <w:rPr>
+          <w:sz w:val="20"/>
+          <w:szCs w:val="20"/>
+          <w:lang w:val="en-US"/>
+        </w:rPr>
+        <w:t>(k, l) ∈ 𝒫_</w:t>
+      </w:r>
+      <w:proofErr w:type="gramStart"/>
+      <w:r>
+        <w:rPr>
+          <w:sz w:val="20"/>
+          <w:szCs w:val="20"/>
+          <w:lang w:val="en-US"/>
+        </w:rPr>
+        <w:t>K}  H</w:t>
+      </w:r>
+      <w:proofErr w:type="gramEnd"/>
+      <w:r>
+        <w:rPr>
+          <w:sz w:val="20"/>
+          <w:szCs w:val="20"/>
+          <w:lang w:val="en-US"/>
+        </w:rPr>
+        <w:t>_</w:t>
+      </w:r>
+      <w:proofErr w:type="gramStart"/>
+      <w:r>
+        <w:rPr>
+          <w:sz w:val="20"/>
+          <w:szCs w:val="20"/>
+          <w:lang w:val="en-US"/>
+        </w:rPr>
+        <w:t>kl(</w:t>
+      </w:r>
+      <w:proofErr w:type="gramEnd"/>
+      <w:r>
+        <w:rPr>
+          <w:i/>
+          <w:iCs/>
           <w:sz w:val="20"/>
           <w:szCs w:val="20"/>
           <w:lang w:val="en-US"/>
@@ -6759,8 +8069,8 @@
       </w:r>
       <w:r>
         <w:rPr>
-          <w:i w:val="1"/>
-          <w:iCs w:val="1"/>
+          <w:i/>
+          <w:iCs/>
           <w:sz w:val="20"/>
           <w:szCs w:val="20"/>
           <w:lang w:val="en-US"/>
@@ -6777,8 +8087,8 @@
       </w:r>
       <w:r>
         <w:rPr>
-          <w:i w:val="1"/>
-          <w:iCs w:val="1"/>
+          <w:i/>
+          <w:iCs/>
           <w:sz w:val="20"/>
           <w:szCs w:val="20"/>
           <w:lang w:val="en-US"/>
@@ -6799,17 +8109,17 @@
         <w:spacing w:after="160" w:line="276" w:lineRule="auto"/>
         <w:jc w:val="both"/>
         <w:rPr>
-          <w:i w:val="1"/>
-          <w:iCs w:val="1"/>
-          <w:sz w:val="20"/>
-          <w:szCs w:val="20"/>
-          <w:lang w:val="en-US"/>
-        </w:rPr>
-      </w:pPr>
-      <w:r>
-        <w:rPr>
-          <w:b w:val="1"/>
-          <w:bCs w:val="1"/>
+          <w:i/>
+          <w:iCs/>
+          <w:sz w:val="20"/>
+          <w:szCs w:val="20"/>
+          <w:lang w:val="en-US"/>
+        </w:rPr>
+      </w:pPr>
+      <w:r>
+        <w:rPr>
+          <w:b/>
+          <w:bCs/>
           <w:sz w:val="20"/>
           <w:szCs w:val="20"/>
           <w:lang w:val="en-US"/>
@@ -6826,13 +8136,57 @@
       </w:r>
       <w:r>
         <w:rPr>
-          <w:i w:val="1"/>
-          <w:iCs w:val="1"/>
-          <w:sz w:val="20"/>
-          <w:szCs w:val="20"/>
-          <w:lang w:val="en-US"/>
-        </w:rPr>
-        <w:t>For any (w, b) ∈ ℝ^{d+1} and any distribution Q, H_kl(w, b, Q) ≥ 1 for all (k, l) ∈ 𝒫_K, and hence H_K(w, b, Q) ≥ 1.</w:t>
+          <w:i/>
+          <w:iCs/>
+          <w:sz w:val="20"/>
+          <w:szCs w:val="20"/>
+          <w:lang w:val="en-US"/>
+        </w:rPr>
+        <w:t>For any (w, b) ∈ ℝ^{d+1} and any distribution Q, H_</w:t>
+      </w:r>
+      <w:proofErr w:type="gramStart"/>
+      <w:r>
+        <w:rPr>
+          <w:i/>
+          <w:iCs/>
+          <w:sz w:val="20"/>
+          <w:szCs w:val="20"/>
+          <w:lang w:val="en-US"/>
+        </w:rPr>
+        <w:t>kl(</w:t>
+      </w:r>
+      <w:proofErr w:type="gramEnd"/>
+      <w:r>
+        <w:rPr>
+          <w:i/>
+          <w:iCs/>
+          <w:sz w:val="20"/>
+          <w:szCs w:val="20"/>
+          <w:lang w:val="en-US"/>
+        </w:rPr>
+        <w:t>w, b, Q) ≥ 1 for all (k, l) ∈ 𝒫_K, and hence H_</w:t>
+      </w:r>
+      <w:proofErr w:type="gramStart"/>
+      <w:r>
+        <w:rPr>
+          <w:i/>
+          <w:iCs/>
+          <w:sz w:val="20"/>
+          <w:szCs w:val="20"/>
+          <w:lang w:val="en-US"/>
+        </w:rPr>
+        <w:t>K(</w:t>
+      </w:r>
+      <w:proofErr w:type="gramEnd"/>
+      <w:r>
+        <w:rPr>
+          <w:i/>
+          <w:iCs/>
+          <w:sz w:val="20"/>
+          <w:szCs w:val="20"/>
+          <w:lang w:val="en-US"/>
+        </w:rPr>
+        <w:t>w, b, Q) ≥ 1.</w:t>
       </w:r>
     </w:p>
     <w:p>
@@ -6847,8 +8201,8 @@
       </w:pPr>
       <w:r>
         <w:rPr>
-          <w:i w:val="1"/>
-          <w:iCs w:val="1"/>
+          <w:i/>
+          <w:iCs/>
           <w:sz w:val="20"/>
           <w:szCs w:val="20"/>
           <w:lang w:val="en-US"/>
@@ -6865,8 +8219,8 @@
       </w:r>
       <w:r>
         <w:rPr>
-          <w:i w:val="1"/>
-          <w:iCs w:val="1"/>
+          <w:i/>
+          <w:iCs/>
           <w:sz w:val="20"/>
           <w:szCs w:val="20"/>
           <w:lang w:val="en-US"/>
@@ -6883,8 +8237,8 @@
       </w:r>
       <w:r>
         <w:rPr>
-          <w:i w:val="1"/>
-          <w:iCs w:val="1"/>
+          <w:i/>
+          <w:iCs/>
           <w:sz w:val="20"/>
           <w:szCs w:val="20"/>
           <w:lang w:val="en-US"/>
@@ -6897,12 +8251,30 @@
           <w:szCs w:val="20"/>
           <w:lang w:val="en-US"/>
         </w:rPr>
-        <w:t xml:space="preserve">), using the fact that max{0, 1 + </w:t>
-      </w:r>
-      <w:r>
-        <w:rPr>
-          <w:i w:val="1"/>
-          <w:iCs w:val="1"/>
+        <w:t xml:space="preserve">), using the fact that </w:t>
+      </w:r>
+      <w:proofErr w:type="gramStart"/>
+      <w:r>
+        <w:rPr>
+          <w:sz w:val="20"/>
+          <w:szCs w:val="20"/>
+          <w:lang w:val="en-US"/>
+        </w:rPr>
+        <w:t>max{</w:t>
+      </w:r>
+      <w:proofErr w:type="gramEnd"/>
+      <w:r>
+        <w:rPr>
+          <w:sz w:val="20"/>
+          <w:szCs w:val="20"/>
+          <w:lang w:val="en-US"/>
+        </w:rPr>
+        <w:t xml:space="preserve">0, 1 + </w:t>
+      </w:r>
+      <w:r>
+        <w:rPr>
+          <w:i/>
+          <w:iCs/>
           <w:sz w:val="20"/>
           <w:szCs w:val="20"/>
           <w:lang w:val="en-US"/>
@@ -6915,12 +8287,30 @@
           <w:szCs w:val="20"/>
           <w:lang w:val="en-US"/>
         </w:rPr>
-        <w:t xml:space="preserve">} + max{0, 1 − </w:t>
-      </w:r>
-      <w:r>
-        <w:rPr>
-          <w:i w:val="1"/>
-          <w:iCs w:val="1"/>
+        <w:t xml:space="preserve">} + </w:t>
+      </w:r>
+      <w:proofErr w:type="gramStart"/>
+      <w:r>
+        <w:rPr>
+          <w:sz w:val="20"/>
+          <w:szCs w:val="20"/>
+          <w:lang w:val="en-US"/>
+        </w:rPr>
+        <w:t>max{</w:t>
+      </w:r>
+      <w:proofErr w:type="gramEnd"/>
+      <w:r>
+        <w:rPr>
+          <w:sz w:val="20"/>
+          <w:szCs w:val="20"/>
+          <w:lang w:val="en-US"/>
+        </w:rPr>
+        <w:t xml:space="preserve">0, 1 − </w:t>
+      </w:r>
+      <w:r>
+        <w:rPr>
+          <w:i/>
+          <w:iCs/>
           <w:sz w:val="20"/>
           <w:szCs w:val="20"/>
           <w:lang w:val="en-US"/>
@@ -6937,8 +8327,8 @@
       </w:r>
       <w:r>
         <w:rPr>
-          <w:i w:val="1"/>
-          <w:iCs w:val="1"/>
+          <w:i/>
+          <w:iCs/>
           <w:sz w:val="20"/>
           <w:szCs w:val="20"/>
           <w:lang w:val="en-US"/>
@@ -6986,8 +8376,8 @@
       </w:r>
       <w:r>
         <w:rPr>
-          <w:i w:val="1"/>
-          <w:iCs w:val="1"/>
+          <w:i/>
+          <w:iCs/>
           <w:sz w:val="20"/>
           <w:szCs w:val="20"/>
         </w:rPr>
@@ -7002,8 +8392,8 @@
       </w:r>
       <w:r>
         <w:rPr>
-          <w:i w:val="1"/>
-          <w:iCs w:val="1"/>
+          <w:i/>
+          <w:iCs/>
           <w:sz w:val="20"/>
           <w:szCs w:val="20"/>
         </w:rPr>
@@ -7018,8 +8408,8 @@
       </w:r>
       <w:r>
         <w:rPr>
-          <w:b w:val="1"/>
-          <w:bCs w:val="1"/>
+          <w:b/>
+          <w:bCs/>
           <w:sz w:val="20"/>
           <w:szCs w:val="20"/>
         </w:rPr>
@@ -7041,14 +8431,12 @@
         <w:rPr>
           <w:sz w:val="20"/>
           <w:szCs w:val="20"/>
-          <w:lang w:val="en-US"/>
-        </w:rPr>
-      </w:pPr>
-      <w:r>
-        <w:rPr>
-          <w:sz w:val="20"/>
-          <w:szCs w:val="20"/>
-          <w:lang w:val="en-US"/>
+        </w:rPr>
+      </w:pPr>
+      <w:r>
+        <w:rPr>
+          <w:sz w:val="20"/>
+          <w:szCs w:val="20"/>
         </w:rPr>
         <w:t>min_{w, b}  sup_{Q ∈ B(P̂)}  E_Q[max{0, 1 − Y(wᵀX + b)}]</w:t>
       </w:r>
@@ -7068,9 +8456,32 @@
         <w:rPr>
           <w:sz w:val="20"/>
           <w:szCs w:val="20"/>
-          <w:lang w:val="en-US"/>
-        </w:rPr>
-        <w:t>s.t.  sup_{Q ∈ B(P̂)}  H_kl(w, b, Q) ≤ ζ    ∀(k, l) ∈ 𝒫_K.    (6)</w:t>
+        </w:rPr>
+        <w:lastRenderedPageBreak/>
+        <w:t xml:space="preserve">s.t.  sup_{Q ∈ B(P̂)}  H_kl(w, b, Q) ≤ </w:t>
+      </w:r>
+      <w:r>
+        <w:rPr>
+          <w:sz w:val="20"/>
+          <w:szCs w:val="20"/>
+          <w:lang w:val="en-US"/>
+        </w:rPr>
+        <w:t>ζ</w:t>
+      </w:r>
+      <w:r>
+        <w:rPr>
+          <w:sz w:val="20"/>
+          <w:szCs w:val="20"/>
+        </w:rPr>
+        <w:t xml:space="preserve">    ∀(k, l) ∈ 𝒫_K.    </w:t>
+      </w:r>
+      <w:r>
+        <w:rPr>
+          <w:sz w:val="20"/>
+          <w:szCs w:val="20"/>
+          <w:lang w:val="en-US"/>
+        </w:rPr>
+        <w:t>(6)</w:t>
       </w:r>
     </w:p>
     <w:p>
@@ -7093,8 +8504,8 @@
       </w:r>
       <w:r>
         <w:rPr>
-          <w:i w:val="1"/>
-          <w:iCs w:val="1"/>
+          <w:i/>
+          <w:iCs/>
           <w:sz w:val="20"/>
           <w:szCs w:val="20"/>
           <w:lang w:val="en-US"/>
@@ -7111,8 +8522,8 @@
       </w:r>
       <w:r>
         <w:rPr>
-          <w:i w:val="1"/>
-          <w:iCs w:val="1"/>
+          <w:i/>
+          <w:iCs/>
           <w:sz w:val="20"/>
           <w:szCs w:val="20"/>
           <w:lang w:val="en-US"/>
@@ -7129,8 +8540,8 @@
       </w:r>
       <w:r>
         <w:rPr>
-          <w:i w:val="1"/>
-          <w:iCs w:val="1"/>
+          <w:i/>
+          <w:iCs/>
           <w:sz w:val="20"/>
           <w:szCs w:val="20"/>
           <w:lang w:val="en-US"/>
@@ -7147,8 +8558,8 @@
       </w:r>
       <w:r>
         <w:rPr>
-          <w:i w:val="1"/>
-          <w:iCs w:val="1"/>
+          <w:i/>
+          <w:iCs/>
           <w:sz w:val="20"/>
           <w:szCs w:val="20"/>
           <w:lang w:val="en-US"/>
@@ -7200,17 +8611,17 @@
         <w:spacing w:after="160" w:line="276" w:lineRule="auto"/>
         <w:jc w:val="both"/>
         <w:rPr>
-          <w:i w:val="1"/>
-          <w:iCs w:val="1"/>
-          <w:sz w:val="20"/>
-          <w:szCs w:val="20"/>
-          <w:lang w:val="en-US"/>
-        </w:rPr>
-      </w:pPr>
-      <w:r>
-        <w:rPr>
-          <w:b w:val="1"/>
-          <w:bCs w:val="1"/>
+          <w:i/>
+          <w:iCs/>
+          <w:sz w:val="20"/>
+          <w:szCs w:val="20"/>
+          <w:lang w:val="en-US"/>
+        </w:rPr>
+      </w:pPr>
+      <w:r>
+        <w:rPr>
+          <w:b/>
+          <w:bCs/>
           <w:sz w:val="20"/>
           <w:szCs w:val="20"/>
           <w:lang w:val="en-US"/>
@@ -7227,8 +8638,8 @@
       </w:r>
       <w:r>
         <w:rPr>
-          <w:i w:val="1"/>
-          <w:iCs w:val="1"/>
+          <w:i/>
+          <w:iCs/>
           <w:sz w:val="20"/>
           <w:szCs w:val="20"/>
           <w:lang w:val="en-US"/>
@@ -7253,7 +8664,43 @@
           <w:szCs w:val="20"/>
           <w:lang w:val="en-US"/>
         </w:rPr>
-        <w:t>min_{w, b}  (1/N) ∑ᵢ tᵢ</w:t>
+        <w:t>min</w:t>
+      </w:r>
+      <w:proofErr w:type="gramStart"/>
+      <w:r>
+        <w:rPr>
+          <w:sz w:val="20"/>
+          <w:szCs w:val="20"/>
+          <w:lang w:val="en-US"/>
+        </w:rPr>
+        <w:t>_{</w:t>
+      </w:r>
+      <w:proofErr w:type="gramEnd"/>
+      <w:r>
+        <w:rPr>
+          <w:sz w:val="20"/>
+          <w:szCs w:val="20"/>
+          <w:lang w:val="en-US"/>
+        </w:rPr>
+        <w:t xml:space="preserve">w, </w:t>
+      </w:r>
+      <w:proofErr w:type="gramStart"/>
+      <w:r>
+        <w:rPr>
+          <w:sz w:val="20"/>
+          <w:szCs w:val="20"/>
+          <w:lang w:val="en-US"/>
+        </w:rPr>
+        <w:t>b}  (</w:t>
+      </w:r>
+      <w:proofErr w:type="gramEnd"/>
+      <w:r>
+        <w:rPr>
+          <w:sz w:val="20"/>
+          <w:szCs w:val="20"/>
+          <w:lang w:val="en-US"/>
+        </w:rPr>
+        <w:t>1/N) ∑ᵢ tᵢ</w:t>
       </w:r>
     </w:p>
     <w:p>
@@ -7273,7 +8720,79 @@
           <w:szCs w:val="20"/>
           <w:lang w:val="en-US"/>
         </w:rPr>
-        <w:t>s.t.  w ∈ ℝᵈ,  b ∈ ℝ,  t ∈ ℝ₊ᴺ,  λ^{kl} ∈ ℝ₊ᴺ  ∀(k, l) ∈ 𝒫_K,</w:t>
+        <w:t>s.t.  w ∈ ℝ</w:t>
+      </w:r>
+      <w:proofErr w:type="gramStart"/>
+      <w:r>
+        <w:rPr>
+          <w:sz w:val="20"/>
+          <w:szCs w:val="20"/>
+          <w:lang w:val="en-US"/>
+        </w:rPr>
+        <w:t>ᵈ,  b</w:t>
+      </w:r>
+      <w:proofErr w:type="gramEnd"/>
+      <w:r>
+        <w:rPr>
+          <w:sz w:val="20"/>
+          <w:szCs w:val="20"/>
+          <w:lang w:val="en-US"/>
+        </w:rPr>
+        <w:t xml:space="preserve"> ∈ </w:t>
+      </w:r>
+      <w:proofErr w:type="gramStart"/>
+      <w:r>
+        <w:rPr>
+          <w:sz w:val="20"/>
+          <w:szCs w:val="20"/>
+          <w:lang w:val="en-US"/>
+        </w:rPr>
+        <w:t>ℝ,  t</w:t>
+      </w:r>
+      <w:proofErr w:type="gramEnd"/>
+      <w:r>
+        <w:rPr>
+          <w:sz w:val="20"/>
+          <w:szCs w:val="20"/>
+          <w:lang w:val="en-US"/>
+        </w:rPr>
+        <w:t xml:space="preserve"> ∈ ℝ₊</w:t>
+      </w:r>
+      <w:proofErr w:type="gramStart"/>
+      <w:r>
+        <w:rPr>
+          <w:sz w:val="20"/>
+          <w:szCs w:val="20"/>
+          <w:lang w:val="en-US"/>
+        </w:rPr>
+        <w:t>ᴺ,  λ</w:t>
+      </w:r>
+      <w:proofErr w:type="gramEnd"/>
+      <w:r>
+        <w:rPr>
+          <w:sz w:val="20"/>
+          <w:szCs w:val="20"/>
+          <w:lang w:val="en-US"/>
+        </w:rPr>
+        <w:t>^{kl} ∈ ℝ₊</w:t>
+      </w:r>
+      <w:proofErr w:type="gramStart"/>
+      <w:r>
+        <w:rPr>
+          <w:sz w:val="20"/>
+          <w:szCs w:val="20"/>
+          <w:lang w:val="en-US"/>
+        </w:rPr>
+        <w:t>ᴺ  ∀</w:t>
+      </w:r>
+      <w:proofErr w:type="gramEnd"/>
+      <w:r>
+        <w:rPr>
+          <w:sz w:val="20"/>
+          <w:szCs w:val="20"/>
+          <w:lang w:val="en-US"/>
+        </w:rPr>
+        <w:t>(k, l) ∈ 𝒫_K,</w:t>
       </w:r>
     </w:p>
     <w:p>
@@ -7293,7 +8812,43 @@
           <w:szCs w:val="20"/>
           <w:lang w:val="en-US"/>
         </w:rPr>
-        <w:t>−yᵢ(wᵀxᵢ + b) + ρ‖w‖_* ≤ tᵢ − 1    ∀i ∈ [N],    (7)</w:t>
+        <w:t>−</w:t>
+      </w:r>
+      <w:proofErr w:type="gramStart"/>
+      <w:r>
+        <w:rPr>
+          <w:sz w:val="20"/>
+          <w:szCs w:val="20"/>
+          <w:lang w:val="en-US"/>
+        </w:rPr>
+        <w:t>yᵢ(</w:t>
+      </w:r>
+      <w:proofErr w:type="gramEnd"/>
+      <w:r>
+        <w:rPr>
+          <w:sz w:val="20"/>
+          <w:szCs w:val="20"/>
+          <w:lang w:val="en-US"/>
+        </w:rPr>
+        <w:t>wᵀxᵢ + b) + ρ‖w‖_* ≤ tᵢ − 1    ∀i ∈ [N</w:t>
+      </w:r>
+      <w:proofErr w:type="gramStart"/>
+      <w:r>
+        <w:rPr>
+          <w:sz w:val="20"/>
+          <w:szCs w:val="20"/>
+          <w:lang w:val="en-US"/>
+        </w:rPr>
+        <w:t xml:space="preserve">],   </w:t>
+      </w:r>
+      <w:proofErr w:type="gramEnd"/>
+      <w:r>
+        <w:rPr>
+          <w:sz w:val="20"/>
+          <w:szCs w:val="20"/>
+          <w:lang w:val="en-US"/>
+        </w:rPr>
+        <w:t xml:space="preserve"> (7)</w:t>
       </w:r>
     </w:p>
     <w:p>
@@ -7313,7 +8868,79 @@
           <w:szCs w:val="20"/>
           <w:lang w:val="en-US"/>
         </w:rPr>
-        <w:t>(1/|Ik₊|) ∑_{i ∈ Ik₊} λᵢᵏˡ + (1/|Il₊|) ∑_{i ∈ Il₊} λᵢᵏˡ − 1 ≤ ζ    ∀(k, l) ∈ 𝒫_K,    (8)</w:t>
+        <w:t>(1/|Ik₊|) ∑</w:t>
+      </w:r>
+      <w:proofErr w:type="gramStart"/>
+      <w:r>
+        <w:rPr>
+          <w:sz w:val="20"/>
+          <w:szCs w:val="20"/>
+          <w:lang w:val="en-US"/>
+        </w:rPr>
+        <w:t>_{</w:t>
+      </w:r>
+      <w:proofErr w:type="gramEnd"/>
+      <w:r>
+        <w:rPr>
+          <w:sz w:val="20"/>
+          <w:szCs w:val="20"/>
+          <w:lang w:val="en-US"/>
+        </w:rPr>
+        <w:t>i ∈ Ik₊} λᵢᵏˡ + (1/|Il₊|) ∑</w:t>
+      </w:r>
+      <w:proofErr w:type="gramStart"/>
+      <w:r>
+        <w:rPr>
+          <w:sz w:val="20"/>
+          <w:szCs w:val="20"/>
+          <w:lang w:val="en-US"/>
+        </w:rPr>
+        <w:t>_{</w:t>
+      </w:r>
+      <w:proofErr w:type="gramEnd"/>
+      <w:r>
+        <w:rPr>
+          <w:sz w:val="20"/>
+          <w:szCs w:val="20"/>
+          <w:lang w:val="en-US"/>
+        </w:rPr>
+        <w:t xml:space="preserve">i ∈ Il₊} λᵢᵏˡ − 1 ≤ ζ    </w:t>
+      </w:r>
+      <w:proofErr w:type="gramStart"/>
+      <w:r>
+        <w:rPr>
+          <w:sz w:val="20"/>
+          <w:szCs w:val="20"/>
+          <w:lang w:val="en-US"/>
+        </w:rPr>
+        <w:t>∀(</w:t>
+      </w:r>
+      <w:proofErr w:type="gramEnd"/>
+      <w:r>
+        <w:rPr>
+          <w:sz w:val="20"/>
+          <w:szCs w:val="20"/>
+          <w:lang w:val="en-US"/>
+        </w:rPr>
+        <w:t>k, l) ∈ 𝒫_</w:t>
+      </w:r>
+      <w:proofErr w:type="gramStart"/>
+      <w:r>
+        <w:rPr>
+          <w:sz w:val="20"/>
+          <w:szCs w:val="20"/>
+          <w:lang w:val="en-US"/>
+        </w:rPr>
+        <w:t xml:space="preserve">K,   </w:t>
+      </w:r>
+      <w:proofErr w:type="gramEnd"/>
+      <w:r>
+        <w:rPr>
+          <w:sz w:val="20"/>
+          <w:szCs w:val="20"/>
+          <w:lang w:val="en-US"/>
+        </w:rPr>
+        <w:t xml:space="preserve"> (8)</w:t>
       </w:r>
     </w:p>
     <w:p>
@@ -7333,7 +8960,43 @@
           <w:szCs w:val="20"/>
           <w:lang w:val="en-US"/>
         </w:rPr>
-        <w:t>1 + wᵀxᵢ + ρ‖w‖_* + b ≤ λᵢᵏˡ    ∀i ∈ Ik₊,  ∀(k, l) ∈ 𝒫_K,    (9)</w:t>
+        <w:t>1 + wᵀxᵢ + ρ‖w‖_* + b ≤ λᵢᵏˡ    ∀i ∈ Ik</w:t>
+      </w:r>
+      <w:proofErr w:type="gramStart"/>
+      <w:r>
+        <w:rPr>
+          <w:sz w:val="20"/>
+          <w:szCs w:val="20"/>
+          <w:lang w:val="en-US"/>
+        </w:rPr>
+        <w:t>₊,  ∀</w:t>
+      </w:r>
+      <w:proofErr w:type="gramEnd"/>
+      <w:r>
+        <w:rPr>
+          <w:sz w:val="20"/>
+          <w:szCs w:val="20"/>
+          <w:lang w:val="en-US"/>
+        </w:rPr>
+        <w:t>(k, l) ∈ 𝒫_</w:t>
+      </w:r>
+      <w:proofErr w:type="gramStart"/>
+      <w:r>
+        <w:rPr>
+          <w:sz w:val="20"/>
+          <w:szCs w:val="20"/>
+          <w:lang w:val="en-US"/>
+        </w:rPr>
+        <w:t xml:space="preserve">K,   </w:t>
+      </w:r>
+      <w:proofErr w:type="gramEnd"/>
+      <w:r>
+        <w:rPr>
+          <w:sz w:val="20"/>
+          <w:szCs w:val="20"/>
+          <w:lang w:val="en-US"/>
+        </w:rPr>
+        <w:t xml:space="preserve"> (9)</w:t>
       </w:r>
     </w:p>
     <w:p>
@@ -7353,7 +9016,25 @@
           <w:szCs w:val="20"/>
           <w:lang w:val="en-US"/>
         </w:rPr>
-        <w:t>1 − wᵀxᵢ + ρ‖w‖_* − b ≤ λᵢᵏˡ    ∀i ∈ Il₊,  ∀(k, l) ∈ 𝒫_K.    (10)</w:t>
+        <w:t>1 − wᵀxᵢ + ρ‖w‖_* − b ≤ λᵢᵏˡ    ∀i ∈ Il</w:t>
+      </w:r>
+      <w:proofErr w:type="gramStart"/>
+      <w:r>
+        <w:rPr>
+          <w:sz w:val="20"/>
+          <w:szCs w:val="20"/>
+          <w:lang w:val="en-US"/>
+        </w:rPr>
+        <w:t>₊,  ∀</w:t>
+      </w:r>
+      <w:proofErr w:type="gramEnd"/>
+      <w:r>
+        <w:rPr>
+          <w:sz w:val="20"/>
+          <w:szCs w:val="20"/>
+          <w:lang w:val="en-US"/>
+        </w:rPr>
+        <w:t>(k, l) ∈ 𝒫_K.    (10)</w:t>
       </w:r>
     </w:p>
     <w:p>
@@ -7368,8 +9049,8 @@
       </w:pPr>
       <w:r>
         <w:rPr>
-          <w:i w:val="1"/>
-          <w:iCs w:val="1"/>
+          <w:i/>
+          <w:iCs/>
           <w:sz w:val="20"/>
           <w:szCs w:val="20"/>
           <w:lang w:val="en-US"/>
@@ -7386,8 +9067,8 @@
       </w:r>
       <w:r>
         <w:rPr>
-          <w:i w:val="1"/>
-          <w:iCs w:val="1"/>
+          <w:i/>
+          <w:iCs/>
           <w:sz w:val="20"/>
           <w:szCs w:val="20"/>
           <w:lang w:val="en-US"/>
@@ -7404,8 +9085,8 @@
       </w:r>
       <w:r>
         <w:rPr>
-          <w:i w:val="1"/>
-          <w:iCs w:val="1"/>
+          <w:i/>
+          <w:iCs/>
           <w:sz w:val="20"/>
           <w:szCs w:val="20"/>
           <w:lang w:val="en-US"/>
@@ -7422,8 +9103,8 @@
       </w:r>
       <w:r>
         <w:rPr>
-          <w:i w:val="1"/>
-          <w:iCs w:val="1"/>
+          <w:i/>
+          <w:iCs/>
           <w:sz w:val="20"/>
           <w:szCs w:val="20"/>
           <w:lang w:val="en-US"/>
@@ -7440,8 +9121,8 @@
       </w:r>
       <w:r>
         <w:rPr>
-          <w:i w:val="1"/>
-          <w:iCs w:val="1"/>
+          <w:i/>
+          <w:iCs/>
           <w:sz w:val="20"/>
           <w:szCs w:val="20"/>
           <w:lang w:val="en-US"/>
@@ -7474,7 +9155,97 @@
           <w:szCs w:val="20"/>
           <w:lang w:val="en-US"/>
         </w:rPr>
-        <w:t>sup_{Q ∈ B(P̂)} H_kl(w, b, Q) = (N/|Ik₊|) ∑_{i ∈ Ik₊} sup_{‖xᵢ′−xᵢ‖ ≤ ρ} max{0, 1 + wᵀxᵢ′ + b}</w:t>
+        <w:t>sup</w:t>
+      </w:r>
+      <w:proofErr w:type="gramStart"/>
+      <w:r>
+        <w:rPr>
+          <w:sz w:val="20"/>
+          <w:szCs w:val="20"/>
+          <w:lang w:val="en-US"/>
+        </w:rPr>
+        <w:t>_{</w:t>
+      </w:r>
+      <w:proofErr w:type="gramEnd"/>
+      <w:r>
+        <w:rPr>
+          <w:sz w:val="20"/>
+          <w:szCs w:val="20"/>
+          <w:lang w:val="en-US"/>
+        </w:rPr>
+        <w:t>Q ∈ B(P̂)} H_</w:t>
+      </w:r>
+      <w:proofErr w:type="gramStart"/>
+      <w:r>
+        <w:rPr>
+          <w:sz w:val="20"/>
+          <w:szCs w:val="20"/>
+          <w:lang w:val="en-US"/>
+        </w:rPr>
+        <w:t>kl(</w:t>
+      </w:r>
+      <w:proofErr w:type="gramEnd"/>
+      <w:r>
+        <w:rPr>
+          <w:sz w:val="20"/>
+          <w:szCs w:val="20"/>
+          <w:lang w:val="en-US"/>
+        </w:rPr>
+        <w:t>w, b, Q) = (N/|Ik₊|) ∑</w:t>
+      </w:r>
+      <w:proofErr w:type="gramStart"/>
+      <w:r>
+        <w:rPr>
+          <w:sz w:val="20"/>
+          <w:szCs w:val="20"/>
+          <w:lang w:val="en-US"/>
+        </w:rPr>
+        <w:t>_{</w:t>
+      </w:r>
+      <w:proofErr w:type="gramEnd"/>
+      <w:r>
+        <w:rPr>
+          <w:sz w:val="20"/>
+          <w:szCs w:val="20"/>
+          <w:lang w:val="en-US"/>
+        </w:rPr>
+        <w:t>i ∈ Ik₊} sup</w:t>
+      </w:r>
+      <w:proofErr w:type="gramStart"/>
+      <w:r>
+        <w:rPr>
+          <w:sz w:val="20"/>
+          <w:szCs w:val="20"/>
+          <w:lang w:val="en-US"/>
+        </w:rPr>
+        <w:t>_{</w:t>
+      </w:r>
+      <w:proofErr w:type="gramEnd"/>
+      <w:r>
+        <w:rPr>
+          <w:sz w:val="20"/>
+          <w:szCs w:val="20"/>
+          <w:lang w:val="en-US"/>
+        </w:rPr>
+        <w:t xml:space="preserve">‖xᵢ′−xᵢ‖ ≤ ρ} </w:t>
+      </w:r>
+      <w:proofErr w:type="gramStart"/>
+      <w:r>
+        <w:rPr>
+          <w:sz w:val="20"/>
+          <w:szCs w:val="20"/>
+          <w:lang w:val="en-US"/>
+        </w:rPr>
+        <w:t>max{</w:t>
+      </w:r>
+      <w:proofErr w:type="gramEnd"/>
+      <w:r>
+        <w:rPr>
+          <w:sz w:val="20"/>
+          <w:szCs w:val="20"/>
+          <w:lang w:val="en-US"/>
+        </w:rPr>
+        <w:t>0, 1 + wᵀxᵢ′ + b}</w:t>
       </w:r>
     </w:p>
     <w:p>
@@ -7494,7 +9265,61 @@
           <w:szCs w:val="20"/>
           <w:lang w:val="en-US"/>
         </w:rPr>
-        <w:t>+ (N/|Il₊|) ∑_{i ∈ Il₊} sup_{‖xᵢ′−xᵢ‖ ≤ ρ} max{0, 1 − wᵀxᵢ′ − b} − 1.</w:t>
+        <w:t>+ (N/|Il₊|) ∑</w:t>
+      </w:r>
+      <w:proofErr w:type="gramStart"/>
+      <w:r>
+        <w:rPr>
+          <w:sz w:val="20"/>
+          <w:szCs w:val="20"/>
+          <w:lang w:val="en-US"/>
+        </w:rPr>
+        <w:t>_{</w:t>
+      </w:r>
+      <w:proofErr w:type="gramEnd"/>
+      <w:r>
+        <w:rPr>
+          <w:sz w:val="20"/>
+          <w:szCs w:val="20"/>
+          <w:lang w:val="en-US"/>
+        </w:rPr>
+        <w:t>i ∈ Il₊} sup</w:t>
+      </w:r>
+      <w:proofErr w:type="gramStart"/>
+      <w:r>
+        <w:rPr>
+          <w:sz w:val="20"/>
+          <w:szCs w:val="20"/>
+          <w:lang w:val="en-US"/>
+        </w:rPr>
+        <w:t>_{</w:t>
+      </w:r>
+      <w:proofErr w:type="gramEnd"/>
+      <w:r>
+        <w:rPr>
+          <w:sz w:val="20"/>
+          <w:szCs w:val="20"/>
+          <w:lang w:val="en-US"/>
+        </w:rPr>
+        <w:t xml:space="preserve">‖xᵢ′−xᵢ‖ ≤ ρ} </w:t>
+      </w:r>
+      <w:proofErr w:type="gramStart"/>
+      <w:r>
+        <w:rPr>
+          <w:sz w:val="20"/>
+          <w:szCs w:val="20"/>
+          <w:lang w:val="en-US"/>
+        </w:rPr>
+        <w:t>max{</w:t>
+      </w:r>
+      <w:proofErr w:type="gramEnd"/>
+      <w:r>
+        <w:rPr>
+          <w:sz w:val="20"/>
+          <w:szCs w:val="20"/>
+          <w:lang w:val="en-US"/>
+        </w:rPr>
+        <w:t>0, 1 − wᵀxᵢ′ − b} − 1.</w:t>
       </w:r>
     </w:p>
     <w:p>
@@ -7517,8 +9342,8 @@
       </w:r>
       <w:r>
         <w:rPr>
-          <w:i w:val="1"/>
-          <w:iCs w:val="1"/>
+          <w:i/>
+          <w:iCs/>
           <w:sz w:val="20"/>
           <w:szCs w:val="20"/>
           <w:lang w:val="en-US"/>
@@ -7535,8 +9360,8 @@
       </w:r>
       <w:r>
         <w:rPr>
-          <w:i w:val="1"/>
-          <w:iCs w:val="1"/>
+          <w:i/>
+          <w:iCs/>
           <w:sz w:val="20"/>
           <w:szCs w:val="20"/>
           <w:lang w:val="en-US"/>
@@ -7553,8 +9378,8 @@
       </w:r>
       <w:r>
         <w:rPr>
-          <w:i w:val="1"/>
-          <w:iCs w:val="1"/>
+          <w:i/>
+          <w:iCs/>
           <w:sz w:val="20"/>
           <w:szCs w:val="20"/>
           <w:lang w:val="en-US"/>
@@ -7571,8 +9396,8 @@
       </w:r>
       <w:r>
         <w:rPr>
-          <w:i w:val="1"/>
-          <w:iCs w:val="1"/>
+          <w:i/>
+          <w:iCs/>
           <w:sz w:val="20"/>
           <w:szCs w:val="20"/>
           <w:lang w:val="en-US"/>
@@ -7585,12 +9410,48 @@
           <w:szCs w:val="20"/>
           <w:lang w:val="en-US"/>
         </w:rPr>
-        <w:t xml:space="preserve"> — and introducing continuous auxiliary variables λ^{kl} ∈ ℝ₊ᴺ yields constraints (8)–(10). Enforcing sup_{Q ∈ B(P̂)} H_kl ≤ ζ for all (</w:t>
-      </w:r>
-      <w:r>
-        <w:rPr>
-          <w:i w:val="1"/>
-          <w:iCs w:val="1"/>
+        <w:t xml:space="preserve"> — and introducing continuous auxiliary variables λ^{kl} ∈ ℝ₊ᴺ yields constraints (8)</w:t>
+      </w:r>
+      <w:proofErr w:type="gramStart"/>
+      <w:r>
+        <w:rPr>
+          <w:sz w:val="20"/>
+          <w:szCs w:val="20"/>
+          <w:lang w:val="en-US"/>
+        </w:rPr>
+        <w:t>–(</w:t>
+      </w:r>
+      <w:proofErr w:type="gramEnd"/>
+      <w:r>
+        <w:rPr>
+          <w:sz w:val="20"/>
+          <w:szCs w:val="20"/>
+          <w:lang w:val="en-US"/>
+        </w:rPr>
+        <w:t>10). Enforcing sup</w:t>
+      </w:r>
+      <w:proofErr w:type="gramStart"/>
+      <w:r>
+        <w:rPr>
+          <w:sz w:val="20"/>
+          <w:szCs w:val="20"/>
+          <w:lang w:val="en-US"/>
+        </w:rPr>
+        <w:t>_{</w:t>
+      </w:r>
+      <w:proofErr w:type="gramEnd"/>
+      <w:r>
+        <w:rPr>
+          <w:sz w:val="20"/>
+          <w:szCs w:val="20"/>
+          <w:lang w:val="en-US"/>
+        </w:rPr>
+        <w:t>Q ∈ B(P̂)} H_kl ≤ ζ for all (</w:t>
+      </w:r>
+      <w:r>
+        <w:rPr>
+          <w:i/>
+          <w:iCs/>
           <w:sz w:val="20"/>
           <w:szCs w:val="20"/>
           <w:lang w:val="en-US"/>
@@ -7607,8 +9468,8 @@
       </w:r>
       <w:r>
         <w:rPr>
-          <w:i w:val="1"/>
-          <w:iCs w:val="1"/>
+          <w:i/>
+          <w:iCs/>
           <w:sz w:val="20"/>
           <w:szCs w:val="20"/>
           <w:lang w:val="en-US"/>
@@ -7666,8 +9527,8 @@
       </w:pPr>
       <w:r>
         <w:rPr>
-          <w:b w:val="1"/>
-          <w:bCs w:val="1"/>
+          <w:b/>
+          <w:bCs/>
           <w:sz w:val="20"/>
           <w:szCs w:val="20"/>
         </w:rPr>
@@ -7685,12 +9546,12 @@
       <w:tblPr>
         <w:tblW w:w="9360" w:type="dxa"/>
         <w:tblBorders>
-          <w:top w:val="single" w:color="auto" w:sz="4" w:space="0"/>
-          <w:left w:val="single" w:color="auto" w:sz="4" w:space="0"/>
-          <w:bottom w:val="single" w:color="auto" w:sz="4" w:space="0"/>
-          <w:right w:val="single" w:color="auto" w:sz="4" w:space="0"/>
-          <w:insideH w:val="single" w:color="auto" w:sz="4" w:space="0"/>
-          <w:insideV w:val="single" w:color="auto" w:sz="4" w:space="0"/>
+          <w:top w:val="single" w:sz="4" w:space="0" w:color="auto"/>
+          <w:left w:val="single" w:sz="4" w:space="0" w:color="auto"/>
+          <w:bottom w:val="single" w:sz="4" w:space="0" w:color="auto"/>
+          <w:right w:val="single" w:sz="4" w:space="0" w:color="auto"/>
+          <w:insideH w:val="single" w:sz="4" w:space="0" w:color="auto"/>
+          <w:insideV w:val="single" w:sz="4" w:space="0" w:color="auto"/>
         </w:tblBorders>
         <w:tblCellMar>
           <w:left w:w="10" w:type="dxa"/>
@@ -7699,17 +9560,11 @@
         <w:tblLook w:val="04A0" w:firstRow="1" w:lastRow="0" w:firstColumn="1" w:lastColumn="0" w:noHBand="0" w:noVBand="1"/>
       </w:tblPr>
       <w:tblGrid>
-        <w:gridCol w:w="2764"/>
-        <w:gridCol w:w="3568"/>
-        <w:gridCol w:w="3028"/>
+        <w:gridCol w:w="2770"/>
+        <w:gridCol w:w="3561"/>
+        <w:gridCol w:w="3029"/>
       </w:tblGrid>
       <w:tr>
-        <w:tblPrEx>
-          <w:tblCellMar>
-            <w:top w:w="0" w:type="dxa"/>
-            <w:bottom w:w="0" w:type="dxa"/>
-          </w:tblCellMar>
-        </w:tblPrEx>
         <w:trPr>
           <w:tblHeader/>
         </w:trPr>
@@ -7717,10 +9572,10 @@
           <w:tcPr>
             <w:tcW w:w="0" w:type="auto"/>
             <w:tcBorders>
-              <w:top w:val="single" w:color="AAAAAA" w:sz="1" w:space="0"/>
-              <w:left w:val="single" w:color="AAAAAA" w:sz="1" w:space="0"/>
-              <w:bottom w:val="single" w:color="AAAAAA" w:sz="1" w:space="0"/>
-              <w:right w:val="single" w:color="AAAAAA" w:sz="1" w:space="0"/>
+              <w:top w:val="single" w:sz="1" w:space="0" w:color="AAAAAA"/>
+              <w:left w:val="single" w:sz="1" w:space="0" w:color="AAAAAA"/>
+              <w:bottom w:val="single" w:sz="1" w:space="0" w:color="AAAAAA"/>
+              <w:right w:val="single" w:sz="1" w:space="0" w:color="AAAAAA"/>
             </w:tcBorders>
             <w:shd w:val="clear" w:color="auto" w:fill="D9E1F2"/>
             <w:tcMar>
@@ -7734,16 +9589,16 @@
             <w:pPr>
               <w:jc w:val="both"/>
               <w:rPr>
-                <w:b w:val="1"/>
-                <w:bCs w:val="1"/>
+                <w:b/>
+                <w:bCs/>
                 <w:sz w:val="20"/>
                 <w:szCs w:val="20"/>
               </w:rPr>
             </w:pPr>
             <w:r>
               <w:rPr>
-                <w:b w:val="1"/>
-                <w:bCs w:val="1"/>
+                <w:b/>
+                <w:bCs/>
                 <w:sz w:val="20"/>
                 <w:szCs w:val="20"/>
               </w:rPr>
@@ -7755,10 +9610,10 @@
           <w:tcPr>
             <w:tcW w:w="0" w:type="auto"/>
             <w:tcBorders>
-              <w:top w:val="single" w:color="AAAAAA" w:sz="1" w:space="0"/>
-              <w:left w:val="single" w:color="AAAAAA" w:sz="1" w:space="0"/>
-              <w:bottom w:val="single" w:color="AAAAAA" w:sz="1" w:space="0"/>
-              <w:right w:val="single" w:color="AAAAAA" w:sz="1" w:space="0"/>
+              <w:top w:val="single" w:sz="1" w:space="0" w:color="AAAAAA"/>
+              <w:left w:val="single" w:sz="1" w:space="0" w:color="AAAAAA"/>
+              <w:bottom w:val="single" w:sz="1" w:space="0" w:color="AAAAAA"/>
+              <w:right w:val="single" w:sz="1" w:space="0" w:color="AAAAAA"/>
             </w:tcBorders>
             <w:shd w:val="clear" w:color="auto" w:fill="D9E1F2"/>
             <w:tcMar>
@@ -7772,16 +9627,16 @@
             <w:pPr>
               <w:jc w:val="both"/>
               <w:rPr>
-                <w:b w:val="1"/>
-                <w:bCs w:val="1"/>
+                <w:b/>
+                <w:bCs/>
                 <w:sz w:val="20"/>
                 <w:szCs w:val="20"/>
               </w:rPr>
             </w:pPr>
             <w:r>
               <w:rPr>
-                <w:b w:val="1"/>
-                <w:bCs w:val="1"/>
+                <w:b/>
+                <w:bCs/>
                 <w:sz w:val="20"/>
                 <w:szCs w:val="20"/>
               </w:rPr>
@@ -7793,10 +9648,10 @@
           <w:tcPr>
             <w:tcW w:w="0" w:type="auto"/>
             <w:tcBorders>
-              <w:top w:val="single" w:color="AAAAAA" w:sz="1" w:space="0"/>
-              <w:left w:val="single" w:color="AAAAAA" w:sz="1" w:space="0"/>
-              <w:bottom w:val="single" w:color="AAAAAA" w:sz="1" w:space="0"/>
-              <w:right w:val="single" w:color="AAAAAA" w:sz="1" w:space="0"/>
+              <w:top w:val="single" w:sz="1" w:space="0" w:color="AAAAAA"/>
+              <w:left w:val="single" w:sz="1" w:space="0" w:color="AAAAAA"/>
+              <w:bottom w:val="single" w:sz="1" w:space="0" w:color="AAAAAA"/>
+              <w:right w:val="single" w:sz="1" w:space="0" w:color="AAAAAA"/>
             </w:tcBorders>
             <w:shd w:val="clear" w:color="auto" w:fill="D9E1F2"/>
             <w:tcMar>
@@ -7810,16 +9665,16 @@
             <w:pPr>
               <w:jc w:val="both"/>
               <w:rPr>
-                <w:b w:val="1"/>
-                <w:bCs w:val="1"/>
+                <w:b/>
+                <w:bCs/>
                 <w:sz w:val="20"/>
                 <w:szCs w:val="20"/>
               </w:rPr>
             </w:pPr>
             <w:r>
               <w:rPr>
-                <w:b w:val="1"/>
-                <w:bCs w:val="1"/>
+                <w:b/>
+                <w:bCs/>
                 <w:sz w:val="20"/>
                 <w:szCs w:val="20"/>
               </w:rPr>
@@ -7829,20 +9684,14 @@
         </w:tc>
       </w:tr>
       <w:tr>
-        <w:tblPrEx>
-          <w:tblCellMar>
-            <w:top w:w="0" w:type="dxa"/>
-            <w:bottom w:w="0" w:type="dxa"/>
-          </w:tblCellMar>
-        </w:tblPrEx>
         <w:tc>
           <w:tcPr>
             <w:tcW w:w="0" w:type="auto"/>
             <w:tcBorders>
-              <w:top w:val="single" w:color="AAAAAA" w:sz="1" w:space="0"/>
-              <w:left w:val="single" w:color="AAAAAA" w:sz="1" w:space="0"/>
-              <w:bottom w:val="single" w:color="AAAAAA" w:sz="1" w:space="0"/>
-              <w:right w:val="single" w:color="AAAAAA" w:sz="1" w:space="0"/>
+              <w:top w:val="single" w:sz="1" w:space="0" w:color="AAAAAA"/>
+              <w:left w:val="single" w:sz="1" w:space="0" w:color="AAAAAA"/>
+              <w:bottom w:val="single" w:sz="1" w:space="0" w:color="AAAAAA"/>
+              <w:right w:val="single" w:sz="1" w:space="0" w:color="AAAAAA"/>
             </w:tcBorders>
             <w:shd w:val="clear" w:color="auto" w:fill="EBF0FB"/>
             <w:tcMar>
@@ -7856,16 +9705,16 @@
             <w:pPr>
               <w:jc w:val="both"/>
               <w:rPr>
-                <w:b w:val="1"/>
-                <w:bCs w:val="1"/>
+                <w:b/>
+                <w:bCs/>
                 <w:sz w:val="20"/>
                 <w:szCs w:val="20"/>
               </w:rPr>
             </w:pPr>
             <w:r>
               <w:rPr>
-                <w:b w:val="1"/>
-                <w:bCs w:val="1"/>
+                <w:b/>
+                <w:bCs/>
                 <w:sz w:val="20"/>
                 <w:szCs w:val="20"/>
               </w:rPr>
@@ -7877,10 +9726,10 @@
           <w:tcPr>
             <w:tcW w:w="0" w:type="auto"/>
             <w:tcBorders>
-              <w:top w:val="single" w:color="AAAAAA" w:sz="1" w:space="0"/>
-              <w:left w:val="single" w:color="AAAAAA" w:sz="1" w:space="0"/>
-              <w:bottom w:val="single" w:color="AAAAAA" w:sz="1" w:space="0"/>
-              <w:right w:val="single" w:color="AAAAAA" w:sz="1" w:space="0"/>
+              <w:top w:val="single" w:sz="1" w:space="0" w:color="AAAAAA"/>
+              <w:left w:val="single" w:sz="1" w:space="0" w:color="AAAAAA"/>
+              <w:bottom w:val="single" w:sz="1" w:space="0" w:color="AAAAAA"/>
+              <w:right w:val="single" w:sz="1" w:space="0" w:color="AAAAAA"/>
             </w:tcBorders>
             <w:tcMar>
               <w:top w:w="80" w:type="dxa"/>
@@ -7899,8 +9748,8 @@
             </w:pPr>
             <w:r>
               <w:rPr>
-                <w:i w:val="1"/>
-                <w:iCs w:val="1"/>
+                <w:i/>
+                <w:iCs/>
                 <w:sz w:val="20"/>
                 <w:szCs w:val="20"/>
               </w:rPr>
@@ -7919,10 +9768,10 @@
           <w:tcPr>
             <w:tcW w:w="0" w:type="auto"/>
             <w:tcBorders>
-              <w:top w:val="single" w:color="AAAAAA" w:sz="1" w:space="0"/>
-              <w:left w:val="single" w:color="AAAAAA" w:sz="1" w:space="0"/>
-              <w:bottom w:val="single" w:color="AAAAAA" w:sz="1" w:space="0"/>
-              <w:right w:val="single" w:color="AAAAAA" w:sz="1" w:space="0"/>
+              <w:top w:val="single" w:sz="1" w:space="0" w:color="AAAAAA"/>
+              <w:left w:val="single" w:sz="1" w:space="0" w:color="AAAAAA"/>
+              <w:bottom w:val="single" w:sz="1" w:space="0" w:color="AAAAAA"/>
+              <w:right w:val="single" w:sz="1" w:space="0" w:color="AAAAAA"/>
             </w:tcBorders>
             <w:tcMar>
               <w:top w:w="80" w:type="dxa"/>
@@ -7941,8 +9790,8 @@
             </w:pPr>
             <w:r>
               <w:rPr>
-                <w:i w:val="1"/>
-                <w:iCs w:val="1"/>
+                <w:i/>
+                <w:iCs/>
                 <w:sz w:val="20"/>
                 <w:szCs w:val="20"/>
               </w:rPr>
@@ -7959,20 +9808,14 @@
         </w:tc>
       </w:tr>
       <w:tr>
-        <w:tblPrEx>
-          <w:tblCellMar>
-            <w:top w:w="0" w:type="dxa"/>
-            <w:bottom w:w="0" w:type="dxa"/>
-          </w:tblCellMar>
-        </w:tblPrEx>
         <w:tc>
           <w:tcPr>
             <w:tcW w:w="0" w:type="auto"/>
             <w:tcBorders>
-              <w:top w:val="single" w:color="AAAAAA" w:sz="1" w:space="0"/>
-              <w:left w:val="single" w:color="AAAAAA" w:sz="1" w:space="0"/>
-              <w:bottom w:val="single" w:color="AAAAAA" w:sz="1" w:space="0"/>
-              <w:right w:val="single" w:color="AAAAAA" w:sz="1" w:space="0"/>
+              <w:top w:val="single" w:sz="1" w:space="0" w:color="AAAAAA"/>
+              <w:left w:val="single" w:sz="1" w:space="0" w:color="AAAAAA"/>
+              <w:bottom w:val="single" w:sz="1" w:space="0" w:color="AAAAAA"/>
+              <w:right w:val="single" w:sz="1" w:space="0" w:color="AAAAAA"/>
             </w:tcBorders>
             <w:shd w:val="clear" w:color="auto" w:fill="EBF0FB"/>
             <w:tcMar>
@@ -7986,16 +9829,16 @@
             <w:pPr>
               <w:jc w:val="both"/>
               <w:rPr>
-                <w:b w:val="1"/>
-                <w:bCs w:val="1"/>
+                <w:b/>
+                <w:bCs/>
                 <w:sz w:val="20"/>
                 <w:szCs w:val="20"/>
               </w:rPr>
             </w:pPr>
             <w:r>
               <w:rPr>
-                <w:b w:val="1"/>
-                <w:bCs w:val="1"/>
+                <w:b/>
+                <w:bCs/>
                 <w:sz w:val="20"/>
                 <w:szCs w:val="20"/>
               </w:rPr>
@@ -8007,10 +9850,10 @@
           <w:tcPr>
             <w:tcW w:w="0" w:type="auto"/>
             <w:tcBorders>
-              <w:top w:val="single" w:color="AAAAAA" w:sz="1" w:space="0"/>
-              <w:left w:val="single" w:color="AAAAAA" w:sz="1" w:space="0"/>
-              <w:bottom w:val="single" w:color="AAAAAA" w:sz="1" w:space="0"/>
-              <w:right w:val="single" w:color="AAAAAA" w:sz="1" w:space="0"/>
+              <w:top w:val="single" w:sz="1" w:space="0" w:color="AAAAAA"/>
+              <w:left w:val="single" w:sz="1" w:space="0" w:color="AAAAAA"/>
+              <w:bottom w:val="single" w:sz="1" w:space="0" w:color="AAAAAA"/>
+              <w:right w:val="single" w:sz="1" w:space="0" w:color="AAAAAA"/>
             </w:tcBorders>
             <w:tcMar>
               <w:top w:w="80" w:type="dxa"/>
@@ -8040,10 +9883,10 @@
           <w:tcPr>
             <w:tcW w:w="0" w:type="auto"/>
             <w:tcBorders>
-              <w:top w:val="single" w:color="AAAAAA" w:sz="1" w:space="0"/>
-              <w:left w:val="single" w:color="AAAAAA" w:sz="1" w:space="0"/>
-              <w:bottom w:val="single" w:color="AAAAAA" w:sz="1" w:space="0"/>
-              <w:right w:val="single" w:color="AAAAAA" w:sz="1" w:space="0"/>
+              <w:top w:val="single" w:sz="1" w:space="0" w:color="AAAAAA"/>
+              <w:left w:val="single" w:sz="1" w:space="0" w:color="AAAAAA"/>
+              <w:bottom w:val="single" w:sz="1" w:space="0" w:color="AAAAAA"/>
+              <w:right w:val="single" w:sz="1" w:space="0" w:color="AAAAAA"/>
             </w:tcBorders>
             <w:tcMar>
               <w:top w:w="80" w:type="dxa"/>
@@ -8061,10 +9904,11 @@
                 <w:lang w:val="en-US"/>
               </w:rPr>
             </w:pPr>
+            <w:proofErr w:type="gramStart"/>
             <w:r>
               <w:rPr>
-                <w:i w:val="1"/>
-                <w:iCs w:val="1"/>
+                <w:i/>
+                <w:iCs/>
                 <w:sz w:val="20"/>
                 <w:szCs w:val="20"/>
                 <w:lang w:val="en-US"/>
@@ -8077,26 +9921,29 @@
                 <w:szCs w:val="20"/>
                 <w:lang w:val="en-US"/>
               </w:rPr>
-              <w:t>(K − 1)</w:t>
+              <w:t>(</w:t>
+            </w:r>
+            <w:proofErr w:type="gramEnd"/>
+            <w:r>
+              <w:rPr>
+                <w:sz w:val="20"/>
+                <w:szCs w:val="20"/>
+                <w:lang w:val="en-US"/>
+              </w:rPr>
+              <w:t>K − 1)</w:t>
             </w:r>
           </w:p>
         </w:tc>
       </w:tr>
       <w:tr>
-        <w:tblPrEx>
-          <w:tblCellMar>
-            <w:top w:w="0" w:type="dxa"/>
-            <w:bottom w:w="0" w:type="dxa"/>
-          </w:tblCellMar>
-        </w:tblPrEx>
         <w:tc>
           <w:tcPr>
             <w:tcW w:w="0" w:type="auto"/>
             <w:tcBorders>
-              <w:top w:val="single" w:color="AAAAAA" w:sz="1" w:space="0"/>
-              <w:left w:val="single" w:color="AAAAAA" w:sz="1" w:space="0"/>
-              <w:bottom w:val="single" w:color="AAAAAA" w:sz="1" w:space="0"/>
-              <w:right w:val="single" w:color="AAAAAA" w:sz="1" w:space="0"/>
+              <w:top w:val="single" w:sz="1" w:space="0" w:color="AAAAAA"/>
+              <w:left w:val="single" w:sz="1" w:space="0" w:color="AAAAAA"/>
+              <w:bottom w:val="single" w:sz="1" w:space="0" w:color="AAAAAA"/>
+              <w:right w:val="single" w:sz="1" w:space="0" w:color="AAAAAA"/>
             </w:tcBorders>
             <w:shd w:val="clear" w:color="auto" w:fill="EBF0FB"/>
             <w:tcMar>
@@ -8110,16 +9957,16 @@
             <w:pPr>
               <w:jc w:val="both"/>
               <w:rPr>
-                <w:b w:val="1"/>
-                <w:bCs w:val="1"/>
+                <w:b/>
+                <w:bCs/>
                 <w:sz w:val="20"/>
                 <w:szCs w:val="20"/>
               </w:rPr>
             </w:pPr>
             <w:r>
               <w:rPr>
-                <w:b w:val="1"/>
-                <w:bCs w:val="1"/>
+                <w:b/>
+                <w:bCs/>
                 <w:sz w:val="20"/>
                 <w:szCs w:val="20"/>
               </w:rPr>
@@ -8131,10 +9978,10 @@
           <w:tcPr>
             <w:tcW w:w="0" w:type="auto"/>
             <w:tcBorders>
-              <w:top w:val="single" w:color="AAAAAA" w:sz="1" w:space="0"/>
-              <w:left w:val="single" w:color="AAAAAA" w:sz="1" w:space="0"/>
-              <w:bottom w:val="single" w:color="AAAAAA" w:sz="1" w:space="0"/>
-              <w:right w:val="single" w:color="AAAAAA" w:sz="1" w:space="0"/>
+              <w:top w:val="single" w:sz="1" w:space="0" w:color="AAAAAA"/>
+              <w:left w:val="single" w:sz="1" w:space="0" w:color="AAAAAA"/>
+              <w:bottom w:val="single" w:sz="1" w:space="0" w:color="AAAAAA"/>
+              <w:right w:val="single" w:sz="1" w:space="0" w:color="AAAAAA"/>
             </w:tcBorders>
             <w:tcMar>
               <w:top w:w="80" w:type="dxa"/>
@@ -8164,10 +10011,10 @@
           <w:tcPr>
             <w:tcW w:w="0" w:type="auto"/>
             <w:tcBorders>
-              <w:top w:val="single" w:color="AAAAAA" w:sz="1" w:space="0"/>
-              <w:left w:val="single" w:color="AAAAAA" w:sz="1" w:space="0"/>
-              <w:bottom w:val="single" w:color="AAAAAA" w:sz="1" w:space="0"/>
-              <w:right w:val="single" w:color="AAAAAA" w:sz="1" w:space="0"/>
+              <w:top w:val="single" w:sz="1" w:space="0" w:color="AAAAAA"/>
+              <w:left w:val="single" w:sz="1" w:space="0" w:color="AAAAAA"/>
+              <w:bottom w:val="single" w:sz="1" w:space="0" w:color="AAAAAA"/>
+              <w:right w:val="single" w:sz="1" w:space="0" w:color="AAAAAA"/>
             </w:tcBorders>
             <w:tcMar>
               <w:top w:w="80" w:type="dxa"/>
@@ -8185,10 +10032,11 @@
                 <w:lang w:val="en-US"/>
               </w:rPr>
             </w:pPr>
+            <w:proofErr w:type="gramStart"/>
             <w:r>
               <w:rPr>
-                <w:i w:val="1"/>
-                <w:iCs w:val="1"/>
+                <w:i/>
+                <w:iCs/>
                 <w:sz w:val="20"/>
                 <w:szCs w:val="20"/>
                 <w:lang w:val="en-US"/>
@@ -8201,26 +10049,29 @@
                 <w:szCs w:val="20"/>
                 <w:lang w:val="en-US"/>
               </w:rPr>
-              <w:t>(K − 1)</w:t>
+              <w:t>(</w:t>
+            </w:r>
+            <w:proofErr w:type="gramEnd"/>
+            <w:r>
+              <w:rPr>
+                <w:sz w:val="20"/>
+                <w:szCs w:val="20"/>
+                <w:lang w:val="en-US"/>
+              </w:rPr>
+              <w:t>K − 1)</w:t>
             </w:r>
           </w:p>
         </w:tc>
       </w:tr>
       <w:tr>
-        <w:tblPrEx>
-          <w:tblCellMar>
-            <w:top w:w="0" w:type="dxa"/>
-            <w:bottom w:w="0" w:type="dxa"/>
-          </w:tblCellMar>
-        </w:tblPrEx>
         <w:tc>
           <w:tcPr>
             <w:tcW w:w="0" w:type="auto"/>
             <w:tcBorders>
-              <w:top w:val="single" w:color="AAAAAA" w:sz="1" w:space="0"/>
-              <w:left w:val="single" w:color="AAAAAA" w:sz="1" w:space="0"/>
-              <w:bottom w:val="single" w:color="AAAAAA" w:sz="1" w:space="0"/>
-              <w:right w:val="single" w:color="AAAAAA" w:sz="1" w:space="0"/>
+              <w:top w:val="single" w:sz="1" w:space="0" w:color="AAAAAA"/>
+              <w:left w:val="single" w:sz="1" w:space="0" w:color="AAAAAA"/>
+              <w:bottom w:val="single" w:sz="1" w:space="0" w:color="AAAAAA"/>
+              <w:right w:val="single" w:sz="1" w:space="0" w:color="AAAAAA"/>
             </w:tcBorders>
             <w:shd w:val="clear" w:color="auto" w:fill="EBF0FB"/>
             <w:tcMar>
@@ -8234,16 +10085,16 @@
             <w:pPr>
               <w:jc w:val="both"/>
               <w:rPr>
-                <w:b w:val="1"/>
-                <w:bCs w:val="1"/>
+                <w:b/>
+                <w:bCs/>
                 <w:sz w:val="20"/>
                 <w:szCs w:val="20"/>
               </w:rPr>
             </w:pPr>
             <w:r>
               <w:rPr>
-                <w:b w:val="1"/>
-                <w:bCs w:val="1"/>
+                <w:b/>
+                <w:bCs/>
                 <w:sz w:val="20"/>
                 <w:szCs w:val="20"/>
               </w:rPr>
@@ -8255,10 +10106,10 @@
           <w:tcPr>
             <w:tcW w:w="0" w:type="auto"/>
             <w:tcBorders>
-              <w:top w:val="single" w:color="AAAAAA" w:sz="1" w:space="0"/>
-              <w:left w:val="single" w:color="AAAAAA" w:sz="1" w:space="0"/>
-              <w:bottom w:val="single" w:color="AAAAAA" w:sz="1" w:space="0"/>
-              <w:right w:val="single" w:color="AAAAAA" w:sz="1" w:space="0"/>
+              <w:top w:val="single" w:sz="1" w:space="0" w:color="AAAAAA"/>
+              <w:left w:val="single" w:sz="1" w:space="0" w:color="AAAAAA"/>
+              <w:bottom w:val="single" w:sz="1" w:space="0" w:color="AAAAAA"/>
+              <w:right w:val="single" w:sz="1" w:space="0" w:color="AAAAAA"/>
             </w:tcBorders>
             <w:tcMar>
               <w:top w:w="80" w:type="dxa"/>
@@ -8288,10 +10139,10 @@
           <w:tcPr>
             <w:tcW w:w="0" w:type="auto"/>
             <w:tcBorders>
-              <w:top w:val="single" w:color="AAAAAA" w:sz="1" w:space="0"/>
-              <w:left w:val="single" w:color="AAAAAA" w:sz="1" w:space="0"/>
-              <w:bottom w:val="single" w:color="AAAAAA" w:sz="1" w:space="0"/>
-              <w:right w:val="single" w:color="AAAAAA" w:sz="1" w:space="0"/>
+              <w:top w:val="single" w:sz="1" w:space="0" w:color="AAAAAA"/>
+              <w:left w:val="single" w:sz="1" w:space="0" w:color="AAAAAA"/>
+              <w:bottom w:val="single" w:sz="1" w:space="0" w:color="AAAAAA"/>
+              <w:right w:val="single" w:sz="1" w:space="0" w:color="AAAAAA"/>
             </w:tcBorders>
             <w:tcMar>
               <w:top w:w="80" w:type="dxa"/>
@@ -8309,10 +10160,11 @@
                 <w:lang w:val="en-US"/>
               </w:rPr>
             </w:pPr>
+            <w:proofErr w:type="gramStart"/>
             <w:r>
               <w:rPr>
-                <w:i w:val="1"/>
-                <w:iCs w:val="1"/>
+                <w:i/>
+                <w:iCs/>
                 <w:sz w:val="20"/>
                 <w:szCs w:val="20"/>
                 <w:lang w:val="en-US"/>
@@ -8325,26 +10177,47 @@
                 <w:szCs w:val="20"/>
                 <w:lang w:val="en-US"/>
               </w:rPr>
-              <w:t>(K − 1)·N continuous</w:t>
+              <w:t>(</w:t>
+            </w:r>
+            <w:proofErr w:type="gramEnd"/>
+            <w:r>
+              <w:rPr>
+                <w:sz w:val="20"/>
+                <w:szCs w:val="20"/>
+                <w:lang w:val="en-US"/>
+              </w:rPr>
+              <w:t xml:space="preserve">K − </w:t>
+            </w:r>
+            <w:proofErr w:type="gramStart"/>
+            <w:r>
+              <w:rPr>
+                <w:sz w:val="20"/>
+                <w:szCs w:val="20"/>
+                <w:lang w:val="en-US"/>
+              </w:rPr>
+              <w:t>1)·</w:t>
+            </w:r>
+            <w:proofErr w:type="gramEnd"/>
+            <w:r>
+              <w:rPr>
+                <w:sz w:val="20"/>
+                <w:szCs w:val="20"/>
+                <w:lang w:val="en-US"/>
+              </w:rPr>
+              <w:t>N continuous</w:t>
             </w:r>
           </w:p>
         </w:tc>
       </w:tr>
       <w:tr>
-        <w:tblPrEx>
-          <w:tblCellMar>
-            <w:top w:w="0" w:type="dxa"/>
-            <w:bottom w:w="0" w:type="dxa"/>
-          </w:tblCellMar>
-        </w:tblPrEx>
         <w:tc>
           <w:tcPr>
             <w:tcW w:w="0" w:type="auto"/>
             <w:tcBorders>
-              <w:top w:val="single" w:color="AAAAAA" w:sz="1" w:space="0"/>
-              <w:left w:val="single" w:color="AAAAAA" w:sz="1" w:space="0"/>
-              <w:bottom w:val="single" w:color="AAAAAA" w:sz="1" w:space="0"/>
-              <w:right w:val="single" w:color="AAAAAA" w:sz="1" w:space="0"/>
+              <w:top w:val="single" w:sz="1" w:space="0" w:color="AAAAAA"/>
+              <w:left w:val="single" w:sz="1" w:space="0" w:color="AAAAAA"/>
+              <w:bottom w:val="single" w:sz="1" w:space="0" w:color="AAAAAA"/>
+              <w:right w:val="single" w:sz="1" w:space="0" w:color="AAAAAA"/>
             </w:tcBorders>
             <w:shd w:val="clear" w:color="auto" w:fill="EBF0FB"/>
             <w:tcMar>
@@ -8358,16 +10231,16 @@
             <w:pPr>
               <w:jc w:val="both"/>
               <w:rPr>
-                <w:b w:val="1"/>
-                <w:bCs w:val="1"/>
+                <w:b/>
+                <w:bCs/>
                 <w:sz w:val="20"/>
                 <w:szCs w:val="20"/>
               </w:rPr>
             </w:pPr>
             <w:r>
               <w:rPr>
-                <w:b w:val="1"/>
-                <w:bCs w:val="1"/>
+                <w:b/>
+                <w:bCs/>
                 <w:sz w:val="20"/>
                 <w:szCs w:val="20"/>
               </w:rPr>
@@ -8379,10 +10252,10 @@
           <w:tcPr>
             <w:tcW w:w="0" w:type="auto"/>
             <w:tcBorders>
-              <w:top w:val="single" w:color="AAAAAA" w:sz="1" w:space="0"/>
-              <w:left w:val="single" w:color="AAAAAA" w:sz="1" w:space="0"/>
-              <w:bottom w:val="single" w:color="AAAAAA" w:sz="1" w:space="0"/>
-              <w:right w:val="single" w:color="AAAAAA" w:sz="1" w:space="0"/>
+              <w:top w:val="single" w:sz="1" w:space="0" w:color="AAAAAA"/>
+              <w:left w:val="single" w:sz="1" w:space="0" w:color="AAAAAA"/>
+              <w:bottom w:val="single" w:sz="1" w:space="0" w:color="AAAAAA"/>
+              <w:right w:val="single" w:sz="1" w:space="0" w:color="AAAAAA"/>
             </w:tcBorders>
             <w:tcMar>
               <w:top w:w="80" w:type="dxa"/>
@@ -8412,10 +10285,10 @@
           <w:tcPr>
             <w:tcW w:w="0" w:type="auto"/>
             <w:tcBorders>
-              <w:top w:val="single" w:color="AAAAAA" w:sz="1" w:space="0"/>
-              <w:left w:val="single" w:color="AAAAAA" w:sz="1" w:space="0"/>
-              <w:bottom w:val="single" w:color="AAAAAA" w:sz="1" w:space="0"/>
-              <w:right w:val="single" w:color="AAAAAA" w:sz="1" w:space="0"/>
+              <w:top w:val="single" w:sz="1" w:space="0" w:color="AAAAAA"/>
+              <w:left w:val="single" w:sz="1" w:space="0" w:color="AAAAAA"/>
+              <w:bottom w:val="single" w:sz="1" w:space="0" w:color="AAAAAA"/>
+              <w:right w:val="single" w:sz="1" w:space="0" w:color="AAAAAA"/>
             </w:tcBorders>
             <w:tcMar>
               <w:top w:w="80" w:type="dxa"/>
@@ -8443,20 +10316,14 @@
         </w:tc>
       </w:tr>
       <w:tr>
-        <w:tblPrEx>
-          <w:tblCellMar>
-            <w:top w:w="0" w:type="dxa"/>
-            <w:bottom w:w="0" w:type="dxa"/>
-          </w:tblCellMar>
-        </w:tblPrEx>
         <w:tc>
           <w:tcPr>
             <w:tcW w:w="0" w:type="auto"/>
             <w:tcBorders>
-              <w:top w:val="single" w:color="AAAAAA" w:sz="1" w:space="0"/>
-              <w:left w:val="single" w:color="AAAAAA" w:sz="1" w:space="0"/>
-              <w:bottom w:val="single" w:color="AAAAAA" w:sz="1" w:space="0"/>
-              <w:right w:val="single" w:color="AAAAAA" w:sz="1" w:space="0"/>
+              <w:top w:val="single" w:sz="1" w:space="0" w:color="AAAAAA"/>
+              <w:left w:val="single" w:sz="1" w:space="0" w:color="AAAAAA"/>
+              <w:bottom w:val="single" w:sz="1" w:space="0" w:color="AAAAAA"/>
+              <w:right w:val="single" w:sz="1" w:space="0" w:color="AAAAAA"/>
             </w:tcBorders>
             <w:shd w:val="clear" w:color="auto" w:fill="EBF0FB"/>
             <w:tcMar>
@@ -8470,16 +10337,16 @@
             <w:pPr>
               <w:jc w:val="both"/>
               <w:rPr>
-                <w:b w:val="1"/>
-                <w:bCs w:val="1"/>
+                <w:b/>
+                <w:bCs/>
                 <w:sz w:val="20"/>
                 <w:szCs w:val="20"/>
               </w:rPr>
             </w:pPr>
             <w:r>
               <w:rPr>
-                <w:b w:val="1"/>
-                <w:bCs w:val="1"/>
+                <w:b/>
+                <w:bCs/>
                 <w:sz w:val="20"/>
                 <w:szCs w:val="20"/>
               </w:rPr>
@@ -8491,10 +10358,10 @@
           <w:tcPr>
             <w:tcW w:w="0" w:type="auto"/>
             <w:tcBorders>
-              <w:top w:val="single" w:color="AAAAAA" w:sz="1" w:space="0"/>
-              <w:left w:val="single" w:color="AAAAAA" w:sz="1" w:space="0"/>
-              <w:bottom w:val="single" w:color="AAAAAA" w:sz="1" w:space="0"/>
-              <w:right w:val="single" w:color="AAAAAA" w:sz="1" w:space="0"/>
+              <w:top w:val="single" w:sz="1" w:space="0" w:color="AAAAAA"/>
+              <w:left w:val="single" w:sz="1" w:space="0" w:color="AAAAAA"/>
+              <w:bottom w:val="single" w:sz="1" w:space="0" w:color="AAAAAA"/>
+              <w:right w:val="single" w:sz="1" w:space="0" w:color="AAAAAA"/>
             </w:tcBorders>
             <w:tcMar>
               <w:top w:w="80" w:type="dxa"/>
@@ -8524,10 +10391,10 @@
           <w:tcPr>
             <w:tcW w:w="0" w:type="auto"/>
             <w:tcBorders>
-              <w:top w:val="single" w:color="AAAAAA" w:sz="1" w:space="0"/>
-              <w:left w:val="single" w:color="AAAAAA" w:sz="1" w:space="0"/>
-              <w:bottom w:val="single" w:color="AAAAAA" w:sz="1" w:space="0"/>
-              <w:right w:val="single" w:color="AAAAAA" w:sz="1" w:space="0"/>
+              <w:top w:val="single" w:sz="1" w:space="0" w:color="AAAAAA"/>
+              <w:left w:val="single" w:sz="1" w:space="0" w:color="AAAAAA"/>
+              <w:bottom w:val="single" w:sz="1" w:space="0" w:color="AAAAAA"/>
+              <w:right w:val="single" w:sz="1" w:space="0" w:color="AAAAAA"/>
             </w:tcBorders>
             <w:tcMar>
               <w:top w:w="80" w:type="dxa"/>
@@ -8585,8 +10452,8 @@
       </w:r>
       <w:r>
         <w:rPr>
-          <w:i w:val="1"/>
-          <w:iCs w:val="1"/>
+          <w:i/>
+          <w:iCs/>
           <w:sz w:val="20"/>
           <w:szCs w:val="20"/>
           <w:lang w:val="en-US"/>
@@ -8603,8 +10470,8 @@
       </w:r>
       <w:r>
         <w:rPr>
-          <w:i w:val="1"/>
-          <w:iCs w:val="1"/>
+          <w:i/>
+          <w:iCs/>
           <w:sz w:val="20"/>
           <w:szCs w:val="20"/>
           <w:lang w:val="en-US"/>
@@ -8621,8 +10488,8 @@
       </w:r>
       <w:r>
         <w:rPr>
-          <w:b w:val="1"/>
-          <w:bCs w:val="1"/>
+          <w:b/>
+          <w:bCs/>
           <w:sz w:val="20"/>
           <w:szCs w:val="20"/>
           <w:lang w:val="en-US"/>
@@ -8635,15 +10502,7 @@
           <w:szCs w:val="20"/>
           <w:lang w:val="en-US"/>
         </w:rPr>
-        <w:t xml:space="preserve"> — tractable and solvable by </w:t>
-      </w:r>
-      <w:r>
-        <w:rPr>
-          <w:sz w:val="20"/>
-          <w:szCs w:val="20"/>
-          <w:lang w:val="en-US"/>
-        </w:rPr>
-        <w:t>standard off-the-shelf solvers — preserving the scalability advantage of HDRFC over the binary MIP reformulation.</w:t>
+        <w:t xml:space="preserve"> — tractable and solvable by standard off-the-shelf solvers — preserving the scalability advantage of HDRFC over the binary MIP reformulation.</w:t>
       </w:r>
     </w:p>
     <w:p>
@@ -8658,12 +10517,13 @@
       </w:pPr>
       <w:r>
         <w:rPr>
-          <w:b w:val="1"/>
-          <w:bCs w:val="1"/>
-          <w:sz w:val="20"/>
-          <w:szCs w:val="20"/>
-          <w:lang w:val="en-US"/>
-        </w:rPr>
+          <w:b/>
+          <w:bCs/>
+          <w:sz w:val="20"/>
+          <w:szCs w:val="20"/>
+          <w:lang w:val="en-US"/>
+        </w:rPr>
+        <w:lastRenderedPageBreak/>
         <w:t>Remark 3.6</w:t>
       </w:r>
       <w:r>
@@ -8676,8 +10536,8 @@
       </w:r>
       <w:r>
         <w:rPr>
-          <w:i w:val="1"/>
-          <w:iCs w:val="1"/>
+          <w:i/>
+          <w:iCs/>
           <w:sz w:val="20"/>
           <w:szCs w:val="20"/>
           <w:lang w:val="en-US"/>
@@ -8694,8 +10554,8 @@
       </w:r>
       <w:r>
         <w:rPr>
-          <w:i w:val="1"/>
-          <w:iCs w:val="1"/>
+          <w:i/>
+          <w:iCs/>
           <w:sz w:val="20"/>
           <w:szCs w:val="20"/>
           <w:lang w:val="en-US"/>
@@ -8712,8 +10572,8 @@
       </w:r>
       <w:r>
         <w:rPr>
-          <w:i w:val="1"/>
-          <w:iCs w:val="1"/>
+          <w:i/>
+          <w:iCs/>
           <w:sz w:val="20"/>
           <w:szCs w:val="20"/>
           <w:lang w:val="en-US"/>
@@ -8730,8 +10590,8 @@
       </w:r>
       <w:r>
         <w:rPr>
-          <w:i w:val="1"/>
-          <w:iCs w:val="1"/>
+          <w:i/>
+          <w:iCs/>
           <w:sz w:val="20"/>
           <w:szCs w:val="20"/>
           <w:lang w:val="en-US"/>
@@ -8748,8 +10608,8 @@
       </w:r>
       <w:r>
         <w:rPr>
-          <w:i w:val="1"/>
-          <w:iCs w:val="1"/>
+          <w:i/>
+          <w:iCs/>
           <w:sz w:val="20"/>
           <w:szCs w:val="20"/>
           <w:lang w:val="en-US"/>
@@ -8766,8 +10626,8 @@
       </w:r>
       <w:r>
         <w:rPr>
-          <w:i w:val="1"/>
-          <w:iCs w:val="1"/>
+          <w:i/>
+          <w:iCs/>
           <w:sz w:val="20"/>
           <w:szCs w:val="20"/>
           <w:lang w:val="en-US"/>
@@ -8784,8 +10644,8 @@
       </w:r>
       <w:r>
         <w:rPr>
-          <w:i w:val="1"/>
-          <w:iCs w:val="1"/>
+          <w:i/>
+          <w:iCs/>
           <w:sz w:val="20"/>
           <w:szCs w:val="20"/>
           <w:lang w:val="en-US"/>
@@ -8802,8 +10662,8 @@
       </w:r>
       <w:r>
         <w:rPr>
-          <w:i w:val="1"/>
-          <w:iCs w:val="1"/>
+          <w:i/>
+          <w:iCs/>
           <w:sz w:val="20"/>
           <w:szCs w:val="20"/>
           <w:lang w:val="en-US"/>
@@ -8820,8 +10680,8 @@
       </w:r>
       <w:r>
         <w:rPr>
-          <w:i w:val="1"/>
-          <w:iCs w:val="1"/>
+          <w:i/>
+          <w:iCs/>
           <w:sz w:val="20"/>
           <w:szCs w:val="20"/>
           <w:lang w:val="en-US"/>
@@ -8847,7 +10707,7 @@
       </w:pPr>
       <w:r>
         <w:rPr>
-          <w:color w:val="000000" w:themeColor="text1" w:themeTint="FF" w:themeShade="FF"/>
+          <w:color w:val="000000" w:themeColor="text1"/>
           <w:lang w:val="en-US"/>
         </w:rPr>
         <w:t>3.7 Disjointness of Index Sets</w:t>
@@ -8873,8 +10733,8 @@
       </w:r>
       <w:r>
         <w:rPr>
-          <w:b w:val="1"/>
-          <w:bCs w:val="1"/>
+          <w:b/>
+          <w:bCs/>
           <w:sz w:val="20"/>
           <w:szCs w:val="20"/>
           <w:lang w:val="en-US"/>
@@ -8902,8 +10762,8 @@
       </w:pPr>
       <w:r>
         <w:rPr>
-          <w:i w:val="1"/>
-          <w:iCs w:val="1"/>
+          <w:i/>
+          <w:iCs/>
           <w:sz w:val="20"/>
           <w:szCs w:val="20"/>
         </w:rPr>
@@ -8918,8 +10778,8 @@
       </w:r>
       <w:r>
         <w:rPr>
-          <w:i w:val="1"/>
-          <w:iCs w:val="1"/>
+          <w:i/>
+          <w:iCs/>
           <w:sz w:val="20"/>
           <w:szCs w:val="20"/>
         </w:rPr>
@@ -8934,8 +10794,8 @@
       </w:r>
       <w:r>
         <w:rPr>
-          <w:i w:val="1"/>
-          <w:iCs w:val="1"/>
+          <w:i/>
+          <w:iCs/>
           <w:sz w:val="20"/>
           <w:szCs w:val="20"/>
         </w:rPr>
@@ -8950,8 +10810,8 @@
       </w:r>
       <w:r>
         <w:rPr>
-          <w:i w:val="1"/>
-          <w:iCs w:val="1"/>
+          <w:i/>
+          <w:iCs/>
           <w:sz w:val="20"/>
           <w:szCs w:val="20"/>
         </w:rPr>
@@ -8985,8 +10845,8 @@
       </w:r>
       <w:r>
         <w:rPr>
-          <w:i w:val="1"/>
-          <w:iCs w:val="1"/>
+          <w:i/>
+          <w:iCs/>
           <w:sz w:val="20"/>
           <w:szCs w:val="20"/>
           <w:lang w:val="en-US"/>
@@ -9003,8 +10863,8 @@
       </w:r>
       <w:r>
         <w:rPr>
-          <w:i w:val="1"/>
-          <w:iCs w:val="1"/>
+          <w:i/>
+          <w:iCs/>
           <w:sz w:val="20"/>
           <w:szCs w:val="20"/>
           <w:lang w:val="en-US"/>
@@ -9021,8 +10881,8 @@
       </w:r>
       <w:r>
         <w:rPr>
-          <w:i w:val="1"/>
-          <w:iCs w:val="1"/>
+          <w:i/>
+          <w:iCs/>
           <w:sz w:val="20"/>
           <w:szCs w:val="20"/>
           <w:lang w:val="en-US"/>
@@ -9039,8 +10899,8 @@
       </w:r>
       <w:r>
         <w:rPr>
-          <w:i w:val="1"/>
-          <w:iCs w:val="1"/>
+          <w:i/>
+          <w:iCs/>
           <w:sz w:val="20"/>
           <w:szCs w:val="20"/>
           <w:lang w:val="en-US"/>
@@ -9057,8 +10917,8 @@
       </w:r>
       <w:r>
         <w:rPr>
-          <w:i w:val="1"/>
-          <w:iCs w:val="1"/>
+          <w:i/>
+          <w:iCs/>
           <w:sz w:val="20"/>
           <w:szCs w:val="20"/>
           <w:lang w:val="en-US"/>
@@ -9075,8 +10935,8 @@
       </w:r>
       <w:r>
         <w:rPr>
-          <w:i w:val="1"/>
-          <w:iCs w:val="1"/>
+          <w:i/>
+          <w:iCs/>
           <w:sz w:val="20"/>
           <w:szCs w:val="20"/>
           <w:lang w:val="en-US"/>
@@ -9101,7 +10961,6 @@
       </w:r>
     </w:p>
     <w:p>
-      <w:pPr/>
       <w:r>
         <w:t>We evaluate the multi-group Wasserstein distributionally robust fair classifier (HDRFC-K) of Theorem 3.5 on a real-world insurance pricing dataset, in which the sensitive attribute is driver age partitioned into K = 5 groups. The experimental design is intentionally conservative: a single representative dataset, a transparent linear-program implementation, and a head-to-head comparison against the unconstrained Wasserstein support-vector machine recovered from the same LP by setting ρ = 0 and ζ = ∞. Our objective is to test whether the multi-group equal-opportunity constraints (8)–(10) materially reduce true positive rate (TPR) disparity at acceptable cost to predictive accuracy.</w:t>
       </w:r>
@@ -9115,19 +10974,16 @@
       </w:r>
     </w:p>
     <w:p>
-      <w:pPr/>
       <w:r>
         <w:t>We use the freMTPL2freq dataset (French Motor Third-Party Liability claim frequency, OpenML ID 41214; Duval &amp; Charpentier, 2020), a public benchmark in actuarial science containing 678,013 one-year insurance policies. The binary outcome is y_i = +1 if at least one claim was filed during the policy year and y_i = −1 otherwise. Because the LP in Theorem 3.5 has O(N + Σ_{(k,l)} |I_k⁺| + |I_l⁺|) variables and constraints, we draw a stratified subsample of N = 20,000 policies, stratifying on the joint distribution of Y and the sensitive attribute A to preserve the empirical class-by-group composition. The subsample is split 80%/20% into a training set (N_tr = 16,000) and a held-out test set (N_te = 4,000); the positive rate is 5.0% (1,004 positives out of 20,000).</w:t>
       </w:r>
     </w:p>
     <w:p>
-      <w:pPr/>
       <w:r>
         <w:t>The sensitive attribute A_i ∈ {1,…,5} is constructed by binning driver age into the intervals [18, 25], [26, 40], [41, 55], [56, 70], and [71, ∞). Driver age itself is excluded from the feature vector x_i at training and test time, so that the classifier cannot trivially condition on the protected variable. After one-hot encoding the four categorical regressors (vehicle brand, vehicle gas, region, area code) and standardising the five numeric regressors (vehicle power, vehicle age, bonus-malus, density, exposure), the feature dimension is d = 42. Table 1 summarises the per-group sample sizes and base rates on the training fold.</w:t>
       </w:r>
     </w:p>
     <w:p>
-      <w:pPr/>
       <w:r>
         <w:rPr>
           <w:b/>
@@ -9139,26 +10995,26 @@
       <w:tblPr>
         <w:tblW w:w="9737" w:type="dxa"/>
         <w:tblBorders>
-          <w:top w:val="single" w:color="000000" w:sz="12"/>
-          <w:left w:val="single" w:color="000000" w:sz="12"/>
-          <w:bottom w:val="single" w:color="000000" w:sz="12"/>
-          <w:right w:val="single" w:color="000000" w:sz="12"/>
-          <w:insideH w:val="single" w:color="000000" w:sz="12"/>
-          <w:insideV w:val="single" w:color="000000" w:sz="12"/>
+          <w:top w:val="single" w:sz="12" w:space="0" w:color="000000"/>
+          <w:left w:val="single" w:sz="12" w:space="0" w:color="000000"/>
+          <w:bottom w:val="single" w:sz="12" w:space="0" w:color="000000"/>
+          <w:right w:val="single" w:sz="12" w:space="0" w:color="000000"/>
+          <w:insideH w:val="single" w:sz="12" w:space="0" w:color="000000"/>
+          <w:insideV w:val="single" w:sz="12" w:space="0" w:color="000000"/>
         </w:tblBorders>
         <w:tblLook w:val="04A0" w:firstRow="1" w:lastRow="0" w:firstColumn="1" w:lastColumn="0" w:noHBand="0" w:noVBand="1"/>
       </w:tblPr>
       <w:tblGrid>
-        <w:gridCol w:w="1805"/>
-        <w:gridCol w:w="1805"/>
-        <w:gridCol w:w="1805"/>
-        <w:gridCol w:w="1805"/>
-        <w:gridCol w:w="1805"/>
+        <w:gridCol w:w="1948"/>
+        <w:gridCol w:w="1948"/>
+        <w:gridCol w:w="1947"/>
+        <w:gridCol w:w="1947"/>
+        <w:gridCol w:w="1947"/>
       </w:tblGrid>
       <w:tr>
         <w:tc>
           <w:tcPr>
-            <w:tcW w:type="dxa" w:w="1805"/>
+            <w:tcW w:w="1805" w:type="dxa"/>
           </w:tcPr>
           <w:p>
             <w:r>
@@ -9171,7 +11027,7 @@
         </w:tc>
         <w:tc>
           <w:tcPr>
-            <w:tcW w:type="dxa" w:w="1805"/>
+            <w:tcW w:w="1805" w:type="dxa"/>
           </w:tcPr>
           <w:p>
             <w:r>
@@ -9184,7 +11040,7 @@
         </w:tc>
         <w:tc>
           <w:tcPr>
-            <w:tcW w:type="dxa" w:w="1805"/>
+            <w:tcW w:w="1805" w:type="dxa"/>
           </w:tcPr>
           <w:p>
             <w:r>
@@ -9197,7 +11053,7 @@
         </w:tc>
         <w:tc>
           <w:tcPr>
-            <w:tcW w:type="dxa" w:w="1805"/>
+            <w:tcW w:w="1805" w:type="dxa"/>
           </w:tcPr>
           <w:p>
             <w:r>
@@ -9210,7 +11066,7 @@
         </w:tc>
         <w:tc>
           <w:tcPr>
-            <w:tcW w:type="dxa" w:w="1805"/>
+            <w:tcW w:w="1805" w:type="dxa"/>
           </w:tcPr>
           <w:p>
             <w:r>
@@ -9225,7 +11081,7 @@
       <w:tr>
         <w:tc>
           <w:tcPr>
-            <w:tcW w:type="dxa" w:w="1805"/>
+            <w:tcW w:w="1805" w:type="dxa"/>
           </w:tcPr>
           <w:p>
             <w:r>
@@ -9235,7 +11091,7 @@
         </w:tc>
         <w:tc>
           <w:tcPr>
-            <w:tcW w:type="dxa" w:w="1805"/>
+            <w:tcW w:w="1805" w:type="dxa"/>
           </w:tcPr>
           <w:p>
             <w:r>
@@ -9245,7 +11101,7 @@
         </w:tc>
         <w:tc>
           <w:tcPr>
-            <w:tcW w:type="dxa" w:w="1805"/>
+            <w:tcW w:w="1805" w:type="dxa"/>
           </w:tcPr>
           <w:p>
             <w:r>
@@ -9255,7 +11111,7 @@
         </w:tc>
         <w:tc>
           <w:tcPr>
-            <w:tcW w:type="dxa" w:w="1805"/>
+            <w:tcW w:w="1805" w:type="dxa"/>
           </w:tcPr>
           <w:p>
             <w:r>
@@ -9265,7 +11121,7 @@
         </w:tc>
         <w:tc>
           <w:tcPr>
-            <w:tcW w:type="dxa" w:w="1805"/>
+            <w:tcW w:w="1805" w:type="dxa"/>
           </w:tcPr>
           <w:p>
             <w:r>
@@ -9277,7 +11133,7 @@
       <w:tr>
         <w:tc>
           <w:tcPr>
-            <w:tcW w:type="dxa" w:w="1805"/>
+            <w:tcW w:w="1805" w:type="dxa"/>
           </w:tcPr>
           <w:p>
             <w:r>
@@ -9287,7 +11143,7 @@
         </w:tc>
         <w:tc>
           <w:tcPr>
-            <w:tcW w:type="dxa" w:w="1805"/>
+            <w:tcW w:w="1805" w:type="dxa"/>
           </w:tcPr>
           <w:p>
             <w:r>
@@ -9297,7 +11153,7 @@
         </w:tc>
         <w:tc>
           <w:tcPr>
-            <w:tcW w:type="dxa" w:w="1805"/>
+            <w:tcW w:w="1805" w:type="dxa"/>
           </w:tcPr>
           <w:p>
             <w:r>
@@ -9307,7 +11163,7 @@
         </w:tc>
         <w:tc>
           <w:tcPr>
-            <w:tcW w:type="dxa" w:w="1805"/>
+            <w:tcW w:w="1805" w:type="dxa"/>
           </w:tcPr>
           <w:p>
             <w:r>
@@ -9317,7 +11173,7 @@
         </w:tc>
         <w:tc>
           <w:tcPr>
-            <w:tcW w:type="dxa" w:w="1805"/>
+            <w:tcW w:w="1805" w:type="dxa"/>
           </w:tcPr>
           <w:p>
             <w:r>
@@ -9329,7 +11185,7 @@
       <w:tr>
         <w:tc>
           <w:tcPr>
-            <w:tcW w:type="dxa" w:w="1805"/>
+            <w:tcW w:w="1805" w:type="dxa"/>
           </w:tcPr>
           <w:p>
             <w:r>
@@ -9339,7 +11195,7 @@
         </w:tc>
         <w:tc>
           <w:tcPr>
-            <w:tcW w:type="dxa" w:w="1805"/>
+            <w:tcW w:w="1805" w:type="dxa"/>
           </w:tcPr>
           <w:p>
             <w:r>
@@ -9349,7 +11205,7 @@
         </w:tc>
         <w:tc>
           <w:tcPr>
-            <w:tcW w:type="dxa" w:w="1805"/>
+            <w:tcW w:w="1805" w:type="dxa"/>
           </w:tcPr>
           <w:p>
             <w:r>
@@ -9359,7 +11215,7 @@
         </w:tc>
         <w:tc>
           <w:tcPr>
-            <w:tcW w:type="dxa" w:w="1805"/>
+            <w:tcW w:w="1805" w:type="dxa"/>
           </w:tcPr>
           <w:p>
             <w:r>
@@ -9369,7 +11225,7 @@
         </w:tc>
         <w:tc>
           <w:tcPr>
-            <w:tcW w:type="dxa" w:w="1805"/>
+            <w:tcW w:w="1805" w:type="dxa"/>
           </w:tcPr>
           <w:p>
             <w:r>
@@ -9381,7 +11237,7 @@
       <w:tr>
         <w:tc>
           <w:tcPr>
-            <w:tcW w:type="dxa" w:w="1805"/>
+            <w:tcW w:w="1805" w:type="dxa"/>
           </w:tcPr>
           <w:p>
             <w:r>
@@ -9391,7 +11247,7 @@
         </w:tc>
         <w:tc>
           <w:tcPr>
-            <w:tcW w:type="dxa" w:w="1805"/>
+            <w:tcW w:w="1805" w:type="dxa"/>
           </w:tcPr>
           <w:p>
             <w:r>
@@ -9401,7 +11257,7 @@
         </w:tc>
         <w:tc>
           <w:tcPr>
-            <w:tcW w:type="dxa" w:w="1805"/>
+            <w:tcW w:w="1805" w:type="dxa"/>
           </w:tcPr>
           <w:p>
             <w:r>
@@ -9411,7 +11267,7 @@
         </w:tc>
         <w:tc>
           <w:tcPr>
-            <w:tcW w:type="dxa" w:w="1805"/>
+            <w:tcW w:w="1805" w:type="dxa"/>
           </w:tcPr>
           <w:p>
             <w:r>
@@ -9421,7 +11277,7 @@
         </w:tc>
         <w:tc>
           <w:tcPr>
-            <w:tcW w:type="dxa" w:w="1805"/>
+            <w:tcW w:w="1805" w:type="dxa"/>
           </w:tcPr>
           <w:p>
             <w:r>
@@ -9433,7 +11289,7 @@
       <w:tr>
         <w:tc>
           <w:tcPr>
-            <w:tcW w:type="dxa" w:w="1805"/>
+            <w:tcW w:w="1805" w:type="dxa"/>
           </w:tcPr>
           <w:p>
             <w:r>
@@ -9443,7 +11299,7 @@
         </w:tc>
         <w:tc>
           <w:tcPr>
-            <w:tcW w:type="dxa" w:w="1805"/>
+            <w:tcW w:w="1805" w:type="dxa"/>
           </w:tcPr>
           <w:p>
             <w:r>
@@ -9453,7 +11309,7 @@
         </w:tc>
         <w:tc>
           <w:tcPr>
-            <w:tcW w:type="dxa" w:w="1805"/>
+            <w:tcW w:w="1805" w:type="dxa"/>
           </w:tcPr>
           <w:p>
             <w:r>
@@ -9463,7 +11319,7 @@
         </w:tc>
         <w:tc>
           <w:tcPr>
-            <w:tcW w:type="dxa" w:w="1805"/>
+            <w:tcW w:w="1805" w:type="dxa"/>
           </w:tcPr>
           <w:p>
             <w:r>
@@ -9473,7 +11329,7 @@
         </w:tc>
         <w:tc>
           <w:tcPr>
-            <w:tcW w:type="dxa" w:w="1805"/>
+            <w:tcW w:w="1805" w:type="dxa"/>
           </w:tcPr>
           <w:p>
             <w:r>
@@ -9483,11 +11339,8 @@
         </w:tc>
       </w:tr>
     </w:tbl>
-    <w:p>
-      <w:pPr/>
-    </w:p>
-    <w:p>
-      <w:pPr/>
+    <w:p/>
+    <w:p>
       <w:r>
         <w:t>The composition exhibits the classical insurance pattern: the youngest and oldest drivers exhibit the highest claim frequency, while middle-aged drivers (group 2) have the lowest. Because group sizes vary by nearly a factor of seven, naive empirical risk minimisation is dominated by the two large middle groups, motivating the per-group normalisation 1/|I_k⁺| inside constraint (8).</w:t>
       </w:r>
@@ -9501,13 +11354,11 @@
       </w:r>
     </w:p>
     <w:p>
-      <w:pPr/>
       <w:r>
         <w:t>We compare two estimators that share the same LP backbone, isolating the effect of the multi-group fairness constraints.</w:t>
       </w:r>
     </w:p>
     <w:p>
-      <w:pPr/>
       <w:r>
         <w:rPr>
           <w:b/>
@@ -9519,7 +11370,6 @@
       </w:r>
     </w:p>
     <w:p>
-      <w:pPr/>
       <w:r>
         <w:rPr>
           <w:b/>
@@ -9531,19 +11381,16 @@
       </w:r>
     </w:p>
     <w:p>
-      <w:pPr/>
       <w:r>
         <w:t>Both estimators use the L1 norm on the feature space, which preserves the problem as a pure linear program; an L2 ball would lift the formulation to a second-order cone program and is left for future work. Both estimators use inverse-frequency class weights c_i = N/(2N_+) for y_i = +1 and c_i = N/(2N_−) for y_i = −1 in the objective. This deviates from the uniform-weight objective stated in Theorem 3.5 but is necessary in practice because the 5% positive base rate causes the unweighted LP to collapse to the all-negative classifier w = 0, b &lt; 0. The class weights enter only the objective; constraints (7)–(10) are unchanged, and all dual and structural results from Section 3 carry over verbatim.</w:t>
       </w:r>
     </w:p>
     <w:p>
-      <w:pPr/>
       <w:r>
         <w:t>A second implementation choice concerns the dual variables λ^{kl}. A direct reading of Theorem 3.5 would suggest one variable per training point per pair, yielding Σ_{(k,l)} N entries. Because (9) and (10) involve only indices in I_k⁺ and I_l⁺, we instantiate λ^{kl} with dimension |I_k⁺| + |I_l⁺| — this is exact, not an approximation, and reduces the count of fairness-block variables from approximately 336,000 to approximately 63,000 on our training fold.</w:t>
       </w:r>
     </w:p>
     <w:p>
-      <w:pPr/>
       <w:r>
         <w:t>The LPs are formulated in CVXPY (Diamond &amp; Boyd, 2016) and solved with CLARABEL (Goulart &amp; Chen, 2024). Both models reach optimal solver status. End-to-end solve times are measured on a single workstation and reported with the predictive results; they should be interpreted as orders of magnitude rather than calibrated benchmarks.</w:t>
       </w:r>
@@ -9557,32 +11404,28 @@
       </w:r>
     </w:p>
     <w:p>
-      <w:pPr/>
       <w:r>
         <w:t>All metrics are computed on the held-out test fold of 4,000 policies, using the trained (w, b) to assign ŷ_i = sign(wᵀ x_i + b). We report three families of quantities:</w:t>
       </w:r>
     </w:p>
     <w:p>
-      <w:pPr/>
       <w:r>
         <w:t>1.  Predictive performance. Plain classification accuracy (1/N_te) Σ_i 1{ŷ_i = y_i} and balanced accuracy (1/2)(TPR + TNR), the latter being more informative under the 5% positive base rate.</w:t>
       </w:r>
     </w:p>
     <w:p>
-      <w:pPr/>
       <w:r>
         <w:t>2.  Per-group equal-opportunity statistics. The group-conditional true positive rate TPR_k = P(ŷ = +1 | y = +1, A = k) for each k ∈ {1,…,5}, the maximum pairwise TPR gap Δ := max_{k,l} |TPR_k − TPR_l|, and the full K × K pairwise difference matrix TPR_k − TPR_l which exposes the directional structure of any residual disparity.</w:t>
       </w:r>
     </w:p>
     <w:p>
-      <w:pPr/>
       <w:r>
         <w:t>3.  Computational cost. Wall-clock LP solve time, reported in seconds.</w:t>
       </w:r>
     </w:p>
     <w:p>
-      <w:pPr/>
-      <w:r>
+      <w:r>
+        <w:lastRenderedPageBreak/>
         <w:t>The TPR-based metrics correspond directly to the equal-opportunity criterion that constraints (8)–(10) are designed to enforce; demographic-parity and equalised-odds variants are outside the scope of this paper.</w:t>
       </w:r>
     </w:p>
@@ -9603,13 +11446,11 @@
       </w:r>
     </w:p>
     <w:p>
-      <w:pPr/>
       <w:r>
         <w:t>Table 2 summarises the headline comparison. Accuracy decreases by 0.0098 (from 0.5485 to 0.5387) when fairness and robustness are imposed, while balanced accuracy improves by 0.0161 (from 0.5753 to 0.5914). The sign reversal between the two metrics is informative: the unconstrained SVM exploits the 5% class imbalance to reach slightly higher raw accuracy by under-predicting positives, whereas HDRFC-K — which is forced by the equal-opportunity constraints to lift TPR in the larger groups — recovers a more balanced operating point. Solve time grows from 3.1 s to 16.0 s, a factor of 5.2×, consistent with the additional K(K − 1) = 20 blocks of fairness constraints.</w:t>
       </w:r>
     </w:p>
     <w:p>
-      <w:pPr/>
       <w:r>
         <w:rPr>
           <w:b/>
@@ -9621,26 +11462,26 @@
       <w:tblPr>
         <w:tblW w:w="9737" w:type="dxa"/>
         <w:tblBorders>
-          <w:top w:val="single" w:color="000000" w:sz="12"/>
-          <w:left w:val="single" w:color="000000" w:sz="12"/>
-          <w:bottom w:val="single" w:color="000000" w:sz="12"/>
-          <w:right w:val="single" w:color="000000" w:sz="12"/>
-          <w:insideH w:val="single" w:color="000000" w:sz="12"/>
-          <w:insideV w:val="single" w:color="000000" w:sz="12"/>
+          <w:top w:val="single" w:sz="12" w:space="0" w:color="000000"/>
+          <w:left w:val="single" w:sz="12" w:space="0" w:color="000000"/>
+          <w:bottom w:val="single" w:sz="12" w:space="0" w:color="000000"/>
+          <w:right w:val="single" w:sz="12" w:space="0" w:color="000000"/>
+          <w:insideH w:val="single" w:sz="12" w:space="0" w:color="000000"/>
+          <w:insideV w:val="single" w:sz="12" w:space="0" w:color="000000"/>
         </w:tblBorders>
         <w:tblLook w:val="04A0" w:firstRow="1" w:lastRow="0" w:firstColumn="1" w:lastColumn="0" w:noHBand="0" w:noVBand="1"/>
       </w:tblPr>
       <w:tblGrid>
-        <w:gridCol w:w="1805"/>
-        <w:gridCol w:w="1805"/>
-        <w:gridCol w:w="1805"/>
-        <w:gridCol w:w="1805"/>
-        <w:gridCol w:w="1805"/>
+        <w:gridCol w:w="1948"/>
+        <w:gridCol w:w="1948"/>
+        <w:gridCol w:w="1947"/>
+        <w:gridCol w:w="1947"/>
+        <w:gridCol w:w="1947"/>
       </w:tblGrid>
       <w:tr>
         <w:tc>
           <w:tcPr>
-            <w:tcW w:type="dxa" w:w="1805"/>
+            <w:tcW w:w="1805" w:type="dxa"/>
           </w:tcPr>
           <w:p>
             <w:r>
@@ -9653,7 +11494,7 @@
         </w:tc>
         <w:tc>
           <w:tcPr>
-            <w:tcW w:type="dxa" w:w="1805"/>
+            <w:tcW w:w="1805" w:type="dxa"/>
           </w:tcPr>
           <w:p>
             <w:r>
@@ -9666,7 +11507,7 @@
         </w:tc>
         <w:tc>
           <w:tcPr>
-            <w:tcW w:type="dxa" w:w="1805"/>
+            <w:tcW w:w="1805" w:type="dxa"/>
           </w:tcPr>
           <w:p>
             <w:r>
@@ -9679,7 +11520,7 @@
         </w:tc>
         <w:tc>
           <w:tcPr>
-            <w:tcW w:type="dxa" w:w="1805"/>
+            <w:tcW w:w="1805" w:type="dxa"/>
           </w:tcPr>
           <w:p>
             <w:r>
@@ -9692,7 +11533,7 @@
         </w:tc>
         <w:tc>
           <w:tcPr>
-            <w:tcW w:type="dxa" w:w="1805"/>
+            <w:tcW w:w="1805" w:type="dxa"/>
           </w:tcPr>
           <w:p>
             <w:r>
@@ -9707,7 +11548,7 @@
       <w:tr>
         <w:tc>
           <w:tcPr>
-            <w:tcW w:type="dxa" w:w="1805"/>
+            <w:tcW w:w="1805" w:type="dxa"/>
           </w:tcPr>
           <w:p>
             <w:r>
@@ -9717,7 +11558,7 @@
         </w:tc>
         <w:tc>
           <w:tcPr>
-            <w:tcW w:type="dxa" w:w="1805"/>
+            <w:tcW w:w="1805" w:type="dxa"/>
           </w:tcPr>
           <w:p>
             <w:r>
@@ -9727,7 +11568,7 @@
         </w:tc>
         <w:tc>
           <w:tcPr>
-            <w:tcW w:type="dxa" w:w="1805"/>
+            <w:tcW w:w="1805" w:type="dxa"/>
           </w:tcPr>
           <w:p>
             <w:r>
@@ -9737,7 +11578,7 @@
         </w:tc>
         <w:tc>
           <w:tcPr>
-            <w:tcW w:type="dxa" w:w="1805"/>
+            <w:tcW w:w="1805" w:type="dxa"/>
           </w:tcPr>
           <w:p>
             <w:r>
@@ -9747,7 +11588,7 @@
         </w:tc>
         <w:tc>
           <w:tcPr>
-            <w:tcW w:type="dxa" w:w="1805"/>
+            <w:tcW w:w="1805" w:type="dxa"/>
           </w:tcPr>
           <w:p>
             <w:r>
@@ -9759,7 +11600,7 @@
       <w:tr>
         <w:tc>
           <w:tcPr>
-            <w:tcW w:type="dxa" w:w="1805"/>
+            <w:tcW w:w="1805" w:type="dxa"/>
           </w:tcPr>
           <w:p>
             <w:r>
@@ -9769,7 +11610,7 @@
         </w:tc>
         <w:tc>
           <w:tcPr>
-            <w:tcW w:type="dxa" w:w="1805"/>
+            <w:tcW w:w="1805" w:type="dxa"/>
           </w:tcPr>
           <w:p>
             <w:r>
@@ -9779,7 +11620,7 @@
         </w:tc>
         <w:tc>
           <w:tcPr>
-            <w:tcW w:type="dxa" w:w="1805"/>
+            <w:tcW w:w="1805" w:type="dxa"/>
           </w:tcPr>
           <w:p>
             <w:r>
@@ -9789,7 +11630,7 @@
         </w:tc>
         <w:tc>
           <w:tcPr>
-            <w:tcW w:type="dxa" w:w="1805"/>
+            <w:tcW w:w="1805" w:type="dxa"/>
           </w:tcPr>
           <w:p>
             <w:r>
@@ -9799,7 +11640,7 @@
         </w:tc>
         <w:tc>
           <w:tcPr>
-            <w:tcW w:type="dxa" w:w="1805"/>
+            <w:tcW w:w="1805" w:type="dxa"/>
           </w:tcPr>
           <w:p>
             <w:r>
@@ -9811,7 +11652,7 @@
       <w:tr>
         <w:tc>
           <w:tcPr>
-            <w:tcW w:type="dxa" w:w="1805"/>
+            <w:tcW w:w="1805" w:type="dxa"/>
           </w:tcPr>
           <w:p>
             <w:r>
@@ -9821,7 +11662,7 @@
         </w:tc>
         <w:tc>
           <w:tcPr>
-            <w:tcW w:type="dxa" w:w="1805"/>
+            <w:tcW w:w="1805" w:type="dxa"/>
           </w:tcPr>
           <w:p>
             <w:r>
@@ -9831,7 +11672,7 @@
         </w:tc>
         <w:tc>
           <w:tcPr>
-            <w:tcW w:type="dxa" w:w="1805"/>
+            <w:tcW w:w="1805" w:type="dxa"/>
           </w:tcPr>
           <w:p>
             <w:r>
@@ -9841,7 +11682,7 @@
         </w:tc>
         <w:tc>
           <w:tcPr>
-            <w:tcW w:type="dxa" w:w="1805"/>
+            <w:tcW w:w="1805" w:type="dxa"/>
           </w:tcPr>
           <w:p>
             <w:r>
@@ -9851,7 +11692,7 @@
         </w:tc>
         <w:tc>
           <w:tcPr>
-            <w:tcW w:type="dxa" w:w="1805"/>
+            <w:tcW w:w="1805" w:type="dxa"/>
           </w:tcPr>
           <w:p>
             <w:r>
@@ -9861,11 +11702,8 @@
         </w:tc>
       </w:tr>
     </w:tbl>
-    <w:p>
-      <w:pPr/>
-    </w:p>
-    <w:p>
-      <w:pPr/>
+    <w:p/>
+    <w:p>
       <w:r>
         <w:t>In absolute terms both models leave substantial predictive headroom on this dataset; freMTPL2freq is well known to be a noisy, high-class-imbalance benchmark for which linear classifiers without exposure modelling routinely report balanced accuracies in the high fifties. We therefore interpret the 1.6 percentage-point gain in balanced accuracy as a side-effect of the class-aware constraint geometry rather than as evidence of a fundamentally stronger classifier. The plain-accuracy decrease of roughly one percentage point is the ‘fairness tax’ in this experiment.</w:t>
       </w:r>
@@ -9879,13 +11717,11 @@
       </w:r>
     </w:p>
     <w:p>
-      <w:pPr/>
       <w:r>
         <w:t>The maximum pairwise TPR gap drops from Δ = 0.3073 under the unconstrained SVM to Δ = 0.1232 under HDRFC-K, a reduction of 59.9%. Table 3 reports the full per-group TPR profile.</w:t>
       </w:r>
     </w:p>
     <w:p>
-      <w:pPr/>
       <w:r>
         <w:rPr>
           <w:b/>
@@ -9897,26 +11733,26 @@
       <w:tblPr>
         <w:tblW w:w="9737" w:type="dxa"/>
         <w:tblBorders>
-          <w:top w:val="single" w:color="000000" w:sz="12"/>
-          <w:left w:val="single" w:color="000000" w:sz="12"/>
-          <w:bottom w:val="single" w:color="000000" w:sz="12"/>
-          <w:right w:val="single" w:color="000000" w:sz="12"/>
-          <w:insideH w:val="single" w:color="000000" w:sz="12"/>
-          <w:insideV w:val="single" w:color="000000" w:sz="12"/>
+          <w:top w:val="single" w:sz="12" w:space="0" w:color="000000"/>
+          <w:left w:val="single" w:sz="12" w:space="0" w:color="000000"/>
+          <w:bottom w:val="single" w:sz="12" w:space="0" w:color="000000"/>
+          <w:right w:val="single" w:sz="12" w:space="0" w:color="000000"/>
+          <w:insideH w:val="single" w:sz="12" w:space="0" w:color="000000"/>
+          <w:insideV w:val="single" w:sz="12" w:space="0" w:color="000000"/>
         </w:tblBorders>
         <w:tblLook w:val="04A0" w:firstRow="1" w:lastRow="0" w:firstColumn="1" w:lastColumn="0" w:noHBand="0" w:noVBand="1"/>
       </w:tblPr>
       <w:tblGrid>
-        <w:gridCol w:w="1805"/>
-        <w:gridCol w:w="1805"/>
-        <w:gridCol w:w="1805"/>
-        <w:gridCol w:w="1805"/>
-        <w:gridCol w:w="1805"/>
+        <w:gridCol w:w="1948"/>
+        <w:gridCol w:w="1948"/>
+        <w:gridCol w:w="1947"/>
+        <w:gridCol w:w="1947"/>
+        <w:gridCol w:w="1947"/>
       </w:tblGrid>
       <w:tr>
         <w:tc>
           <w:tcPr>
-            <w:tcW w:type="dxa" w:w="1805"/>
+            <w:tcW w:w="1805" w:type="dxa"/>
           </w:tcPr>
           <w:p>
             <w:r>
@@ -9929,7 +11765,7 @@
         </w:tc>
         <w:tc>
           <w:tcPr>
-            <w:tcW w:type="dxa" w:w="1805"/>
+            <w:tcW w:w="1805" w:type="dxa"/>
           </w:tcPr>
           <w:p>
             <w:r>
@@ -9942,7 +11778,7 @@
         </w:tc>
         <w:tc>
           <w:tcPr>
-            <w:tcW w:type="dxa" w:w="1805"/>
+            <w:tcW w:w="1805" w:type="dxa"/>
           </w:tcPr>
           <w:p>
             <w:r>
@@ -9955,7 +11791,7 @@
         </w:tc>
         <w:tc>
           <w:tcPr>
-            <w:tcW w:type="dxa" w:w="1805"/>
+            <w:tcW w:w="1805" w:type="dxa"/>
           </w:tcPr>
           <w:p>
             <w:r>
@@ -9968,7 +11804,7 @@
         </w:tc>
         <w:tc>
           <w:tcPr>
-            <w:tcW w:type="dxa" w:w="1805"/>
+            <w:tcW w:w="1805" w:type="dxa"/>
           </w:tcPr>
           <w:p>
             <w:r>
@@ -9983,7 +11819,7 @@
       <w:tr>
         <w:tc>
           <w:tcPr>
-            <w:tcW w:type="dxa" w:w="1805"/>
+            <w:tcW w:w="1805" w:type="dxa"/>
           </w:tcPr>
           <w:p>
             <w:r>
@@ -9993,7 +11829,7 @@
         </w:tc>
         <w:tc>
           <w:tcPr>
-            <w:tcW w:type="dxa" w:w="1805"/>
+            <w:tcW w:w="1805" w:type="dxa"/>
           </w:tcPr>
           <w:p>
             <w:r>
@@ -10003,7 +11839,7 @@
         </w:tc>
         <w:tc>
           <w:tcPr>
-            <w:tcW w:type="dxa" w:w="1805"/>
+            <w:tcW w:w="1805" w:type="dxa"/>
           </w:tcPr>
           <w:p>
             <w:r>
@@ -10013,7 +11849,7 @@
         </w:tc>
         <w:tc>
           <w:tcPr>
-            <w:tcW w:type="dxa" w:w="1805"/>
+            <w:tcW w:w="1805" w:type="dxa"/>
           </w:tcPr>
           <w:p>
             <w:r>
@@ -10023,7 +11859,7 @@
         </w:tc>
         <w:tc>
           <w:tcPr>
-            <w:tcW w:type="dxa" w:w="1805"/>
+            <w:tcW w:w="1805" w:type="dxa"/>
           </w:tcPr>
           <w:p>
             <w:r>
@@ -10035,7 +11871,7 @@
       <w:tr>
         <w:tc>
           <w:tcPr>
-            <w:tcW w:type="dxa" w:w="1805"/>
+            <w:tcW w:w="1805" w:type="dxa"/>
           </w:tcPr>
           <w:p>
             <w:r>
@@ -10045,7 +11881,7 @@
         </w:tc>
         <w:tc>
           <w:tcPr>
-            <w:tcW w:type="dxa" w:w="1805"/>
+            <w:tcW w:w="1805" w:type="dxa"/>
           </w:tcPr>
           <w:p>
             <w:r>
@@ -10055,7 +11891,7 @@
         </w:tc>
         <w:tc>
           <w:tcPr>
-            <w:tcW w:type="dxa" w:w="1805"/>
+            <w:tcW w:w="1805" w:type="dxa"/>
           </w:tcPr>
           <w:p>
             <w:r>
@@ -10065,7 +11901,7 @@
         </w:tc>
         <w:tc>
           <w:tcPr>
-            <w:tcW w:type="dxa" w:w="1805"/>
+            <w:tcW w:w="1805" w:type="dxa"/>
           </w:tcPr>
           <w:p>
             <w:r>
@@ -10075,7 +11911,7 @@
         </w:tc>
         <w:tc>
           <w:tcPr>
-            <w:tcW w:type="dxa" w:w="1805"/>
+            <w:tcW w:w="1805" w:type="dxa"/>
           </w:tcPr>
           <w:p>
             <w:r>
@@ -10087,7 +11923,7 @@
       <w:tr>
         <w:tc>
           <w:tcPr>
-            <w:tcW w:type="dxa" w:w="1805"/>
+            <w:tcW w:w="1805" w:type="dxa"/>
           </w:tcPr>
           <w:p>
             <w:r>
@@ -10097,7 +11933,7 @@
         </w:tc>
         <w:tc>
           <w:tcPr>
-            <w:tcW w:type="dxa" w:w="1805"/>
+            <w:tcW w:w="1805" w:type="dxa"/>
           </w:tcPr>
           <w:p>
             <w:r>
@@ -10107,7 +11943,7 @@
         </w:tc>
         <w:tc>
           <w:tcPr>
-            <w:tcW w:type="dxa" w:w="1805"/>
+            <w:tcW w:w="1805" w:type="dxa"/>
           </w:tcPr>
           <w:p>
             <w:r>
@@ -10117,7 +11953,7 @@
         </w:tc>
         <w:tc>
           <w:tcPr>
-            <w:tcW w:type="dxa" w:w="1805"/>
+            <w:tcW w:w="1805" w:type="dxa"/>
           </w:tcPr>
           <w:p>
             <w:r>
@@ -10127,7 +11963,7 @@
         </w:tc>
         <w:tc>
           <w:tcPr>
-            <w:tcW w:type="dxa" w:w="1805"/>
+            <w:tcW w:w="1805" w:type="dxa"/>
           </w:tcPr>
           <w:p>
             <w:r>
@@ -10139,7 +11975,7 @@
       <w:tr>
         <w:tc>
           <w:tcPr>
-            <w:tcW w:type="dxa" w:w="1805"/>
+            <w:tcW w:w="1805" w:type="dxa"/>
           </w:tcPr>
           <w:p>
             <w:r>
@@ -10149,7 +11985,7 @@
         </w:tc>
         <w:tc>
           <w:tcPr>
-            <w:tcW w:type="dxa" w:w="1805"/>
+            <w:tcW w:w="1805" w:type="dxa"/>
           </w:tcPr>
           <w:p>
             <w:r>
@@ -10159,7 +11995,7 @@
         </w:tc>
         <w:tc>
           <w:tcPr>
-            <w:tcW w:type="dxa" w:w="1805"/>
+            <w:tcW w:w="1805" w:type="dxa"/>
           </w:tcPr>
           <w:p>
             <w:r>
@@ -10169,7 +12005,7 @@
         </w:tc>
         <w:tc>
           <w:tcPr>
-            <w:tcW w:type="dxa" w:w="1805"/>
+            <w:tcW w:w="1805" w:type="dxa"/>
           </w:tcPr>
           <w:p>
             <w:r>
@@ -10179,7 +12015,7 @@
         </w:tc>
         <w:tc>
           <w:tcPr>
-            <w:tcW w:type="dxa" w:w="1805"/>
+            <w:tcW w:w="1805" w:type="dxa"/>
           </w:tcPr>
           <w:p>
             <w:r>
@@ -10191,7 +12027,7 @@
       <w:tr>
         <w:tc>
           <w:tcPr>
-            <w:tcW w:type="dxa" w:w="1805"/>
+            <w:tcW w:w="1805" w:type="dxa"/>
           </w:tcPr>
           <w:p>
             <w:r>
@@ -10201,7 +12037,7 @@
         </w:tc>
         <w:tc>
           <w:tcPr>
-            <w:tcW w:type="dxa" w:w="1805"/>
+            <w:tcW w:w="1805" w:type="dxa"/>
           </w:tcPr>
           <w:p>
             <w:r>
@@ -10211,7 +12047,7 @@
         </w:tc>
         <w:tc>
           <w:tcPr>
-            <w:tcW w:type="dxa" w:w="1805"/>
+            <w:tcW w:w="1805" w:type="dxa"/>
           </w:tcPr>
           <w:p>
             <w:r>
@@ -10221,7 +12057,7 @@
         </w:tc>
         <w:tc>
           <w:tcPr>
-            <w:tcW w:type="dxa" w:w="1805"/>
+            <w:tcW w:w="1805" w:type="dxa"/>
           </w:tcPr>
           <w:p>
             <w:r>
@@ -10231,7 +12067,7 @@
         </w:tc>
         <w:tc>
           <w:tcPr>
-            <w:tcW w:type="dxa" w:w="1805"/>
+            <w:tcW w:w="1805" w:type="dxa"/>
           </w:tcPr>
           <w:p>
             <w:r>
@@ -10241,17 +12077,17 @@
         </w:tc>
       </w:tr>
     </w:tbl>
-    <w:p>
-      <w:pPr/>
-    </w:p>
-    <w:p>
-      <w:pPr/>
-      <w:r>
-        <w:t>The unconstrained SVM exhibits a pronounced asymmetry: the youngest group (18–25) has TPR_1 = 0.8667 while the four older groups lie in the narrow band [0.5593, 0.6000]. The fairness constraints (8) act in the direction one would predict from Theorem 3.5: TPR_1 is reduced by 0.1333 towards the bulk of the distribution, while TPR_2, …, TPR_5 each rise by between 0.0286 and 0.0789. After projection, all five group TPRs lie in [0.6102, 0.7333], so no group is left below 0.61.</w:t>
-      </w:r>
-    </w:p>
-    <w:p>
-      <w:pPr/>
+    <w:p/>
+    <w:p>
+      <w:r>
+        <w:t xml:space="preserve">The unconstrained SVM exhibits a pronounced asymmetry: the youngest group (18–25) has TPR_1 = 0.8667 while the four older groups lie in the narrow band [0.5593, 0.6000]. The </w:t>
+      </w:r>
+      <w:r>
+        <w:lastRenderedPageBreak/>
+        <w:t>fairness constraints (8) act in the direction one would predict from Theorem 3.5: TPR_1 is reduced by 0.1333 towards the bulk of the distribution, while TPR_2, …, TPR_5 each rise by between 0.0286 and 0.0789. After projection, all five group TPRs lie in [0.6102, 0.7333], so no group is left below 0.61.</w:t>
+      </w:r>
+    </w:p>
+    <w:p>
       <w:r>
         <w:t>The pairwise structure makes the geometry concrete. Under the unconstrained SVM, every pair involving group 1 shows a large positive gap: TPR_1 − TPR_2 = +0.307, TPR_1 − TPR_3 = +0.275, TPR_1 − TPR_4 = +0.267, TPR_1 − TPR_5 = +0.267, while all C(4,2) = 6 pairs among groups {2, 3, 4, 5} lie within ±0.041. The disparity is therefore essentially a one-versus-rest pattern driven by the youngest drivers. Under HDRFC-K, the analogous pairwise differences contract: TPR_1 − TPR_2 = +0.123, TPR_1 − TPR_4 = +0.105, TPR_1 − TPR_5 = +0.067, TPR_1 − TPR_3 = +0.062, TPR_3 − TPR_2 = +0.061, with all remaining pairs among groups {2, 3, 4, 5} within ±0.057. The new maximum, 0.123, again involves group 1 but is now less than half of the largest baseline gap (0.307). None of the realised pairwise ratios approach the slack bound H_kl ≤ 2.5 implied by ζ = 1.5; the constraints in (8) are therefore not tight at the optimum, suggesting that tighter ζ values would still be feasible at this ρ.</w:t>
       </w:r>
@@ -10265,7 +12101,6 @@
       </w:r>
     </w:p>
     <w:p>
-      <w:pPr/>
       <w:r>
         <w:rPr>
           <w:b/>
@@ -10277,7 +12112,6 @@
       </w:r>
     </w:p>
     <w:p>
-      <w:pPr/>
       <w:r>
         <w:rPr>
           <w:b/>
@@ -10289,7 +12123,6 @@
       </w:r>
     </w:p>
     <w:p>
-      <w:pPr/>
       <w:r>
         <w:rPr>
           <w:b/>
@@ -10297,7 +12130,11 @@
         <w:t xml:space="preserve">Limitations. </w:t>
       </w:r>
       <w:r>
-        <w:t>Several caveats apply. First, the results are obtained on a single dataset and a single train/test split; we report point estimates rather than confidence intervals, and any claim about the relative ranking of the two estimators should therefore be regarded as preliminary until cross-validated on multiple folds and replicated on additional benchmarks. Second, the inverse-frequency class weighting, while a standard remedy for class imbalance, departs from the uniform-weight objective in Theorem 3.5; although the constraint structure is unchanged, the precise duality argument underlying the LP would need to be re-stated for the weighted case to be fully rigorous. Third, the L1 norm is a modelling choice driven by computational tractability — an L2 (SOCP) variant would be preferable when the feature scaling is heterogeneous, and we have not characterised how much of the observed fairness gain is specific to L1 geometry. Fourth, the sensitive attribute is excluded from x_i but its proxies (region, area code, bonus-malus) remain, so the residual TPR gap of 0.123 in group 1 may reflect proxy leakage that the linear-LP framework cannot, by construction, fully eliminate. Fifth, our solve-time figures are wall-clock measurements on a single machine and should not be read as a benchmark of CLARABEL or of LP-based fair learning more broadly. Finally, the experiment uses K = 5 groups; the LP scales as K(K − 1) in the number of fairness blocks, and the empirical scaling behaviour for larger K remains to be characterised.</w:t>
+        <w:t xml:space="preserve">Several caveats apply. First, the results are obtained on a single dataset and a single train/test split; we report point estimates rather than confidence intervals, and any claim about the relative ranking of the two estimators should therefore be regarded as preliminary until cross-validated on multiple folds and replicated on additional benchmarks. Second, the inverse-frequency class weighting, while a standard remedy for class imbalance, departs from the uniform-weight objective in Theorem 3.5; although the constraint structure is unchanged, the precise duality argument underlying the LP would need to be re-stated for the weighted case to be fully rigorous. Third, the L1 norm is a modelling choice driven by computational tractability — an L2 (SOCP) variant would be preferable when the feature scaling is heterogeneous, and we have not characterised how much of the observed fairness gain is specific to L1 geometry. Fourth, the sensitive attribute is excluded from x_i but its proxies (region, area code, bonus-malus) remain, so the residual TPR gap of 0.123 in group 1 may reflect proxy leakage that the linear-LP framework cannot, by construction, fully </w:t>
+      </w:r>
+      <w:r>
+        <w:lastRenderedPageBreak/>
+        <w:t>eliminate. Fifth, our solve-time figures are wall-clock measurements on a single machine and should not be read as a benchmark of CLARABEL or of LP-based fair learning more broadly. Finally, the experiment uses K = 5 groups; the LP scales as K(K − 1) in the number of fairness blocks, and the empirical scaling behaviour for larger K remains to be characterised.</w:t>
       </w:r>
     </w:p>
     <w:p>
@@ -10311,9 +12148,18 @@
         <w:rPr>
           <w:color w:val="000000" w:themeColor="text1"/>
         </w:rPr>
-        <w:lastRenderedPageBreak/>
         <w:t>6. Conclusion</w:t>
       </w:r>
+    </w:p>
+    <w:p>
+      <w:pPr>
+        <w:pStyle w:val="Heading1"/>
+        <w:rPr>
+          <w:rFonts w:hint="eastAsia"/>
+          <w:color w:val="000000" w:themeColor="text1"/>
+          <w:lang w:eastAsia="zh-CN"/>
+        </w:rPr>
+      </w:pPr>
     </w:p>
     <w:p>
       <w:pPr>
@@ -10457,70 +12303,28 @@
       </w:r>
     </w:p>
     <w:p>
-      <w:pPr/>
       <w:r>
         <w:t>Diamond, J., &amp; Boyd, S. (2016). CVXPY: A Python-embedded modeling language for convex optimization. Journal of Machine Learning Research, 17(83), 1–5. https://www.jmlr.org/papers/v17/15-408.html</w:t>
       </w:r>
     </w:p>
     <w:p>
-      <w:pPr/>
       <w:r>
         <w:t>Duval, C., &amp; Charpentier, A. (2020). freMTPL2freq [Dataset]. OpenML. https://www.openml.org/d/41214</w:t>
       </w:r>
     </w:p>
     <w:p>
-      <w:pPr/>
       <w:r>
         <w:t>Goulart, P., &amp; Chen, Y. (2024). CLARABEL: An interior-point solver for conic optimization problems (Version 0.9) [Software]. https://github.com/oxfordcontrol/Clarabel.rs</w:t>
       </w:r>
     </w:p>
     <w:sectPr>
-      <w:pgSz w:w="11906" w:h="16838" w:orient="portrait"/>
+      <w:pgSz w:w="11906" w:h="16838"/>
       <w:pgMar w:top="1440" w:right="1440" w:bottom="1440" w:left="1440" w:header="708" w:footer="708" w:gutter="0"/>
       <w:cols w:space="720"/>
       <w:docGrid w:linePitch="360"/>
     </w:sectPr>
   </w:body>
 </w:document>
-</file>
-
-<file path=word/comments.xml><?xml version="1.0" encoding="utf-8"?>
-<w:comments xmlns:w14="http://schemas.microsoft.com/office/word/2010/wordml" xmlns:w="http://schemas.openxmlformats.org/wordprocessingml/2006/main">
-  <w:comment xmlns:w="http://schemas.openxmlformats.org/wordprocessingml/2006/main" w:initials="TD" w:author="Tetiana Dzhenzherova" w:date="2026-06-08T12:29:18" w:id="1354511302">
-    <w:p xmlns:w14="http://schemas.microsoft.com/office/word/2010/wordml" xmlns:w="http://schemas.openxmlformats.org/wordprocessingml/2006/main">
-      <w:pPr>
-        <w:pStyle w:val="CommentText"/>
-      </w:pPr>
-      <w:r>
-        <w:rPr>
-          <w:rStyle w:val="CommentReference"/>
-        </w:rPr>
-        <w:annotationRef/>
-      </w:r>
-      <w:r>
-        <w:t>Important</w:t>
-      </w:r>
-    </w:p>
-  </w:comment>
-</w:comments>
-</file>
-
-<file path=word/commentsExtended.xml><?xml version="1.0" encoding="utf-8"?>
-<w15:commentsEx xmlns:mc="http://schemas.openxmlformats.org/markup-compatibility/2006" xmlns:w15="http://schemas.microsoft.com/office/word/2012/wordml" mc:Ignorable="w15">
-  <w15:commentEx w15:done="0" w15:paraId="10B45311"/>
-</w15:commentsEx>
-</file>
-
-<file path=word/commentsExtensible.xml><?xml version="1.0" encoding="utf-8"?>
-<w16cex:commentsExtensible xmlns:w16="http://schemas.microsoft.com/office/word/2018/wordml" xmlns:w16cex="http://schemas.microsoft.com/office/word/2018/wordml/cex" xmlns:mc="http://schemas.openxmlformats.org/markup-compatibility/2006" mc:Ignorable="w16 w16cex">
-  <w16cex:commentExtensible w16cex:durableId="6C55F659" w16cex:dateUtc="2026-06-08T10:29:18.297Z"/>
-</w16cex:commentsExtensible>
-</file>
-
-<file path=word/commentsIds.xml><?xml version="1.0" encoding="utf-8"?>
-<w16cid:commentsIds xmlns:mc="http://schemas.openxmlformats.org/markup-compatibility/2006" xmlns:w16cid="http://schemas.microsoft.com/office/word/2016/wordml/cid" mc:Ignorable="w16cid">
-  <w16cid:commentId w16cid:paraId="10B45311" w16cid:durableId="6C55F659"/>
-</w16cid:commentsIds>
 </file>
 
 <file path=word/numbering.xml><?xml version="1.0" encoding="utf-8"?>
@@ -10538,7 +12342,7 @@
         <w:ind w:left="720" w:hanging="360"/>
       </w:pPr>
       <w:rPr>
-        <w:rFonts w:hint="default" w:ascii="Symbol" w:hAnsi="Symbol"/>
+        <w:rFonts w:ascii="Symbol" w:hAnsi="Symbol" w:hint="default"/>
       </w:rPr>
     </w:lvl>
     <w:lvl w:ilvl="1" w:tplc="08090003" w:tentative="1">
@@ -10550,7 +12354,7 @@
         <w:ind w:left="1440" w:hanging="360"/>
       </w:pPr>
       <w:rPr>
-        <w:rFonts w:hint="default" w:ascii="Courier New" w:hAnsi="Courier New" w:cs="Courier New"/>
+        <w:rFonts w:ascii="Courier New" w:hAnsi="Courier New" w:cs="Courier New" w:hint="default"/>
       </w:rPr>
     </w:lvl>
     <w:lvl w:ilvl="2" w:tplc="08090005" w:tentative="1">
@@ -10562,7 +12366,7 @@
         <w:ind w:left="2160" w:hanging="360"/>
       </w:pPr>
       <w:rPr>
-        <w:rFonts w:hint="default" w:ascii="Wingdings" w:hAnsi="Wingdings"/>
+        <w:rFonts w:ascii="Wingdings" w:hAnsi="Wingdings" w:hint="default"/>
       </w:rPr>
     </w:lvl>
     <w:lvl w:ilvl="3" w:tplc="08090001" w:tentative="1">
@@ -10574,7 +12378,7 @@
         <w:ind w:left="2880" w:hanging="360"/>
       </w:pPr>
       <w:rPr>
-        <w:rFonts w:hint="default" w:ascii="Symbol" w:hAnsi="Symbol"/>
+        <w:rFonts w:ascii="Symbol" w:hAnsi="Symbol" w:hint="default"/>
       </w:rPr>
     </w:lvl>
     <w:lvl w:ilvl="4" w:tplc="08090003" w:tentative="1">
@@ -10586,7 +12390,7 @@
         <w:ind w:left="3600" w:hanging="360"/>
       </w:pPr>
       <w:rPr>
-        <w:rFonts w:hint="default" w:ascii="Courier New" w:hAnsi="Courier New" w:cs="Courier New"/>
+        <w:rFonts w:ascii="Courier New" w:hAnsi="Courier New" w:cs="Courier New" w:hint="default"/>
       </w:rPr>
     </w:lvl>
     <w:lvl w:ilvl="5" w:tplc="08090005" w:tentative="1">
@@ -10598,7 +12402,7 @@
         <w:ind w:left="4320" w:hanging="360"/>
       </w:pPr>
       <w:rPr>
-        <w:rFonts w:hint="default" w:ascii="Wingdings" w:hAnsi="Wingdings"/>
+        <w:rFonts w:ascii="Wingdings" w:hAnsi="Wingdings" w:hint="default"/>
       </w:rPr>
     </w:lvl>
     <w:lvl w:ilvl="6" w:tplc="08090001" w:tentative="1">
@@ -10610,7 +12414,7 @@
         <w:ind w:left="5040" w:hanging="360"/>
       </w:pPr>
       <w:rPr>
-        <w:rFonts w:hint="default" w:ascii="Symbol" w:hAnsi="Symbol"/>
+        <w:rFonts w:ascii="Symbol" w:hAnsi="Symbol" w:hint="default"/>
       </w:rPr>
     </w:lvl>
     <w:lvl w:ilvl="7" w:tplc="08090003" w:tentative="1">
@@ -10622,7 +12426,7 @@
         <w:ind w:left="5760" w:hanging="360"/>
       </w:pPr>
       <w:rPr>
-        <w:rFonts w:hint="default" w:ascii="Courier New" w:hAnsi="Courier New" w:cs="Courier New"/>
+        <w:rFonts w:ascii="Courier New" w:hAnsi="Courier New" w:cs="Courier New" w:hint="default"/>
       </w:rPr>
     </w:lvl>
     <w:lvl w:ilvl="8" w:tplc="08090005" w:tentative="1">
@@ -10634,7 +12438,7 @@
         <w:ind w:left="6480" w:hanging="360"/>
       </w:pPr>
       <w:rPr>
-        <w:rFonts w:hint="default" w:ascii="Wingdings" w:hAnsi="Wingdings"/>
+        <w:rFonts w:ascii="Wingdings" w:hAnsi="Wingdings" w:hint="default"/>
       </w:rPr>
     </w:lvl>
   </w:abstractNum>
@@ -10736,23 +12540,15 @@
 </w:numbering>
 </file>
 
-<file path=word/people.xml><?xml version="1.0" encoding="utf-8"?>
-<w15:people xmlns:mc="http://schemas.openxmlformats.org/markup-compatibility/2006" xmlns:w15="http://schemas.microsoft.com/office/word/2012/wordml" mc:Ignorable="w15">
-  <w15:person w15:author="Tetiana Dzhenzherova">
-    <w15:presenceInfo w15:providerId="AD" w15:userId="S::tetiana.dzhenzherova@tum.de::93162d82-febb-4e6b-a5c0-f7afca1d9edc"/>
-  </w15:person>
-</w15:people>
-</file>
-
 <file path=word/styles.xml><?xml version="1.0" encoding="utf-8"?>
 <w:styles xmlns:mc="http://schemas.openxmlformats.org/markup-compatibility/2006" xmlns:r="http://schemas.openxmlformats.org/officeDocument/2006/relationships" xmlns:w="http://schemas.openxmlformats.org/wordprocessingml/2006/main" xmlns:w14="http://schemas.microsoft.com/office/word/2010/wordml" xmlns:w15="http://schemas.microsoft.com/office/word/2012/wordml" xmlns:w16cex="http://schemas.microsoft.com/office/word/2018/wordml/cex" xmlns:w16cid="http://schemas.microsoft.com/office/word/2016/wordml/cid" xmlns:w16="http://schemas.microsoft.com/office/word/2018/wordml" xmlns:w16du="http://schemas.microsoft.com/office/word/2023/wordml/word16du" xmlns:w16sdtdh="http://schemas.microsoft.com/office/word/2020/wordml/sdtdatahash" xmlns:w16sdtfl="http://schemas.microsoft.com/office/word/2024/wordml/sdtformatlock" xmlns:w16se="http://schemas.microsoft.com/office/word/2015/wordml/symex" mc:Ignorable="w14 w15 w16se w16cid w16 w16cex w16sdtdh w16sdtfl w16du">
   <w:docDefaults>
     <w:rPrDefault>
       <w:rPr>
-        <w:rFonts w:ascii="Times New Roman" w:hAnsi="Times New Roman" w:eastAsia="Times New Roman" w:cs="Times New Roman"/>
+        <w:rFonts w:ascii="Times New Roman" w:eastAsiaTheme="minorEastAsia" w:hAnsi="Times New Roman" w:cs="Times New Roman"/>
         <w:sz w:val="24"/>
         <w:szCs w:val="24"/>
-        <w:lang w:val="en-UA" w:eastAsia="en-GB" w:bidi="ar-SA"/>
+        <w:lang w:eastAsia="en-GB" w:bidi="ar-SA"/>
       </w:rPr>
     </w:rPrDefault>
     <w:pPrDefault/>
@@ -10760,14 +12556,14 @@
   <w:latentStyles w:defLockedState="0" w:defUIPriority="99" w:defSemiHidden="0" w:defUnhideWhenUsed="0" w:defQFormat="0" w:count="376">
     <w:lsdException w:name="Normal" w:uiPriority="0" w:qFormat="1"/>
     <w:lsdException w:name="heading 1" w:uiPriority="9" w:qFormat="1"/>
-    <w:lsdException w:name="heading 2" w:uiPriority="9" w:semiHidden="1" w:unhideWhenUsed="1" w:qFormat="1"/>
-    <w:lsdException w:name="heading 3" w:uiPriority="9" w:semiHidden="1" w:unhideWhenUsed="1" w:qFormat="1"/>
-    <w:lsdException w:name="heading 4" w:uiPriority="9" w:semiHidden="1" w:unhideWhenUsed="1" w:qFormat="1"/>
-    <w:lsdException w:name="heading 5" w:uiPriority="9" w:semiHidden="1" w:unhideWhenUsed="1" w:qFormat="1"/>
-    <w:lsdException w:name="heading 6" w:uiPriority="9" w:semiHidden="1" w:unhideWhenUsed="1" w:qFormat="1"/>
-    <w:lsdException w:name="heading 7" w:uiPriority="9" w:semiHidden="1" w:unhideWhenUsed="1" w:qFormat="1"/>
-    <w:lsdException w:name="heading 8" w:uiPriority="9" w:semiHidden="1" w:unhideWhenUsed="1" w:qFormat="1"/>
-    <w:lsdException w:name="heading 9" w:uiPriority="9" w:semiHidden="1" w:unhideWhenUsed="1" w:qFormat="1"/>
+    <w:lsdException w:name="heading 2" w:semiHidden="1" w:uiPriority="9" w:unhideWhenUsed="1" w:qFormat="1"/>
+    <w:lsdException w:name="heading 3" w:semiHidden="1" w:uiPriority="9" w:unhideWhenUsed="1" w:qFormat="1"/>
+    <w:lsdException w:name="heading 4" w:semiHidden="1" w:uiPriority="9" w:unhideWhenUsed="1" w:qFormat="1"/>
+    <w:lsdException w:name="heading 5" w:semiHidden="1" w:uiPriority="9" w:unhideWhenUsed="1" w:qFormat="1"/>
+    <w:lsdException w:name="heading 6" w:semiHidden="1" w:uiPriority="9" w:unhideWhenUsed="1" w:qFormat="1"/>
+    <w:lsdException w:name="heading 7" w:semiHidden="1" w:uiPriority="9" w:unhideWhenUsed="1" w:qFormat="1"/>
+    <w:lsdException w:name="heading 8" w:semiHidden="1" w:uiPriority="9" w:unhideWhenUsed="1" w:qFormat="1"/>
+    <w:lsdException w:name="heading 9" w:semiHidden="1" w:uiPriority="9" w:unhideWhenUsed="1" w:qFormat="1"/>
     <w:lsdException w:name="index 1" w:semiHidden="1" w:unhideWhenUsed="1"/>
     <w:lsdException w:name="index 2" w:semiHidden="1" w:unhideWhenUsed="1"/>
     <w:lsdException w:name="index 3" w:semiHidden="1" w:unhideWhenUsed="1"/>
@@ -10777,22 +12573,22 @@
     <w:lsdException w:name="index 7" w:semiHidden="1" w:unhideWhenUsed="1"/>
     <w:lsdException w:name="index 8" w:semiHidden="1" w:unhideWhenUsed="1"/>
     <w:lsdException w:name="index 9" w:semiHidden="1" w:unhideWhenUsed="1"/>
-    <w:lsdException w:name="toc 1" w:uiPriority="39" w:semiHidden="1" w:unhideWhenUsed="1"/>
-    <w:lsdException w:name="toc 2" w:uiPriority="39" w:semiHidden="1" w:unhideWhenUsed="1"/>
-    <w:lsdException w:name="toc 3" w:uiPriority="39" w:semiHidden="1" w:unhideWhenUsed="1"/>
-    <w:lsdException w:name="toc 4" w:uiPriority="39" w:semiHidden="1" w:unhideWhenUsed="1"/>
-    <w:lsdException w:name="toc 5" w:uiPriority="39" w:semiHidden="1" w:unhideWhenUsed="1"/>
-    <w:lsdException w:name="toc 6" w:uiPriority="39" w:semiHidden="1" w:unhideWhenUsed="1"/>
-    <w:lsdException w:name="toc 7" w:uiPriority="39" w:semiHidden="1" w:unhideWhenUsed="1"/>
-    <w:lsdException w:name="toc 8" w:uiPriority="39" w:semiHidden="1" w:unhideWhenUsed="1"/>
-    <w:lsdException w:name="toc 9" w:uiPriority="39" w:semiHidden="1" w:unhideWhenUsed="1"/>
+    <w:lsdException w:name="toc 1" w:semiHidden="1" w:uiPriority="39" w:unhideWhenUsed="1"/>
+    <w:lsdException w:name="toc 2" w:semiHidden="1" w:uiPriority="39" w:unhideWhenUsed="1"/>
+    <w:lsdException w:name="toc 3" w:semiHidden="1" w:uiPriority="39" w:unhideWhenUsed="1"/>
+    <w:lsdException w:name="toc 4" w:semiHidden="1" w:uiPriority="39" w:unhideWhenUsed="1"/>
+    <w:lsdException w:name="toc 5" w:semiHidden="1" w:uiPriority="39" w:unhideWhenUsed="1"/>
+    <w:lsdException w:name="toc 6" w:semiHidden="1" w:uiPriority="39" w:unhideWhenUsed="1"/>
+    <w:lsdException w:name="toc 7" w:semiHidden="1" w:uiPriority="39" w:unhideWhenUsed="1"/>
+    <w:lsdException w:name="toc 8" w:semiHidden="1" w:uiPriority="39" w:unhideWhenUsed="1"/>
+    <w:lsdException w:name="toc 9" w:semiHidden="1" w:uiPriority="39" w:unhideWhenUsed="1"/>
     <w:lsdException w:name="Normal Indent" w:semiHidden="1" w:unhideWhenUsed="1"/>
     <w:lsdException w:name="footnote text" w:semiHidden="1" w:unhideWhenUsed="1"/>
     <w:lsdException w:name="annotation text" w:semiHidden="1" w:unhideWhenUsed="1"/>
     <w:lsdException w:name="header" w:semiHidden="1" w:unhideWhenUsed="1"/>
     <w:lsdException w:name="footer" w:semiHidden="1" w:unhideWhenUsed="1"/>
     <w:lsdException w:name="index heading" w:semiHidden="1" w:unhideWhenUsed="1"/>
-    <w:lsdException w:name="caption" w:uiPriority="35" w:semiHidden="1" w:unhideWhenUsed="1" w:qFormat="1"/>
+    <w:lsdException w:name="caption" w:semiHidden="1" w:uiPriority="35" w:unhideWhenUsed="1" w:qFormat="1"/>
     <w:lsdException w:name="table of figures" w:semiHidden="1" w:unhideWhenUsed="1"/>
     <w:lsdException w:name="envelope address" w:semiHidden="1" w:unhideWhenUsed="1"/>
     <w:lsdException w:name="envelope return" w:semiHidden="1" w:unhideWhenUsed="1"/>
@@ -10823,7 +12619,7 @@
     <w:lsdException w:name="Title" w:uiPriority="10" w:qFormat="1"/>
     <w:lsdException w:name="Closing" w:semiHidden="1" w:unhideWhenUsed="1"/>
     <w:lsdException w:name="Signature" w:semiHidden="1" w:unhideWhenUsed="1"/>
-    <w:lsdException w:name="Default Paragraph Font" w:uiPriority="1" w:semiHidden="1" w:unhideWhenUsed="1"/>
+    <w:lsdException w:name="Default Paragraph Font" w:semiHidden="1" w:uiPriority="1" w:unhideWhenUsed="1"/>
     <w:lsdException w:name="Body Text" w:semiHidden="1" w:unhideWhenUsed="1"/>
     <w:lsdException w:name="Body Text Indent" w:semiHidden="1" w:unhideWhenUsed="1"/>
     <w:lsdException w:name="List Continue" w:semiHidden="1" w:unhideWhenUsed="1"/>
@@ -11023,8 +12819,8 @@
     <w:lsdException w:name="Subtle Reference" w:uiPriority="31" w:qFormat="1"/>
     <w:lsdException w:name="Intense Reference" w:uiPriority="32" w:qFormat="1"/>
     <w:lsdException w:name="Book Title" w:uiPriority="33" w:qFormat="1"/>
-    <w:lsdException w:name="Bibliography" w:uiPriority="37" w:semiHidden="1" w:unhideWhenUsed="1"/>
-    <w:lsdException w:name="TOC Heading" w:uiPriority="39" w:semiHidden="1" w:unhideWhenUsed="1" w:qFormat="1"/>
+    <w:lsdException w:name="Bibliography" w:semiHidden="1" w:uiPriority="37" w:unhideWhenUsed="1"/>
+    <w:lsdException w:name="TOC Heading" w:semiHidden="1" w:uiPriority="39" w:unhideWhenUsed="1" w:qFormat="1"/>
     <w:lsdException w:name="Plain Table 1" w:uiPriority="41"/>
     <w:lsdException w:name="Plain Table 2" w:uiPriority="42"/>
     <w:lsdException w:name="Plain Table 3" w:uiPriority="43"/>
@@ -11135,7 +12931,7 @@
     <w:lsdException w:name="Unresolved Mention" w:semiHidden="1" w:unhideWhenUsed="1"/>
     <w:lsdException w:name="Smart Link" w:semiHidden="1" w:unhideWhenUsed="1"/>
   </w:latentStyles>
-  <w:style w:type="paragraph" w:styleId="Normal" w:default="1">
+  <w:style w:type="paragraph" w:default="1" w:styleId="Normal">
     <w:name w:val="Normal"/>
     <w:qFormat/>
   </w:style>
@@ -11228,13 +13024,13 @@
       <w:color w:val="1F4D78"/>
     </w:rPr>
   </w:style>
-  <w:style w:type="character" w:styleId="DefaultParagraphFont" w:default="1">
+  <w:style w:type="character" w:default="1" w:styleId="DefaultParagraphFont">
     <w:name w:val="Default Paragraph Font"/>
     <w:uiPriority w:val="1"/>
     <w:semiHidden/>
     <w:unhideWhenUsed/>
   </w:style>
-  <w:style w:type="table" w:styleId="TableNormal" w:default="1">
+  <w:style w:type="table" w:default="1" w:styleId="TableNormal">
     <w:name w:val="Normal Table"/>
     <w:uiPriority w:val="99"/>
     <w:semiHidden/>
@@ -11249,7 +13045,7 @@
       </w:tblCellMar>
     </w:tblPr>
   </w:style>
-  <w:style w:type="numbering" w:styleId="NoList" w:default="1">
+  <w:style w:type="numbering" w:default="1" w:styleId="NoList">
     <w:name w:val="No List"/>
     <w:uiPriority w:val="99"/>
     <w:semiHidden/>
@@ -11264,7 +13060,7 @@
       <w:szCs w:val="56"/>
     </w:rPr>
   </w:style>
-  <w:style w:type="paragraph" w:styleId="Strong1" w:customStyle="1">
+  <w:style w:type="paragraph" w:customStyle="1" w:styleId="Strong1">
     <w:name w:val="Strong1"/>
     <w:qFormat/>
     <w:rPr>
@@ -11305,7 +13101,7 @@
       <w:szCs w:val="20"/>
     </w:rPr>
   </w:style>
-  <w:style w:type="character" w:styleId="FootnoteTextChar" w:customStyle="1">
+  <w:style w:type="character" w:customStyle="1" w:styleId="FootnoteTextChar">
     <w:name w:val="Footnote Text Char"/>
     <w:link w:val="FootnoteText"/>
     <w:uiPriority w:val="99"/>
@@ -11336,7 +13132,7 @@
       <w:szCs w:val="20"/>
     </w:rPr>
   </w:style>
-  <w:style w:type="character" w:styleId="EndnoteTextChar" w:customStyle="1">
+  <w:style w:type="character" w:customStyle="1" w:styleId="EndnoteTextChar">
     <w:name w:val="Endnote Text Char"/>
     <w:link w:val="EndnoteText"/>
     <w:uiPriority w:val="99"/>
@@ -11359,27 +13155,27 @@
       <w:szCs w:val="16"/>
     </w:rPr>
   </w:style>
-  <w:style w:type="character" w:styleId="text-text-500" w:customStyle="1">
+  <w:style w:type="character" w:customStyle="1" w:styleId="text-text-500">
     <w:name w:val="text-text-500"/>
     <w:basedOn w:val="DefaultParagraphFont"/>
     <w:rsid w:val="00791C8E"/>
   </w:style>
-  <w:style w:type="character" w:styleId="absolute" w:customStyle="1">
+  <w:style w:type="character" w:customStyle="1" w:styleId="absolute">
     <w:name w:val="absolute"/>
     <w:basedOn w:val="DefaultParagraphFont"/>
     <w:rsid w:val="00791C8E"/>
   </w:style>
-  <w:style w:type="character" w:styleId="inline-flex" w:customStyle="1">
+  <w:style w:type="character" w:customStyle="1" w:styleId="inline-flex">
     <w:name w:val="inline-flex"/>
     <w:basedOn w:val="DefaultParagraphFont"/>
     <w:rsid w:val="00791C8E"/>
   </w:style>
-  <w:style w:type="character" w:styleId="transition-all" w:customStyle="1">
+  <w:style w:type="character" w:customStyle="1" w:styleId="transition-all">
     <w:name w:val="transition-all"/>
     <w:basedOn w:val="DefaultParagraphFont"/>
     <w:rsid w:val="00791C8E"/>
   </w:style>
-  <w:style w:type="paragraph" w:styleId="font-claude-response-body" w:customStyle="1">
+  <w:style w:type="paragraph" w:customStyle="1" w:styleId="font-claude-response-body">
     <w:name w:val="font-claude-response-body"/>
     <w:basedOn w:val="Normal"/>
     <w:rsid w:val="00791C8E"/>
@@ -11402,7 +13198,7 @@
 </file>
 
 <file path=word/theme/theme1.xml><?xml version="1.0" encoding="utf-8"?>
-<a:theme xmlns:a="http://schemas.openxmlformats.org/drawingml/2006/main" xmlns:thm15="http://schemas.microsoft.com/office/thememl/2012/main" name="Office Theme">
+<a:theme xmlns:a="http://schemas.openxmlformats.org/drawingml/2006/main" name="Office Theme">
   <a:themeElements>
     <a:clrScheme name="Office">
       <a:dk1>
@@ -11717,6 +13513,21 @@
 </file>
 
 <file path=customXml/item1.xml><?xml version="1.0" encoding="utf-8"?>
+<p:properties xmlns:p="http://schemas.microsoft.com/office/2006/metadata/properties" xmlns:xsi="http://www.w3.org/2001/XMLSchema-instance" xmlns:pc="http://schemas.microsoft.com/office/infopath/2007/PartnerControls">
+  <documentManagement/>
+</p:properties>
+</file>
+
+<file path=customXml/item2.xml><?xml version="1.0" encoding="utf-8"?>
+<?mso-contentType ?>
+<FormTemplates xmlns="http://schemas.microsoft.com/sharepoint/v3/contenttype/forms">
+  <Display>DocumentLibraryForm</Display>
+  <Edit>DocumentLibraryForm</Edit>
+  <New>DocumentLibraryForm</New>
+</FormTemplates>
+</file>
+
+<file path=customXml/item3.xml><?xml version="1.0" encoding="utf-8"?>
 <ct:contentTypeSchema xmlns:ct="http://schemas.microsoft.com/office/2006/metadata/contentType" xmlns:ma="http://schemas.microsoft.com/office/2006/metadata/properties/metaAttributes" ct:_="" ma:_="" ma:contentTypeName="Document" ma:contentTypeID="0x010100BBA22F01F53B324C980D3CBBB3A5C5CA" ma:contentTypeVersion="3" ma:contentTypeDescription="Create a new document." ma:contentTypeScope="" ma:versionID="5c6a761905031f82ecd821a2a5eea25d">
   <xsd:schema xmlns:xsd="http://www.w3.org/2001/XMLSchema" xmlns:xs="http://www.w3.org/2001/XMLSchema" xmlns:p="http://schemas.microsoft.com/office/2006/metadata/properties" xmlns:ns2="f003c744-fe9c-477a-8b9a-1939d21cd429" targetNamespace="http://schemas.microsoft.com/office/2006/metadata/properties" ma:root="true" ma:fieldsID="dc10a1b41a183af87208bf0655f9aa2e" ns2:_="">
     <xsd:import namespace="f003c744-fe9c-477a-8b9a-1939d21cd429"/>
@@ -11854,29 +13665,43 @@
 </ct:contentTypeSchema>
 </file>
 
-<file path=customXml/item2.xml><?xml version="1.0" encoding="utf-8"?>
-<?mso-contentType ?>
-<FormTemplates xmlns="http://schemas.microsoft.com/sharepoint/v3/contenttype/forms">
-  <Display>DocumentLibraryForm</Display>
-  <Edit>DocumentLibraryForm</Edit>
-  <New>DocumentLibraryForm</New>
-</FormTemplates>
-</file>
-
-<file path=customXml/item3.xml><?xml version="1.0" encoding="utf-8"?>
-<p:properties xmlns:p="http://schemas.microsoft.com/office/2006/metadata/properties" xmlns:xsi="http://www.w3.org/2001/XMLSchema-instance" xmlns:pc="http://schemas.microsoft.com/office/infopath/2007/PartnerControls">
-  <documentManagement/>
-</p:properties>
-</file>
-
 <file path=customXml/itemProps1.xml><?xml version="1.0" encoding="utf-8"?>
-<ds:datastoreItem xmlns:ds="http://schemas.openxmlformats.org/officeDocument/2006/customXml" ds:itemID="{4EDC8F53-8DD8-42B3-B966-E19F0D93C696}"/>
+<ds:datastoreItem xmlns:ds="http://schemas.openxmlformats.org/officeDocument/2006/customXml" ds:itemID="{8E045A5A-E57F-4BA3-B795-AB81D0158425}">
+  <ds:schemaRefs>
+    <ds:schemaRef ds:uri="http://schemas.microsoft.com/office/2006/metadata/properties"/>
+    <ds:schemaRef ds:uri="http://schemas.microsoft.com/office/infopath/2007/PartnerControls"/>
+  </ds:schemaRefs>
+</ds:datastoreItem>
 </file>
 
 <file path=customXml/itemProps2.xml><?xml version="1.0" encoding="utf-8"?>
-<ds:datastoreItem xmlns:ds="http://schemas.openxmlformats.org/officeDocument/2006/customXml" ds:itemID="{12EEC8BC-F5F7-4143-8C26-D1E86247B658}"/>
+<ds:datastoreItem xmlns:ds="http://schemas.openxmlformats.org/officeDocument/2006/customXml" ds:itemID="{12EEC8BC-F5F7-4143-8C26-D1E86247B658}">
+  <ds:schemaRefs>
+    <ds:schemaRef ds:uri="http://schemas.microsoft.com/sharepoint/v3/contenttype/forms"/>
+  </ds:schemaRefs>
+</ds:datastoreItem>
 </file>
 
 <file path=customXml/itemProps3.xml><?xml version="1.0" encoding="utf-8"?>
-<ds:datastoreItem xmlns:ds="http://schemas.openxmlformats.org/officeDocument/2006/customXml" ds:itemID="{8E045A5A-E57F-4BA3-B795-AB81D0158425}"/>
+<ds:datastoreItem xmlns:ds="http://schemas.openxmlformats.org/officeDocument/2006/customXml" ds:itemID="{4EDC8F53-8DD8-42B3-B966-E19F0D93C696}">
+  <ds:schemaRefs>
+    <ds:schemaRef ds:uri="http://schemas.microsoft.com/office/2006/metadata/contentType"/>
+    <ds:schemaRef ds:uri="http://schemas.microsoft.com/office/2006/metadata/properties/metaAttributes"/>
+    <ds:schemaRef ds:uri="http://www.w3.org/2001/XMLSchema"/>
+    <ds:schemaRef ds:uri="http://schemas.microsoft.com/office/2006/metadata/properties"/>
+    <ds:schemaRef ds:uri="f003c744-fe9c-477a-8b9a-1939d21cd429"/>
+    <ds:schemaRef ds:uri="http://schemas.microsoft.com/office/2006/documentManagement/types"/>
+    <ds:schemaRef ds:uri="http://schemas.microsoft.com/office/infopath/2007/PartnerControls"/>
+    <ds:schemaRef ds:uri="http://schemas.openxmlformats.org/package/2006/metadata/core-properties"/>
+    <ds:schemaRef ds:uri="http://purl.org/dc/elements/1.1/"/>
+    <ds:schemaRef ds:uri="http://purl.org/dc/terms/"/>
+    <ds:schemaRef ds:uri="http://schemas.microsoft.com/internal/obd"/>
+  </ds:schemaRefs>
+</ds:datastoreItem>
+</file>
+
+<file path=docMetadata/LabelInfo.xml><?xml version="1.0" encoding="utf-8"?>
+<clbl:labelList xmlns:clbl="http://schemas.microsoft.com/office/2020/mipLabelMetadata">
+  <clbl:label id="{0cf7ac0a-4681-4823-ab0b-04ef02c5f873}" enabled="1" method="Standard" siteId="{42f7676c-f455-423c-82f6-dc2d99791af7}" contentBits="0" removed="0"/>
+</clbl:labelList>
 </file>